--- a/docs/Historias de Usuario/HU-01- IKernell Soluciones Software.docx
+++ b/docs/Historias de Usuario/HU-01- IKernell Soluciones Software.docx
@@ -13,16 +13,11 @@
         <w:ind w:left="0" w:right="0" w:firstLine="0"/>
         <w:jc w:val="left"/>
         <w:rPr>
-          <w:rFonts w:ascii="Arial" w:cs="Arial" w:eastAsia="Arial" w:hAnsi="Arial"/>
-          <w:b w:val="0"/>
-          <w:bCs w:val="0"/>
           <w:i w:val="0"/>
           <w:iCs w:val="0"/>
           <w:smallCaps w:val="0"/>
           <w:strike w:val="0"/>
           <w:color w:val="000000"/>
-          <w:sz w:val="22"/>
-          <w:szCs w:val="22"/>
           <w:u w:val="none"/>
           <w:shd w:fill="auto" w:val="clear"/>
           <w:vertAlign w:val="baseline"/>
@@ -70,6 +65,7 @@
       <w:tr>
         <w:trPr>
           <w:cantSplit w:val="0"/>
+          <w:trHeight w:val="220" w:hRule="atLeast"/>
           <w:tblHeader w:val="0"/>
         </w:trPr>
         <w:tc>
@@ -92,7 +88,6 @@
               <w:ind w:left="0" w:right="0" w:firstLine="0"/>
               <w:jc w:val="center"/>
               <w:rPr>
-                <w:rFonts w:ascii="Calibri" w:cs="Calibri" w:eastAsia="Calibri" w:hAnsi="Calibri"/>
                 <w:b w:val="1"/>
                 <w:bCs w:val="1"/>
                 <w:i w:val="0"/>
@@ -100,24 +95,20 @@
                 <w:smallCaps w:val="0"/>
                 <w:strike w:val="0"/>
                 <w:color w:val="000000"/>
-                <w:sz w:val="22"/>
-                <w:szCs w:val="22"/>
-                <w:u w:val="none"/>
-                <w:shd w:fill="auto" w:val="clear"/>
-                <w:vertAlign w:val="baseline"/>
-              </w:rPr>
-            </w:pPr>
-            <w:r>
-              <w:rPr>
-                <w:b w:val="1"/>
-                <w:bCs w:val="1"/>
-                <w:i w:val="0"/>
-                <w:iCs w:val="0"/>
-                <w:smallCaps w:val="0"/>
-                <w:strike w:val="0"/>
-                <w:color w:val="1f3864"/>
-                <w:sz w:val="22"/>
-                <w:szCs w:val="22"/>
+                <w:u w:val="none"/>
+                <w:shd w:fill="auto" w:val="clear"/>
+                <w:vertAlign w:val="baseline"/>
+              </w:rPr>
+            </w:pPr>
+            <w:r>
+              <w:rPr>
+                <w:b w:val="1"/>
+                <w:bCs w:val="1"/>
+                <w:i w:val="0"/>
+                <w:iCs w:val="0"/>
+                <w:smallCaps w:val="0"/>
+                <w:strike w:val="0"/>
+                <w:color w:val="1f3864"/>
                 <w:u w:val="none"/>
                 <w:shd w:fill="auto" w:val="clear"/>
                 <w:vertAlign w:val="baseline"/>
@@ -136,6 +127,7 @@
       <w:tr>
         <w:trPr>
           <w:cantSplit w:val="0"/>
+          <w:trHeight w:val="220" w:hRule="atLeast"/>
           <w:tblHeader w:val="0"/>
         </w:trPr>
         <w:tc>
@@ -158,43 +150,33 @@
               <w:ind w:left="0" w:right="0" w:firstLine="0"/>
               <w:jc w:val="left"/>
               <w:rPr>
-                <w:rFonts w:ascii="Calibri" w:cs="Calibri" w:eastAsia="Calibri" w:hAnsi="Calibri"/>
-                <w:b w:val="1"/>
-                <w:bCs w:val="1"/>
-                <w:i w:val="0"/>
-                <w:iCs w:val="0"/>
-                <w:smallCaps w:val="0"/>
-                <w:strike w:val="0"/>
-                <w:color w:val="1f3864"/>
-                <w:sz w:val="22"/>
-                <w:szCs w:val="22"/>
-                <w:u w:val="none"/>
-                <w:shd w:fill="auto" w:val="clear"/>
-                <w:vertAlign w:val="baseline"/>
-              </w:rPr>
-            </w:pPr>
-            <w:r>
-              <w:rPr>
-                <w:b w:val="1"/>
-                <w:bCs w:val="1"/>
-                <w:i w:val="0"/>
-                <w:iCs w:val="0"/>
-                <w:smallCaps w:val="0"/>
-                <w:strike w:val="0"/>
-                <w:color w:val="1f3864"/>
-                <w:sz w:val="22"/>
-                <w:szCs w:val="22"/>
+                <w:b w:val="1"/>
+                <w:bCs w:val="1"/>
+                <w:i w:val="0"/>
+                <w:iCs w:val="0"/>
+                <w:smallCaps w:val="0"/>
+                <w:strike w:val="0"/>
+                <w:color w:val="1f3864"/>
+                <w:u w:val="none"/>
+                <w:shd w:fill="auto" w:val="clear"/>
+                <w:vertAlign w:val="baseline"/>
+              </w:rPr>
+            </w:pPr>
+            <w:r>
+              <w:rPr>
+                <w:b w:val="1"/>
+                <w:bCs w:val="1"/>
+                <w:i w:val="0"/>
+                <w:iCs w:val="0"/>
+                <w:smallCaps w:val="0"/>
+                <w:strike w:val="0"/>
+                <w:color w:val="1f3864"/>
                 <w:u w:val="none"/>
                 <w:shd w:fill="auto" w:val="clear"/>
                 <w:vertAlign w:val="baseline"/>
                 <w:rtl w:val="0"/>
               </w:rPr>
               <w:t xml:space="preserve">Código:</w:t>
-            </w:r>
-            <w:r>
-              <w:rPr>
-                <w:rtl w:val="0"/>
-              </w:rPr>
             </w:r>
           </w:p>
         </w:tc>
@@ -222,15 +204,11 @@
             </w:pPr>
             <w:r>
               <w:rPr>
-                <w:b w:val="0"/>
-                <w:bCs w:val="0"/>
                 <w:i w:val="0"/>
                 <w:iCs w:val="0"/>
                 <w:smallCaps w:val="0"/>
                 <w:strike w:val="0"/>
                 <w:color w:val="000000"/>
-                <w:sz w:val="22"/>
-                <w:szCs w:val="22"/>
                 <w:u w:val="none"/>
                 <w:shd w:fill="auto" w:val="clear"/>
                 <w:vertAlign w:val="baseline"/>
@@ -267,7 +245,6 @@
               <w:ind w:left="0" w:right="0" w:firstLine="0"/>
               <w:jc w:val="left"/>
               <w:rPr>
-                <w:rFonts w:ascii="Calibri" w:cs="Calibri" w:eastAsia="Calibri" w:hAnsi="Calibri"/>
                 <w:b w:val="1"/>
                 <w:bCs w:val="1"/>
                 <w:i w:val="0"/>
@@ -275,24 +252,20 @@
                 <w:smallCaps w:val="0"/>
                 <w:strike w:val="0"/>
                 <w:color w:val="000000"/>
-                <w:sz w:val="22"/>
-                <w:szCs w:val="22"/>
-                <w:u w:val="none"/>
-                <w:shd w:fill="auto" w:val="clear"/>
-                <w:vertAlign w:val="baseline"/>
-              </w:rPr>
-            </w:pPr>
-            <w:r>
-              <w:rPr>
-                <w:b w:val="1"/>
-                <w:bCs w:val="1"/>
-                <w:i w:val="0"/>
-                <w:iCs w:val="0"/>
-                <w:smallCaps w:val="0"/>
-                <w:strike w:val="0"/>
-                <w:color w:val="1f3864"/>
-                <w:sz w:val="22"/>
-                <w:szCs w:val="22"/>
+                <w:u w:val="none"/>
+                <w:shd w:fill="auto" w:val="clear"/>
+                <w:vertAlign w:val="baseline"/>
+              </w:rPr>
+            </w:pPr>
+            <w:r>
+              <w:rPr>
+                <w:b w:val="1"/>
+                <w:bCs w:val="1"/>
+                <w:i w:val="0"/>
+                <w:iCs w:val="0"/>
+                <w:smallCaps w:val="0"/>
+                <w:strike w:val="0"/>
+                <w:color w:val="1f3864"/>
                 <w:u w:val="none"/>
                 <w:shd w:fill="auto" w:val="clear"/>
                 <w:vertAlign w:val="baseline"/>
@@ -342,6 +315,7 @@
       <w:tr>
         <w:trPr>
           <w:cantSplit w:val="0"/>
+          <w:trHeight w:val="220" w:hRule="atLeast"/>
           <w:tblHeader w:val="0"/>
         </w:trPr>
         <w:tc>
@@ -364,32 +338,27 @@
               <w:ind w:left="0" w:right="0" w:firstLine="0"/>
               <w:jc w:val="left"/>
               <w:rPr>
-                <w:rFonts w:ascii="Calibri" w:cs="Calibri" w:eastAsia="Calibri" w:hAnsi="Calibri"/>
-                <w:b w:val="1"/>
-                <w:bCs w:val="1"/>
-                <w:i w:val="0"/>
-                <w:iCs w:val="0"/>
-                <w:smallCaps w:val="0"/>
-                <w:strike w:val="0"/>
-                <w:color w:val="1f3864"/>
-                <w:sz w:val="22"/>
-                <w:szCs w:val="22"/>
-                <w:u w:val="none"/>
-                <w:shd w:fill="auto" w:val="clear"/>
-                <w:vertAlign w:val="baseline"/>
-              </w:rPr>
-            </w:pPr>
-            <w:r>
-              <w:rPr>
-                <w:b w:val="1"/>
-                <w:bCs w:val="1"/>
-                <w:i w:val="0"/>
-                <w:iCs w:val="0"/>
-                <w:smallCaps w:val="0"/>
-                <w:strike w:val="0"/>
-                <w:color w:val="1f3864"/>
-                <w:sz w:val="22"/>
-                <w:szCs w:val="22"/>
+                <w:b w:val="1"/>
+                <w:bCs w:val="1"/>
+                <w:i w:val="0"/>
+                <w:iCs w:val="0"/>
+                <w:smallCaps w:val="0"/>
+                <w:strike w:val="0"/>
+                <w:color w:val="1f3864"/>
+                <w:u w:val="none"/>
+                <w:shd w:fill="auto" w:val="clear"/>
+                <w:vertAlign w:val="baseline"/>
+              </w:rPr>
+            </w:pPr>
+            <w:r>
+              <w:rPr>
+                <w:b w:val="1"/>
+                <w:bCs w:val="1"/>
+                <w:i w:val="0"/>
+                <w:iCs w:val="0"/>
+                <w:smallCaps w:val="0"/>
+                <w:strike w:val="0"/>
+                <w:color w:val="1f3864"/>
                 <w:u w:val="none"/>
                 <w:shd w:fill="auto" w:val="clear"/>
                 <w:vertAlign w:val="baseline"/>
@@ -397,11 +366,6 @@
               </w:rPr>
               <w:t xml:space="preserve">Complejidad:</w:t>
             </w:r>
-            <w:r>
-              <w:rPr>
-                <w:rtl w:val="0"/>
-              </w:rPr>
-            </w:r>
           </w:p>
         </w:tc>
         <w:tc>
@@ -425,16 +389,11 @@
               <w:ind w:left="0" w:right="0" w:firstLine="0"/>
               <w:jc w:val="left"/>
               <w:rPr>
-                <w:rFonts w:ascii="Calibri" w:cs="Calibri" w:eastAsia="Calibri" w:hAnsi="Calibri"/>
-                <w:b w:val="0"/>
-                <w:bCs w:val="0"/>
                 <w:i w:val="0"/>
                 <w:iCs w:val="0"/>
                 <w:smallCaps w:val="0"/>
                 <w:strike w:val="0"/>
                 <w:color w:val="000000"/>
-                <w:sz w:val="22"/>
-                <w:szCs w:val="22"/>
                 <w:u w:val="none"/>
                 <w:shd w:fill="auto" w:val="clear"/>
                 <w:vertAlign w:val="baseline"/>
@@ -457,6 +416,7 @@
       <w:tr>
         <w:trPr>
           <w:cantSplit w:val="0"/>
+          <w:trHeight w:val="220" w:hRule="atLeast"/>
           <w:tblHeader w:val="0"/>
         </w:trPr>
         <w:tc>
@@ -479,32 +439,27 @@
               <w:ind w:left="0" w:right="0" w:firstLine="0"/>
               <w:jc w:val="left"/>
               <w:rPr>
-                <w:rFonts w:ascii="Calibri" w:cs="Calibri" w:eastAsia="Calibri" w:hAnsi="Calibri"/>
-                <w:b w:val="1"/>
-                <w:bCs w:val="1"/>
-                <w:i w:val="0"/>
-                <w:iCs w:val="0"/>
-                <w:smallCaps w:val="0"/>
-                <w:strike w:val="0"/>
-                <w:color w:val="1f3864"/>
-                <w:sz w:val="22"/>
-                <w:szCs w:val="22"/>
-                <w:u w:val="none"/>
-                <w:shd w:fill="auto" w:val="clear"/>
-                <w:vertAlign w:val="baseline"/>
-              </w:rPr>
-            </w:pPr>
-            <w:r>
-              <w:rPr>
-                <w:b w:val="1"/>
-                <w:bCs w:val="1"/>
-                <w:i w:val="0"/>
-                <w:iCs w:val="0"/>
-                <w:smallCaps w:val="0"/>
-                <w:strike w:val="0"/>
-                <w:color w:val="1f3864"/>
-                <w:sz w:val="22"/>
-                <w:szCs w:val="22"/>
+                <w:b w:val="1"/>
+                <w:bCs w:val="1"/>
+                <w:i w:val="0"/>
+                <w:iCs w:val="0"/>
+                <w:smallCaps w:val="0"/>
+                <w:strike w:val="0"/>
+                <w:color w:val="1f3864"/>
+                <w:u w:val="none"/>
+                <w:shd w:fill="auto" w:val="clear"/>
+                <w:vertAlign w:val="baseline"/>
+              </w:rPr>
+            </w:pPr>
+            <w:r>
+              <w:rPr>
+                <w:b w:val="1"/>
+                <w:bCs w:val="1"/>
+                <w:i w:val="0"/>
+                <w:iCs w:val="0"/>
+                <w:smallCaps w:val="0"/>
+                <w:strike w:val="0"/>
+                <w:color w:val="1f3864"/>
                 <w:u w:val="none"/>
                 <w:shd w:fill="auto" w:val="clear"/>
                 <w:vertAlign w:val="baseline"/>
@@ -512,11 +467,6 @@
               </w:rPr>
               <w:t xml:space="preserve">HU Relacionada:</w:t>
             </w:r>
-            <w:r>
-              <w:rPr>
-                <w:rtl w:val="0"/>
-              </w:rPr>
-            </w:r>
           </w:p>
         </w:tc>
         <w:tc>
@@ -533,16 +483,11 @@
           <w:p>
             <w:pPr>
               <w:rPr>
-                <w:rFonts w:ascii="Calibri" w:cs="Calibri" w:eastAsia="Calibri" w:hAnsi="Calibri"/>
-                <w:b w:val="0"/>
-                <w:bCs w:val="0"/>
                 <w:i w:val="0"/>
                 <w:iCs w:val="0"/>
                 <w:smallCaps w:val="0"/>
                 <w:strike w:val="0"/>
                 <w:color w:val="000000"/>
-                <w:sz w:val="22"/>
-                <w:szCs w:val="22"/>
                 <w:u w:val="none"/>
                 <w:shd w:fill="auto" w:val="clear"/>
                 <w:vertAlign w:val="baseline"/>
@@ -565,6 +510,7 @@
       <w:tr>
         <w:trPr>
           <w:cantSplit w:val="0"/>
+          <w:trHeight w:val="220" w:hRule="atLeast"/>
           <w:tblHeader w:val="0"/>
         </w:trPr>
         <w:tc>
@@ -587,32 +533,27 @@
               <w:ind w:left="0" w:right="0" w:firstLine="0"/>
               <w:jc w:val="left"/>
               <w:rPr>
-                <w:rFonts w:ascii="Calibri" w:cs="Calibri" w:eastAsia="Calibri" w:hAnsi="Calibri"/>
-                <w:b w:val="1"/>
-                <w:bCs w:val="1"/>
-                <w:i w:val="0"/>
-                <w:iCs w:val="0"/>
-                <w:smallCaps w:val="0"/>
-                <w:strike w:val="0"/>
-                <w:color w:val="1f3864"/>
-                <w:sz w:val="22"/>
-                <w:szCs w:val="22"/>
-                <w:u w:val="none"/>
-                <w:shd w:fill="auto" w:val="clear"/>
-                <w:vertAlign w:val="baseline"/>
-              </w:rPr>
-            </w:pPr>
-            <w:r>
-              <w:rPr>
-                <w:b w:val="1"/>
-                <w:bCs w:val="1"/>
-                <w:i w:val="0"/>
-                <w:iCs w:val="0"/>
-                <w:smallCaps w:val="0"/>
-                <w:strike w:val="0"/>
-                <w:color w:val="1f3864"/>
-                <w:sz w:val="22"/>
-                <w:szCs w:val="22"/>
+                <w:b w:val="1"/>
+                <w:bCs w:val="1"/>
+                <w:i w:val="0"/>
+                <w:iCs w:val="0"/>
+                <w:smallCaps w:val="0"/>
+                <w:strike w:val="0"/>
+                <w:color w:val="1f3864"/>
+                <w:u w:val="none"/>
+                <w:shd w:fill="auto" w:val="clear"/>
+                <w:vertAlign w:val="baseline"/>
+              </w:rPr>
+            </w:pPr>
+            <w:r>
+              <w:rPr>
+                <w:b w:val="1"/>
+                <w:bCs w:val="1"/>
+                <w:i w:val="0"/>
+                <w:iCs w:val="0"/>
+                <w:smallCaps w:val="0"/>
+                <w:strike w:val="0"/>
+                <w:color w:val="1f3864"/>
                 <w:u w:val="none"/>
                 <w:shd w:fill="auto" w:val="clear"/>
                 <w:vertAlign w:val="baseline"/>
@@ -620,11 +561,6 @@
               </w:rPr>
               <w:t xml:space="preserve">Módulo:</w:t>
             </w:r>
-            <w:r>
-              <w:rPr>
-                <w:rtl w:val="0"/>
-              </w:rPr>
-            </w:r>
           </w:p>
         </w:tc>
         <w:tc>
@@ -647,16 +583,11 @@
               <w:ind w:left="0" w:right="0" w:firstLine="0"/>
               <w:jc w:val="left"/>
               <w:rPr>
-                <w:rFonts w:ascii="Calibri" w:cs="Calibri" w:eastAsia="Calibri" w:hAnsi="Calibri"/>
-                <w:b w:val="0"/>
-                <w:bCs w:val="0"/>
                 <w:i w:val="0"/>
                 <w:iCs w:val="0"/>
                 <w:smallCaps w:val="0"/>
                 <w:strike w:val="0"/>
                 <w:color w:val="000000"/>
-                <w:sz w:val="22"/>
-                <w:szCs w:val="22"/>
                 <w:u w:val="none"/>
                 <w:shd w:fill="auto" w:val="clear"/>
                 <w:vertAlign w:val="baseline"/>
@@ -679,6 +610,7 @@
       <w:tr>
         <w:trPr>
           <w:cantSplit w:val="0"/>
+          <w:trHeight w:val="220" w:hRule="atLeast"/>
           <w:tblHeader w:val="0"/>
         </w:trPr>
         <w:tc>
@@ -703,7 +635,6 @@
               <w:ind w:left="0" w:right="0" w:firstLine="0"/>
               <w:jc w:val="left"/>
               <w:rPr>
-                <w:rFonts w:ascii="Calibri" w:cs="Calibri" w:eastAsia="Calibri" w:hAnsi="Calibri"/>
                 <w:b w:val="1"/>
                 <w:bCs w:val="1"/>
                 <w:i w:val="0"/>
@@ -711,24 +642,20 @@
                 <w:smallCaps w:val="0"/>
                 <w:strike w:val="0"/>
                 <w:color w:val="000000"/>
-                <w:sz w:val="22"/>
-                <w:szCs w:val="22"/>
-                <w:u w:val="none"/>
-                <w:shd w:fill="auto" w:val="clear"/>
-                <w:vertAlign w:val="baseline"/>
-              </w:rPr>
-            </w:pPr>
-            <w:r>
-              <w:rPr>
-                <w:b w:val="1"/>
-                <w:bCs w:val="1"/>
-                <w:i w:val="0"/>
-                <w:iCs w:val="0"/>
-                <w:smallCaps w:val="0"/>
-                <w:strike w:val="0"/>
-                <w:color w:val="1f3864"/>
-                <w:sz w:val="22"/>
-                <w:szCs w:val="22"/>
+                <w:u w:val="none"/>
+                <w:shd w:fill="auto" w:val="clear"/>
+                <w:vertAlign w:val="baseline"/>
+              </w:rPr>
+            </w:pPr>
+            <w:r>
+              <w:rPr>
+                <w:b w:val="1"/>
+                <w:bCs w:val="1"/>
+                <w:i w:val="0"/>
+                <w:iCs w:val="0"/>
+                <w:smallCaps w:val="0"/>
+                <w:strike w:val="0"/>
+                <w:color w:val="1f3864"/>
                 <w:u w:val="none"/>
                 <w:shd w:fill="auto" w:val="clear"/>
                 <w:vertAlign w:val="baseline"/>
@@ -763,32 +690,27 @@
               <w:ind w:left="0" w:right="0" w:firstLine="0"/>
               <w:jc w:val="left"/>
               <w:rPr>
-                <w:rFonts w:ascii="Calibri" w:cs="Calibri" w:eastAsia="Calibri" w:hAnsi="Calibri"/>
-                <w:b w:val="1"/>
-                <w:bCs w:val="1"/>
-                <w:i w:val="0"/>
-                <w:iCs w:val="0"/>
-                <w:smallCaps w:val="0"/>
-                <w:strike w:val="0"/>
-                <w:color w:val="1f3864"/>
-                <w:sz w:val="22"/>
-                <w:szCs w:val="22"/>
-                <w:u w:val="none"/>
-                <w:shd w:fill="auto" w:val="clear"/>
-                <w:vertAlign w:val="baseline"/>
-              </w:rPr>
-            </w:pPr>
-            <w:r>
-              <w:rPr>
-                <w:b w:val="1"/>
-                <w:bCs w:val="1"/>
-                <w:i w:val="0"/>
-                <w:iCs w:val="0"/>
-                <w:smallCaps w:val="0"/>
-                <w:strike w:val="0"/>
-                <w:color w:val="1f3864"/>
-                <w:sz w:val="22"/>
-                <w:szCs w:val="22"/>
+                <w:b w:val="1"/>
+                <w:bCs w:val="1"/>
+                <w:i w:val="0"/>
+                <w:iCs w:val="0"/>
+                <w:smallCaps w:val="0"/>
+                <w:strike w:val="0"/>
+                <w:color w:val="1f3864"/>
+                <w:u w:val="none"/>
+                <w:shd w:fill="auto" w:val="clear"/>
+                <w:vertAlign w:val="baseline"/>
+              </w:rPr>
+            </w:pPr>
+            <w:r>
+              <w:rPr>
+                <w:b w:val="1"/>
+                <w:bCs w:val="1"/>
+                <w:i w:val="0"/>
+                <w:iCs w:val="0"/>
+                <w:smallCaps w:val="0"/>
+                <w:strike w:val="0"/>
+                <w:color w:val="1f3864"/>
                 <w:u w:val="none"/>
                 <w:shd w:fill="auto" w:val="clear"/>
                 <w:vertAlign w:val="baseline"/>
@@ -796,11 +718,6 @@
               </w:rPr>
               <w:t xml:space="preserve">Yo como</w:t>
             </w:r>
-            <w:r>
-              <w:rPr>
-                <w:rtl w:val="0"/>
-              </w:rPr>
-            </w:r>
           </w:p>
         </w:tc>
         <w:tc>
@@ -823,16 +740,11 @@
               <w:ind w:left="0" w:right="0" w:firstLine="0"/>
               <w:jc w:val="both"/>
               <w:rPr>
-                <w:rFonts w:ascii="Calibri" w:cs="Calibri" w:eastAsia="Calibri" w:hAnsi="Calibri"/>
-                <w:b w:val="0"/>
-                <w:bCs w:val="0"/>
                 <w:i w:val="0"/>
                 <w:iCs w:val="0"/>
                 <w:smallCaps w:val="0"/>
                 <w:strike w:val="0"/>
                 <w:color w:val="000000"/>
-                <w:sz w:val="22"/>
-                <w:szCs w:val="22"/>
                 <w:u w:val="none"/>
                 <w:shd w:fill="auto" w:val="clear"/>
                 <w:vertAlign w:val="baseline"/>
@@ -855,6 +767,7 @@
       <w:tr>
         <w:trPr>
           <w:cantSplit w:val="0"/>
+          <w:trHeight w:val="220" w:hRule="atLeast"/>
           <w:tblHeader w:val="0"/>
         </w:trPr>
         <w:tc>
@@ -887,16 +800,11 @@
               <w:ind w:left="0" w:right="0" w:firstLine="0"/>
               <w:jc w:val="left"/>
               <w:rPr>
-                <w:rFonts w:ascii="Calibri" w:cs="Calibri" w:eastAsia="Calibri" w:hAnsi="Calibri"/>
-                <w:b w:val="0"/>
-                <w:bCs w:val="0"/>
                 <w:i w:val="0"/>
                 <w:iCs w:val="0"/>
                 <w:smallCaps w:val="0"/>
                 <w:strike w:val="0"/>
                 <w:color w:val="000000"/>
-                <w:sz w:val="22"/>
-                <w:szCs w:val="22"/>
                 <w:u w:val="none"/>
                 <w:shd w:fill="auto" w:val="clear"/>
                 <w:vertAlign w:val="baseline"/>
@@ -929,32 +837,27 @@
               <w:ind w:left="0" w:right="0" w:firstLine="0"/>
               <w:jc w:val="left"/>
               <w:rPr>
-                <w:rFonts w:ascii="Calibri" w:cs="Calibri" w:eastAsia="Calibri" w:hAnsi="Calibri"/>
-                <w:b w:val="1"/>
-                <w:bCs w:val="1"/>
-                <w:i w:val="0"/>
-                <w:iCs w:val="0"/>
-                <w:smallCaps w:val="0"/>
-                <w:strike w:val="0"/>
-                <w:color w:val="1f3864"/>
-                <w:sz w:val="22"/>
-                <w:szCs w:val="22"/>
-                <w:u w:val="none"/>
-                <w:shd w:fill="auto" w:val="clear"/>
-                <w:vertAlign w:val="baseline"/>
-              </w:rPr>
-            </w:pPr>
-            <w:r>
-              <w:rPr>
-                <w:b w:val="1"/>
-                <w:bCs w:val="1"/>
-                <w:i w:val="0"/>
-                <w:iCs w:val="0"/>
-                <w:smallCaps w:val="0"/>
-                <w:strike w:val="0"/>
-                <w:color w:val="1f3864"/>
-                <w:sz w:val="22"/>
-                <w:szCs w:val="22"/>
+                <w:b w:val="1"/>
+                <w:bCs w:val="1"/>
+                <w:i w:val="0"/>
+                <w:iCs w:val="0"/>
+                <w:smallCaps w:val="0"/>
+                <w:strike w:val="0"/>
+                <w:color w:val="1f3864"/>
+                <w:u w:val="none"/>
+                <w:shd w:fill="auto" w:val="clear"/>
+                <w:vertAlign w:val="baseline"/>
+              </w:rPr>
+            </w:pPr>
+            <w:r>
+              <w:rPr>
+                <w:b w:val="1"/>
+                <w:bCs w:val="1"/>
+                <w:i w:val="0"/>
+                <w:iCs w:val="0"/>
+                <w:smallCaps w:val="0"/>
+                <w:strike w:val="0"/>
+                <w:color w:val="1f3864"/>
                 <w:u w:val="none"/>
                 <w:shd w:fill="auto" w:val="clear"/>
                 <w:vertAlign w:val="baseline"/>
@@ -962,11 +865,6 @@
               </w:rPr>
               <w:t xml:space="preserve">Requiero</w:t>
             </w:r>
-            <w:r>
-              <w:rPr>
-                <w:rtl w:val="0"/>
-              </w:rPr>
-            </w:r>
           </w:p>
         </w:tc>
         <w:tc>
@@ -989,16 +887,11 @@
               <w:ind w:left="0" w:right="0" w:firstLine="0"/>
               <w:jc w:val="both"/>
               <w:rPr>
-                <w:rFonts w:ascii="Calibri" w:cs="Calibri" w:eastAsia="Calibri" w:hAnsi="Calibri"/>
-                <w:b w:val="0"/>
-                <w:bCs w:val="0"/>
                 <w:i w:val="0"/>
                 <w:iCs w:val="0"/>
                 <w:smallCaps w:val="0"/>
                 <w:strike w:val="0"/>
                 <w:color w:val="000000"/>
-                <w:sz w:val="22"/>
-                <w:szCs w:val="22"/>
                 <w:u w:val="none"/>
                 <w:shd w:fill="auto" w:val="clear"/>
                 <w:vertAlign w:val="baseline"/>
@@ -1033,6 +926,7 @@
       <w:tr>
         <w:trPr>
           <w:cantSplit w:val="0"/>
+          <w:trHeight w:val="220" w:hRule="atLeast"/>
           <w:tblHeader w:val="0"/>
         </w:trPr>
         <w:tc>
@@ -1065,16 +959,11 @@
               <w:ind w:left="0" w:right="0" w:firstLine="0"/>
               <w:jc w:val="left"/>
               <w:rPr>
-                <w:rFonts w:ascii="Calibri" w:cs="Calibri" w:eastAsia="Calibri" w:hAnsi="Calibri"/>
-                <w:b w:val="0"/>
-                <w:bCs w:val="0"/>
                 <w:i w:val="0"/>
                 <w:iCs w:val="0"/>
                 <w:smallCaps w:val="0"/>
                 <w:strike w:val="0"/>
                 <w:color w:val="000000"/>
-                <w:sz w:val="22"/>
-                <w:szCs w:val="22"/>
                 <w:u w:val="none"/>
                 <w:shd w:fill="auto" w:val="clear"/>
                 <w:vertAlign w:val="baseline"/>
@@ -1107,32 +996,27 @@
               <w:ind w:left="0" w:right="0" w:firstLine="0"/>
               <w:jc w:val="left"/>
               <w:rPr>
-                <w:rFonts w:ascii="Calibri" w:cs="Calibri" w:eastAsia="Calibri" w:hAnsi="Calibri"/>
-                <w:b w:val="1"/>
-                <w:bCs w:val="1"/>
-                <w:i w:val="0"/>
-                <w:iCs w:val="0"/>
-                <w:smallCaps w:val="0"/>
-                <w:strike w:val="0"/>
-                <w:color w:val="1f3864"/>
-                <w:sz w:val="22"/>
-                <w:szCs w:val="22"/>
-                <w:u w:val="none"/>
-                <w:shd w:fill="auto" w:val="clear"/>
-                <w:vertAlign w:val="baseline"/>
-              </w:rPr>
-            </w:pPr>
-            <w:r>
-              <w:rPr>
-                <w:b w:val="1"/>
-                <w:bCs w:val="1"/>
-                <w:i w:val="0"/>
-                <w:iCs w:val="0"/>
-                <w:smallCaps w:val="0"/>
-                <w:strike w:val="0"/>
-                <w:color w:val="1f3864"/>
-                <w:sz w:val="22"/>
-                <w:szCs w:val="22"/>
+                <w:b w:val="1"/>
+                <w:bCs w:val="1"/>
+                <w:i w:val="0"/>
+                <w:iCs w:val="0"/>
+                <w:smallCaps w:val="0"/>
+                <w:strike w:val="0"/>
+                <w:color w:val="1f3864"/>
+                <w:u w:val="none"/>
+                <w:shd w:fill="auto" w:val="clear"/>
+                <w:vertAlign w:val="baseline"/>
+              </w:rPr>
+            </w:pPr>
+            <w:r>
+              <w:rPr>
+                <w:b w:val="1"/>
+                <w:bCs w:val="1"/>
+                <w:i w:val="0"/>
+                <w:iCs w:val="0"/>
+                <w:smallCaps w:val="0"/>
+                <w:strike w:val="0"/>
+                <w:color w:val="1f3864"/>
                 <w:u w:val="none"/>
                 <w:shd w:fill="auto" w:val="clear"/>
                 <w:vertAlign w:val="baseline"/>
@@ -1140,11 +1024,6 @@
               </w:rPr>
               <w:t xml:space="preserve">Para</w:t>
             </w:r>
-            <w:r>
-              <w:rPr>
-                <w:rtl w:val="0"/>
-              </w:rPr>
-            </w:r>
           </w:p>
         </w:tc>
         <w:tc>
@@ -1167,16 +1046,11 @@
               <w:ind w:left="0" w:right="0" w:firstLine="0"/>
               <w:jc w:val="both"/>
               <w:rPr>
-                <w:rFonts w:ascii="Calibri" w:cs="Calibri" w:eastAsia="Calibri" w:hAnsi="Calibri"/>
-                <w:b w:val="0"/>
-                <w:bCs w:val="0"/>
                 <w:i w:val="0"/>
                 <w:iCs w:val="0"/>
                 <w:smallCaps w:val="0"/>
                 <w:strike w:val="0"/>
                 <w:color w:val="000000"/>
-                <w:sz w:val="22"/>
-                <w:szCs w:val="22"/>
                 <w:u w:val="none"/>
                 <w:shd w:fill="auto" w:val="clear"/>
                 <w:vertAlign w:val="baseline"/>
@@ -1199,6 +1073,7 @@
       <w:tr>
         <w:trPr>
           <w:cantSplit w:val="0"/>
+          <w:trHeight w:val="220" w:hRule="atLeast"/>
           <w:tblHeader w:val="0"/>
         </w:trPr>
         <w:tc>
@@ -1221,43 +1096,33 @@
               <w:ind w:left="0" w:right="0" w:firstLine="0"/>
               <w:jc w:val="left"/>
               <w:rPr>
-                <w:rFonts w:ascii="Calibri" w:cs="Calibri" w:eastAsia="Calibri" w:hAnsi="Calibri"/>
-                <w:b w:val="1"/>
-                <w:bCs w:val="1"/>
-                <w:i w:val="0"/>
-                <w:iCs w:val="0"/>
-                <w:smallCaps w:val="0"/>
-                <w:strike w:val="0"/>
-                <w:color w:val="1f3864"/>
-                <w:sz w:val="22"/>
-                <w:szCs w:val="22"/>
-                <w:u w:val="none"/>
-                <w:shd w:fill="auto" w:val="clear"/>
-                <w:vertAlign w:val="baseline"/>
-              </w:rPr>
-            </w:pPr>
-            <w:r>
-              <w:rPr>
-                <w:b w:val="1"/>
-                <w:bCs w:val="1"/>
-                <w:i w:val="0"/>
-                <w:iCs w:val="0"/>
-                <w:smallCaps w:val="0"/>
-                <w:strike w:val="0"/>
-                <w:color w:val="1f3864"/>
-                <w:sz w:val="22"/>
-                <w:szCs w:val="22"/>
+                <w:b w:val="1"/>
+                <w:bCs w:val="1"/>
+                <w:i w:val="0"/>
+                <w:iCs w:val="0"/>
+                <w:smallCaps w:val="0"/>
+                <w:strike w:val="0"/>
+                <w:color w:val="1f3864"/>
+                <w:u w:val="none"/>
+                <w:shd w:fill="auto" w:val="clear"/>
+                <w:vertAlign w:val="baseline"/>
+              </w:rPr>
+            </w:pPr>
+            <w:r>
+              <w:rPr>
+                <w:b w:val="1"/>
+                <w:bCs w:val="1"/>
+                <w:i w:val="0"/>
+                <w:iCs w:val="0"/>
+                <w:smallCaps w:val="0"/>
+                <w:strike w:val="0"/>
+                <w:color w:val="1f3864"/>
                 <w:u w:val="none"/>
                 <w:shd w:fill="auto" w:val="clear"/>
                 <w:vertAlign w:val="baseline"/>
                 <w:rtl w:val="0"/>
               </w:rPr>
               <w:t xml:space="preserve">Requerimiento:</w:t>
-            </w:r>
-            <w:r>
-              <w:rPr>
-                <w:rtl w:val="0"/>
-              </w:rPr>
             </w:r>
           </w:p>
         </w:tc>
@@ -1286,7 +1151,169 @@
               <w:rPr>
                 <w:rtl w:val="0"/>
               </w:rPr>
-              <w:t xml:space="preserve">RF-001</w:t>
+              <w:t xml:space="preserve">- El sistema debe permitir el acceso al portal público sin autenticación.</w:t>
+            </w:r>
+          </w:p>
+          <w:p>
+            <w:pPr>
+              <w:keepNext w:val="0"/>
+              <w:keepLines w:val="0"/>
+              <w:widowControl w:val="1"/>
+              <w:shd w:fill="auto" w:val="clear"/>
+              <w:spacing w:after="0" w:before="0" w:line="240" w:lineRule="auto"/>
+              <w:ind w:left="0" w:right="0" w:firstLine="0"/>
+              <w:jc w:val="both"/>
+              <w:rPr/>
+            </w:pPr>
+            <w:r>
+              <w:rPr>
+                <w:rtl w:val="0"/>
+              </w:rPr>
+              <w:t xml:space="preserve">- El sistema debe mostrar la información institucional de la empresa.</w:t>
+            </w:r>
+          </w:p>
+          <w:p>
+            <w:pPr>
+              <w:keepNext w:val="0"/>
+              <w:keepLines w:val="0"/>
+              <w:widowControl w:val="1"/>
+              <w:shd w:fill="auto" w:val="clear"/>
+              <w:spacing w:after="0" w:before="0" w:line="240" w:lineRule="auto"/>
+              <w:ind w:left="0" w:right="0" w:firstLine="0"/>
+              <w:jc w:val="both"/>
+              <w:rPr/>
+            </w:pPr>
+            <w:r>
+              <w:rPr>
+                <w:rtl w:val="0"/>
+              </w:rPr>
+              <w:t xml:space="preserve">- El sistema debe mostrar el portafolio de servicios.</w:t>
+            </w:r>
+          </w:p>
+          <w:p>
+            <w:pPr>
+              <w:keepNext w:val="0"/>
+              <w:keepLines w:val="0"/>
+              <w:widowControl w:val="1"/>
+              <w:shd w:fill="auto" w:val="clear"/>
+              <w:spacing w:after="0" w:before="0" w:line="240" w:lineRule="auto"/>
+              <w:ind w:left="0" w:right="0" w:firstLine="0"/>
+              <w:jc w:val="both"/>
+              <w:rPr/>
+            </w:pPr>
+            <w:r>
+              <w:rPr>
+                <w:rtl w:val="0"/>
+              </w:rPr>
+              <w:t xml:space="preserve">- El sistema debe mostrar las noticias disponibles para consulta pública.</w:t>
+            </w:r>
+          </w:p>
+          <w:p>
+            <w:pPr>
+              <w:keepNext w:val="0"/>
+              <w:keepLines w:val="0"/>
+              <w:widowControl w:val="1"/>
+              <w:shd w:fill="auto" w:val="clear"/>
+              <w:spacing w:after="0" w:before="0" w:line="240" w:lineRule="auto"/>
+              <w:ind w:left="0" w:right="0" w:firstLine="0"/>
+              <w:jc w:val="both"/>
+              <w:rPr/>
+            </w:pPr>
+            <w:r>
+              <w:rPr>
+                <w:rtl w:val="0"/>
+              </w:rPr>
+              <w:t xml:space="preserve">- El sistema debe permitir consultar la sección de preguntas frecuentes.</w:t>
+            </w:r>
+          </w:p>
+          <w:p>
+            <w:pPr>
+              <w:keepNext w:val="0"/>
+              <w:keepLines w:val="0"/>
+              <w:widowControl w:val="1"/>
+              <w:shd w:fill="auto" w:val="clear"/>
+              <w:spacing w:after="0" w:before="0" w:line="240" w:lineRule="auto"/>
+              <w:ind w:left="0" w:right="0" w:firstLine="0"/>
+              <w:jc w:val="both"/>
+              <w:rPr/>
+            </w:pPr>
+            <w:r>
+              <w:rPr>
+                <w:rtl w:val="0"/>
+              </w:rPr>
+              <w:t xml:space="preserve">- El sistema debe permitir acceder a enlaces externos autorizados.</w:t>
+            </w:r>
+          </w:p>
+          <w:p>
+            <w:pPr>
+              <w:keepNext w:val="0"/>
+              <w:keepLines w:val="0"/>
+              <w:widowControl w:val="1"/>
+              <w:shd w:fill="auto" w:val="clear"/>
+              <w:spacing w:after="0" w:before="0" w:line="240" w:lineRule="auto"/>
+              <w:ind w:left="0" w:right="0" w:firstLine="0"/>
+              <w:jc w:val="both"/>
+              <w:rPr/>
+            </w:pPr>
+            <w:r>
+              <w:rPr>
+                <w:rtl w:val="0"/>
+              </w:rPr>
+              <w:t xml:space="preserve">- El sistema debe mostrar la información de contacto de la empresa.</w:t>
+            </w:r>
+          </w:p>
+          <w:p>
+            <w:pPr>
+              <w:keepNext w:val="0"/>
+              <w:keepLines w:val="0"/>
+              <w:widowControl w:val="1"/>
+              <w:shd w:fill="auto" w:val="clear"/>
+              <w:spacing w:after="0" w:before="0" w:line="240" w:lineRule="auto"/>
+              <w:ind w:left="0" w:right="0" w:firstLine="0"/>
+              <w:jc w:val="both"/>
+              <w:rPr/>
+            </w:pPr>
+            <w:r>
+              <w:rPr>
+                <w:rtl w:val="0"/>
+              </w:rPr>
+              <w:t xml:space="preserve">- El sistema debe restringir el acceso a contenido exclusivo para trabajadores.</w:t>
+            </w:r>
+          </w:p>
+          <w:p>
+            <w:pPr>
+              <w:keepNext w:val="0"/>
+              <w:keepLines w:val="0"/>
+              <w:widowControl w:val="1"/>
+              <w:shd w:fill="auto" w:val="clear"/>
+              <w:spacing w:after="0" w:before="0" w:line="240" w:lineRule="auto"/>
+              <w:ind w:left="0" w:right="0" w:firstLine="0"/>
+              <w:jc w:val="both"/>
+              <w:rPr/>
+            </w:pPr>
+            <w:r>
+              <w:rPr>
+                <w:rtl w:val="0"/>
+              </w:rPr>
+              <w:t xml:space="preserve">- El sistema debe informar cuando un enlace público no se encuentre disponible.</w:t>
+            </w:r>
+          </w:p>
+          <w:p>
+            <w:pPr>
+              <w:keepNext w:val="0"/>
+              <w:keepLines w:val="0"/>
+              <w:widowControl w:val="1"/>
+              <w:shd w:fill="auto" w:val="clear"/>
+              <w:spacing w:after="0" w:before="0" w:line="240" w:lineRule="auto"/>
+              <w:ind w:left="0" w:right="0" w:firstLine="0"/>
+              <w:jc w:val="both"/>
+              <w:rPr/>
+            </w:pPr>
+            <w:r>
+              <w:rPr>
+                <w:rtl w:val="0"/>
+              </w:rPr>
+              <w:t xml:space="preserve">- El portal debe ser accesible desde dispositivos móviles y de escritorio.</w:t>
             </w:r>
           </w:p>
         </w:tc>
@@ -1294,6 +1321,7 @@
       <w:tr>
         <w:trPr>
           <w:cantSplit w:val="0"/>
+          <w:trHeight w:val="220" w:hRule="atLeast"/>
           <w:tblHeader w:val="0"/>
         </w:trPr>
         <w:tc>
@@ -1316,43 +1344,33 @@
               <w:ind w:left="0" w:right="0" w:firstLine="0"/>
               <w:jc w:val="center"/>
               <w:rPr>
-                <w:rFonts w:ascii="Calibri" w:cs="Calibri" w:eastAsia="Calibri" w:hAnsi="Calibri"/>
-                <w:b w:val="1"/>
-                <w:bCs w:val="1"/>
-                <w:i w:val="0"/>
-                <w:iCs w:val="0"/>
-                <w:smallCaps w:val="0"/>
-                <w:strike w:val="0"/>
-                <w:color w:val="1f3864"/>
-                <w:sz w:val="22"/>
-                <w:szCs w:val="22"/>
-                <w:u w:val="none"/>
-                <w:shd w:fill="auto" w:val="clear"/>
-                <w:vertAlign w:val="baseline"/>
-              </w:rPr>
-            </w:pPr>
-            <w:r>
-              <w:rPr>
-                <w:b w:val="1"/>
-                <w:bCs w:val="1"/>
-                <w:i w:val="0"/>
-                <w:iCs w:val="0"/>
-                <w:smallCaps w:val="0"/>
-                <w:strike w:val="0"/>
-                <w:color w:val="1f3864"/>
-                <w:sz w:val="22"/>
-                <w:szCs w:val="22"/>
+                <w:b w:val="1"/>
+                <w:bCs w:val="1"/>
+                <w:i w:val="0"/>
+                <w:iCs w:val="0"/>
+                <w:smallCaps w:val="0"/>
+                <w:strike w:val="0"/>
+                <w:color w:val="1f3864"/>
+                <w:u w:val="none"/>
+                <w:shd w:fill="auto" w:val="clear"/>
+                <w:vertAlign w:val="baseline"/>
+              </w:rPr>
+            </w:pPr>
+            <w:r>
+              <w:rPr>
+                <w:b w:val="1"/>
+                <w:bCs w:val="1"/>
+                <w:i w:val="0"/>
+                <w:iCs w:val="0"/>
+                <w:smallCaps w:val="0"/>
+                <w:strike w:val="0"/>
+                <w:color w:val="1f3864"/>
                 <w:u w:val="none"/>
                 <w:shd w:fill="auto" w:val="clear"/>
                 <w:vertAlign w:val="baseline"/>
                 <w:rtl w:val="0"/>
               </w:rPr>
               <w:t xml:space="preserve">CRITERIOS DE ACEPTACIÓN</w:t>
-            </w:r>
-            <w:r>
-              <w:rPr>
-                <w:rtl w:val="0"/>
-              </w:rPr>
             </w:r>
           </w:p>
         </w:tc>
@@ -1385,32 +1403,27 @@
               <w:ind w:left="0" w:right="0" w:firstLine="0"/>
               <w:jc w:val="center"/>
               <w:rPr>
-                <w:rFonts w:ascii="Calibri" w:cs="Calibri" w:eastAsia="Calibri" w:hAnsi="Calibri"/>
-                <w:b w:val="1"/>
-                <w:bCs w:val="1"/>
-                <w:i w:val="0"/>
-                <w:iCs w:val="0"/>
-                <w:smallCaps w:val="0"/>
-                <w:strike w:val="0"/>
-                <w:color w:val="1f3864"/>
-                <w:sz w:val="22"/>
-                <w:szCs w:val="22"/>
-                <w:u w:val="none"/>
-                <w:shd w:fill="auto" w:val="clear"/>
-                <w:vertAlign w:val="baseline"/>
-              </w:rPr>
-            </w:pPr>
-            <w:r>
-              <w:rPr>
-                <w:b w:val="1"/>
-                <w:bCs w:val="1"/>
-                <w:i w:val="0"/>
-                <w:iCs w:val="0"/>
-                <w:smallCaps w:val="0"/>
-                <w:strike w:val="0"/>
-                <w:color w:val="1f3864"/>
-                <w:sz w:val="22"/>
-                <w:szCs w:val="22"/>
+                <w:b w:val="1"/>
+                <w:bCs w:val="1"/>
+                <w:i w:val="0"/>
+                <w:iCs w:val="0"/>
+                <w:smallCaps w:val="0"/>
+                <w:strike w:val="0"/>
+                <w:color w:val="1f3864"/>
+                <w:u w:val="none"/>
+                <w:shd w:fill="auto" w:val="clear"/>
+                <w:vertAlign w:val="baseline"/>
+              </w:rPr>
+            </w:pPr>
+            <w:r>
+              <w:rPr>
+                <w:b w:val="1"/>
+                <w:bCs w:val="1"/>
+                <w:i w:val="0"/>
+                <w:iCs w:val="0"/>
+                <w:smallCaps w:val="0"/>
+                <w:strike w:val="0"/>
+                <w:color w:val="1f3864"/>
                 <w:u w:val="none"/>
                 <w:shd w:fill="auto" w:val="clear"/>
                 <w:vertAlign w:val="baseline"/>
@@ -1418,11 +1431,6 @@
               </w:rPr>
               <w:t xml:space="preserve">Condición 01</w:t>
             </w:r>
-            <w:r>
-              <w:rPr>
-                <w:rtl w:val="0"/>
-              </w:rPr>
-            </w:r>
           </w:p>
           <w:p>
             <w:pPr>
@@ -1434,16 +1442,13 @@
               <w:ind w:left="0" w:right="0" w:firstLine="0"/>
               <w:jc w:val="center"/>
               <w:rPr>
-                <w:rFonts w:ascii="Calibri" w:cs="Calibri" w:eastAsia="Calibri" w:hAnsi="Calibri"/>
-                <w:b w:val="1"/>
-                <w:bCs w:val="1"/>
-                <w:i w:val="0"/>
-                <w:iCs w:val="0"/>
-                <w:smallCaps w:val="0"/>
-                <w:strike w:val="0"/>
-                <w:color w:val="1f3864"/>
-                <w:sz w:val="22"/>
-                <w:szCs w:val="22"/>
+                <w:b w:val="1"/>
+                <w:bCs w:val="1"/>
+                <w:i w:val="0"/>
+                <w:iCs w:val="0"/>
+                <w:smallCaps w:val="0"/>
+                <w:strike w:val="0"/>
+                <w:color w:val="1f3864"/>
                 <w:u w:val="none"/>
                 <w:shd w:fill="auto" w:val="clear"/>
                 <w:vertAlign w:val="baseline"/>
@@ -1465,16 +1470,13 @@
               <w:ind w:left="0" w:right="0" w:firstLine="0"/>
               <w:jc w:val="center"/>
               <w:rPr>
-                <w:rFonts w:ascii="Calibri" w:cs="Calibri" w:eastAsia="Calibri" w:hAnsi="Calibri"/>
-                <w:b w:val="1"/>
-                <w:bCs w:val="1"/>
-                <w:i w:val="0"/>
-                <w:iCs w:val="0"/>
-                <w:smallCaps w:val="0"/>
-                <w:strike w:val="0"/>
-                <w:color w:val="1f3864"/>
-                <w:sz w:val="22"/>
-                <w:szCs w:val="22"/>
+                <w:b w:val="1"/>
+                <w:bCs w:val="1"/>
+                <w:i w:val="0"/>
+                <w:iCs w:val="0"/>
+                <w:smallCaps w:val="0"/>
+                <w:strike w:val="0"/>
+                <w:color w:val="1f3864"/>
                 <w:u w:val="none"/>
                 <w:shd w:fill="auto" w:val="clear"/>
                 <w:vertAlign w:val="baseline"/>
@@ -1508,32 +1510,25 @@
               <w:ind w:left="0" w:right="0" w:firstLine="0"/>
               <w:jc w:val="left"/>
               <w:rPr>
-                <w:rFonts w:ascii="Calibri" w:cs="Calibri" w:eastAsia="Calibri" w:hAnsi="Calibri"/>
-                <w:b w:val="0"/>
-                <w:bCs w:val="0"/>
                 <w:i w:val="0"/>
                 <w:iCs w:val="0"/>
                 <w:smallCaps w:val="0"/>
                 <w:strike w:val="0"/>
                 <w:color w:val="000000"/>
-                <w:sz w:val="22"/>
-                <w:szCs w:val="22"/>
-                <w:u w:val="none"/>
-                <w:shd w:fill="auto" w:val="clear"/>
-                <w:vertAlign w:val="baseline"/>
-              </w:rPr>
-            </w:pPr>
-            <w:r>
-              <w:rPr>
-                <w:b w:val="1"/>
-                <w:bCs w:val="1"/>
-                <w:i w:val="0"/>
-                <w:iCs w:val="0"/>
-                <w:smallCaps w:val="0"/>
-                <w:strike w:val="0"/>
-                <w:color w:val="1f3864"/>
-                <w:sz w:val="22"/>
-                <w:szCs w:val="22"/>
+                <w:u w:val="none"/>
+                <w:shd w:fill="auto" w:val="clear"/>
+                <w:vertAlign w:val="baseline"/>
+              </w:rPr>
+            </w:pPr>
+            <w:r>
+              <w:rPr>
+                <w:b w:val="1"/>
+                <w:bCs w:val="1"/>
+                <w:i w:val="0"/>
+                <w:iCs w:val="0"/>
+                <w:smallCaps w:val="0"/>
+                <w:strike w:val="0"/>
+                <w:color w:val="1f3864"/>
                 <w:u w:val="none"/>
                 <w:shd w:fill="auto" w:val="clear"/>
                 <w:vertAlign w:val="baseline"/>
@@ -1569,16 +1564,11 @@
               <w:ind w:left="0" w:right="0" w:firstLine="0"/>
               <w:jc w:val="left"/>
               <w:rPr>
-                <w:rFonts w:ascii="Calibri" w:cs="Calibri" w:eastAsia="Calibri" w:hAnsi="Calibri"/>
-                <w:b w:val="0"/>
-                <w:bCs w:val="0"/>
                 <w:i w:val="0"/>
                 <w:iCs w:val="0"/>
                 <w:smallCaps w:val="0"/>
                 <w:strike w:val="0"/>
                 <w:color w:val="000000"/>
-                <w:sz w:val="22"/>
-                <w:szCs w:val="22"/>
                 <w:u w:val="none"/>
                 <w:shd w:fill="auto" w:val="clear"/>
                 <w:vertAlign w:val="baseline"/>
@@ -1601,6 +1591,7 @@
       <w:tr>
         <w:trPr>
           <w:cantSplit w:val="0"/>
+          <w:trHeight w:val="220" w:hRule="atLeast"/>
           <w:tblHeader w:val="0"/>
         </w:trPr>
         <w:tc>
@@ -1633,16 +1624,11 @@
               <w:ind w:left="0" w:right="0" w:firstLine="0"/>
               <w:jc w:val="left"/>
               <w:rPr>
-                <w:rFonts w:ascii="Calibri" w:cs="Calibri" w:eastAsia="Calibri" w:hAnsi="Calibri"/>
-                <w:b w:val="0"/>
-                <w:bCs w:val="0"/>
                 <w:i w:val="0"/>
                 <w:iCs w:val="0"/>
                 <w:smallCaps w:val="0"/>
                 <w:strike w:val="0"/>
                 <w:color w:val="000000"/>
-                <w:sz w:val="22"/>
-                <w:szCs w:val="22"/>
                 <w:u w:val="none"/>
                 <w:shd w:fill="auto" w:val="clear"/>
                 <w:vertAlign w:val="baseline"/>
@@ -1676,43 +1662,33 @@
               <w:ind w:left="0" w:right="0" w:firstLine="0"/>
               <w:jc w:val="left"/>
               <w:rPr>
-                <w:rFonts w:ascii="Calibri" w:cs="Calibri" w:eastAsia="Calibri" w:hAnsi="Calibri"/>
-                <w:b w:val="1"/>
-                <w:bCs w:val="1"/>
-                <w:i w:val="0"/>
-                <w:iCs w:val="0"/>
-                <w:smallCaps w:val="0"/>
-                <w:strike w:val="0"/>
-                <w:color w:val="1f3864"/>
-                <w:sz w:val="22"/>
-                <w:szCs w:val="22"/>
-                <w:u w:val="none"/>
-                <w:shd w:fill="auto" w:val="clear"/>
-                <w:vertAlign w:val="baseline"/>
-              </w:rPr>
-            </w:pPr>
-            <w:r>
-              <w:rPr>
-                <w:b w:val="1"/>
-                <w:bCs w:val="1"/>
-                <w:i w:val="0"/>
-                <w:iCs w:val="0"/>
-                <w:smallCaps w:val="0"/>
-                <w:strike w:val="0"/>
-                <w:color w:val="1f3864"/>
-                <w:sz w:val="22"/>
-                <w:szCs w:val="22"/>
+                <w:b w:val="1"/>
+                <w:bCs w:val="1"/>
+                <w:i w:val="0"/>
+                <w:iCs w:val="0"/>
+                <w:smallCaps w:val="0"/>
+                <w:strike w:val="0"/>
+                <w:color w:val="1f3864"/>
+                <w:u w:val="none"/>
+                <w:shd w:fill="auto" w:val="clear"/>
+                <w:vertAlign w:val="baseline"/>
+              </w:rPr>
+            </w:pPr>
+            <w:r>
+              <w:rPr>
+                <w:b w:val="1"/>
+                <w:bCs w:val="1"/>
+                <w:i w:val="0"/>
+                <w:iCs w:val="0"/>
+                <w:smallCaps w:val="0"/>
+                <w:strike w:val="0"/>
+                <w:color w:val="1f3864"/>
                 <w:u w:val="none"/>
                 <w:shd w:fill="auto" w:val="clear"/>
                 <w:vertAlign w:val="baseline"/>
                 <w:rtl w:val="0"/>
               </w:rPr>
               <w:t xml:space="preserve">Cuando:</w:t>
-            </w:r>
-            <w:r>
-              <w:rPr>
-                <w:rtl w:val="0"/>
-              </w:rPr>
             </w:r>
           </w:p>
         </w:tc>
@@ -1755,6 +1731,7 @@
       <w:tr>
         <w:trPr>
           <w:cantSplit w:val="0"/>
+          <w:trHeight w:val="220" w:hRule="atLeast"/>
           <w:tblHeader w:val="0"/>
         </w:trPr>
         <w:tc>
@@ -1787,16 +1764,11 @@
               <w:ind w:left="0" w:right="0" w:firstLine="0"/>
               <w:jc w:val="left"/>
               <w:rPr>
-                <w:rFonts w:ascii="Calibri" w:cs="Calibri" w:eastAsia="Calibri" w:hAnsi="Calibri"/>
-                <w:b w:val="0"/>
-                <w:bCs w:val="0"/>
                 <w:i w:val="0"/>
                 <w:iCs w:val="0"/>
                 <w:smallCaps w:val="0"/>
                 <w:strike w:val="0"/>
                 <w:color w:val="000000"/>
-                <w:sz w:val="22"/>
-                <w:szCs w:val="22"/>
                 <w:u w:val="none"/>
                 <w:shd w:fill="auto" w:val="clear"/>
                 <w:vertAlign w:val="baseline"/>
@@ -1830,32 +1802,27 @@
               <w:ind w:left="0" w:right="0" w:firstLine="0"/>
               <w:jc w:val="left"/>
               <w:rPr>
-                <w:rFonts w:ascii="Calibri" w:cs="Calibri" w:eastAsia="Calibri" w:hAnsi="Calibri"/>
-                <w:b w:val="1"/>
-                <w:bCs w:val="1"/>
-                <w:i w:val="0"/>
-                <w:iCs w:val="0"/>
-                <w:smallCaps w:val="0"/>
-                <w:strike w:val="0"/>
-                <w:color w:val="1f3864"/>
-                <w:sz w:val="22"/>
-                <w:szCs w:val="22"/>
-                <w:u w:val="none"/>
-                <w:shd w:fill="auto" w:val="clear"/>
-                <w:vertAlign w:val="baseline"/>
-              </w:rPr>
-            </w:pPr>
-            <w:r>
-              <w:rPr>
-                <w:b w:val="1"/>
-                <w:bCs w:val="1"/>
-                <w:i w:val="0"/>
-                <w:iCs w:val="0"/>
-                <w:smallCaps w:val="0"/>
-                <w:strike w:val="0"/>
-                <w:color w:val="1f3864"/>
-                <w:sz w:val="22"/>
-                <w:szCs w:val="22"/>
+                <w:b w:val="1"/>
+                <w:bCs w:val="1"/>
+                <w:i w:val="0"/>
+                <w:iCs w:val="0"/>
+                <w:smallCaps w:val="0"/>
+                <w:strike w:val="0"/>
+                <w:color w:val="1f3864"/>
+                <w:u w:val="none"/>
+                <w:shd w:fill="auto" w:val="clear"/>
+                <w:vertAlign w:val="baseline"/>
+              </w:rPr>
+            </w:pPr>
+            <w:r>
+              <w:rPr>
+                <w:b w:val="1"/>
+                <w:bCs w:val="1"/>
+                <w:i w:val="0"/>
+                <w:iCs w:val="0"/>
+                <w:smallCaps w:val="0"/>
+                <w:strike w:val="0"/>
+                <w:color w:val="1f3864"/>
                 <w:u w:val="none"/>
                 <w:shd w:fill="auto" w:val="clear"/>
                 <w:vertAlign w:val="baseline"/>
@@ -1863,11 +1830,6 @@
               </w:rPr>
               <w:t xml:space="preserve">Entonces:</w:t>
             </w:r>
-            <w:r>
-              <w:rPr>
-                <w:rtl w:val="0"/>
-              </w:rPr>
-            </w:r>
           </w:p>
         </w:tc>
         <w:tc>
@@ -1891,16 +1853,11 @@
               <w:ind w:left="0" w:right="0" w:firstLine="0"/>
               <w:jc w:val="left"/>
               <w:rPr>
-                <w:rFonts w:ascii="Calibri" w:cs="Calibri" w:eastAsia="Calibri" w:hAnsi="Calibri"/>
-                <w:b w:val="0"/>
-                <w:bCs w:val="0"/>
                 <w:i w:val="0"/>
                 <w:iCs w:val="0"/>
                 <w:smallCaps w:val="0"/>
                 <w:strike w:val="0"/>
                 <w:color w:val="000000"/>
-                <w:sz w:val="22"/>
-                <w:szCs w:val="22"/>
                 <w:u w:val="none"/>
                 <w:shd w:fill="auto" w:val="clear"/>
                 <w:vertAlign w:val="baseline"/>
@@ -1923,6 +1880,7 @@
       <w:tr>
         <w:trPr>
           <w:cantSplit w:val="0"/>
+          <w:trHeight w:val="220" w:hRule="atLeast"/>
           <w:tblHeader w:val="0"/>
         </w:trPr>
         <w:tc>
@@ -2035,6 +1993,7 @@
       <w:tr>
         <w:trPr>
           <w:cantSplit w:val="0"/>
+          <w:trHeight w:val="220" w:hRule="atLeast"/>
           <w:tblHeader w:val="0"/>
         </w:trPr>
         <w:tc>
@@ -2072,8 +2031,6 @@
                 <w:smallCaps w:val="0"/>
                 <w:strike w:val="0"/>
                 <w:color w:val="000000"/>
-                <w:sz w:val="22"/>
-                <w:szCs w:val="22"/>
                 <w:u w:val="none"/>
                 <w:shd w:fill="auto" w:val="clear"/>
                 <w:vertAlign w:val="baseline"/>
@@ -2187,8 +2144,6 @@
                 <w:smallCaps w:val="0"/>
                 <w:strike w:val="0"/>
                 <w:color w:val="000000"/>
-                <w:sz w:val="22"/>
-                <w:szCs w:val="22"/>
                 <w:u w:val="none"/>
                 <w:shd w:fill="auto" w:val="clear"/>
                 <w:vertAlign w:val="baseline"/>
@@ -2539,6 +2494,7 @@
       <w:tr>
         <w:trPr>
           <w:cantSplit w:val="0"/>
+          <w:trHeight w:val="220" w:hRule="atLeast"/>
           <w:tblHeader w:val="0"/>
         </w:trPr>
         <w:tc>
@@ -2563,32 +2519,27 @@
               <w:ind w:left="0" w:right="0" w:firstLine="0"/>
               <w:jc w:val="center"/>
               <w:rPr>
-                <w:rFonts w:ascii="Calibri" w:cs="Calibri" w:eastAsia="Calibri" w:hAnsi="Calibri"/>
-                <w:b w:val="1"/>
-                <w:bCs w:val="1"/>
-                <w:i w:val="0"/>
-                <w:iCs w:val="0"/>
-                <w:smallCaps w:val="0"/>
-                <w:strike w:val="0"/>
-                <w:color w:val="1f3864"/>
-                <w:sz w:val="22"/>
-                <w:szCs w:val="22"/>
-                <w:u w:val="none"/>
-                <w:shd w:fill="auto" w:val="clear"/>
-                <w:vertAlign w:val="baseline"/>
-              </w:rPr>
-            </w:pPr>
-            <w:r>
-              <w:rPr>
-                <w:b w:val="1"/>
-                <w:bCs w:val="1"/>
-                <w:i w:val="0"/>
-                <w:iCs w:val="0"/>
-                <w:smallCaps w:val="0"/>
-                <w:strike w:val="0"/>
-                <w:color w:val="1f3864"/>
-                <w:sz w:val="22"/>
-                <w:szCs w:val="22"/>
+                <w:b w:val="1"/>
+                <w:bCs w:val="1"/>
+                <w:i w:val="0"/>
+                <w:iCs w:val="0"/>
+                <w:smallCaps w:val="0"/>
+                <w:strike w:val="0"/>
+                <w:color w:val="1f3864"/>
+                <w:u w:val="none"/>
+                <w:shd w:fill="auto" w:val="clear"/>
+                <w:vertAlign w:val="baseline"/>
+              </w:rPr>
+            </w:pPr>
+            <w:r>
+              <w:rPr>
+                <w:b w:val="1"/>
+                <w:bCs w:val="1"/>
+                <w:i w:val="0"/>
+                <w:iCs w:val="0"/>
+                <w:smallCaps w:val="0"/>
+                <w:strike w:val="0"/>
+                <w:color w:val="1f3864"/>
                 <w:u w:val="none"/>
                 <w:shd w:fill="auto" w:val="clear"/>
                 <w:vertAlign w:val="baseline"/>
@@ -2621,16 +2572,13 @@
               <w:ind w:left="0" w:right="0" w:firstLine="0"/>
               <w:jc w:val="center"/>
               <w:rPr>
-                <w:rFonts w:ascii="Calibri" w:cs="Calibri" w:eastAsia="Calibri" w:hAnsi="Calibri"/>
-                <w:b w:val="1"/>
-                <w:bCs w:val="1"/>
-                <w:i w:val="0"/>
-                <w:iCs w:val="0"/>
-                <w:smallCaps w:val="0"/>
-                <w:strike w:val="0"/>
-                <w:color w:val="1f3864"/>
-                <w:sz w:val="22"/>
-                <w:szCs w:val="22"/>
+                <w:b w:val="1"/>
+                <w:bCs w:val="1"/>
+                <w:i w:val="0"/>
+                <w:iCs w:val="0"/>
+                <w:smallCaps w:val="0"/>
+                <w:strike w:val="0"/>
+                <w:color w:val="1f3864"/>
                 <w:u w:val="none"/>
                 <w:shd w:fill="auto" w:val="clear"/>
                 <w:vertAlign w:val="baseline"/>
@@ -2664,32 +2612,27 @@
               <w:ind w:left="0" w:right="0" w:firstLine="0"/>
               <w:jc w:val="left"/>
               <w:rPr>
-                <w:rFonts w:ascii="Calibri" w:cs="Calibri" w:eastAsia="Calibri" w:hAnsi="Calibri"/>
-                <w:b w:val="1"/>
-                <w:bCs w:val="1"/>
-                <w:i w:val="0"/>
-                <w:iCs w:val="0"/>
-                <w:smallCaps w:val="0"/>
-                <w:strike w:val="0"/>
-                <w:color w:val="1f3864"/>
-                <w:sz w:val="22"/>
-                <w:szCs w:val="22"/>
-                <w:u w:val="none"/>
-                <w:shd w:fill="auto" w:val="clear"/>
-                <w:vertAlign w:val="baseline"/>
-              </w:rPr>
-            </w:pPr>
-            <w:r>
-              <w:rPr>
-                <w:b w:val="1"/>
-                <w:bCs w:val="1"/>
-                <w:i w:val="0"/>
-                <w:iCs w:val="0"/>
-                <w:smallCaps w:val="0"/>
-                <w:strike w:val="0"/>
-                <w:color w:val="1f3864"/>
-                <w:sz w:val="22"/>
-                <w:szCs w:val="22"/>
+                <w:b w:val="1"/>
+                <w:bCs w:val="1"/>
+                <w:i w:val="0"/>
+                <w:iCs w:val="0"/>
+                <w:smallCaps w:val="0"/>
+                <w:strike w:val="0"/>
+                <w:color w:val="1f3864"/>
+                <w:u w:val="none"/>
+                <w:shd w:fill="auto" w:val="clear"/>
+                <w:vertAlign w:val="baseline"/>
+              </w:rPr>
+            </w:pPr>
+            <w:r>
+              <w:rPr>
+                <w:b w:val="1"/>
+                <w:bCs w:val="1"/>
+                <w:i w:val="0"/>
+                <w:iCs w:val="0"/>
+                <w:smallCaps w:val="0"/>
+                <w:strike w:val="0"/>
+                <w:color w:val="1f3864"/>
                 <w:u w:val="none"/>
                 <w:shd w:fill="auto" w:val="clear"/>
                 <w:vertAlign w:val="baseline"/>
@@ -2697,11 +2640,6 @@
               </w:rPr>
               <w:t xml:space="preserve">Dado:</w:t>
             </w:r>
-            <w:r>
-              <w:rPr>
-                <w:rtl w:val="0"/>
-              </w:rPr>
-            </w:r>
           </w:p>
         </w:tc>
         <w:tc>
@@ -2730,8 +2668,6 @@
                 <w:smallCaps w:val="0"/>
                 <w:strike w:val="0"/>
                 <w:color w:val="000000"/>
-                <w:sz w:val="22"/>
-                <w:szCs w:val="22"/>
                 <w:u w:val="none"/>
                 <w:shd w:fill="auto" w:val="clear"/>
                 <w:vertAlign w:val="baseline"/>
@@ -2754,6 +2690,7 @@
       <w:tr>
         <w:trPr>
           <w:cantSplit w:val="0"/>
+          <w:trHeight w:val="220" w:hRule="atLeast"/>
           <w:tblHeader w:val="0"/>
         </w:trPr>
         <w:tc>
@@ -2791,8 +2728,6 @@
                 <w:smallCaps w:val="0"/>
                 <w:strike w:val="0"/>
                 <w:color w:val="000000"/>
-                <w:sz w:val="22"/>
-                <w:szCs w:val="22"/>
                 <w:u w:val="none"/>
                 <w:shd w:fill="auto" w:val="clear"/>
                 <w:vertAlign w:val="baseline"/>
@@ -2826,32 +2761,27 @@
               <w:ind w:left="0" w:right="0" w:firstLine="0"/>
               <w:jc w:val="left"/>
               <w:rPr>
-                <w:rFonts w:ascii="Calibri" w:cs="Calibri" w:eastAsia="Calibri" w:hAnsi="Calibri"/>
-                <w:b w:val="1"/>
-                <w:bCs w:val="1"/>
-                <w:i w:val="0"/>
-                <w:iCs w:val="0"/>
-                <w:smallCaps w:val="0"/>
-                <w:strike w:val="0"/>
-                <w:color w:val="1f3864"/>
-                <w:sz w:val="22"/>
-                <w:szCs w:val="22"/>
-                <w:u w:val="none"/>
-                <w:shd w:fill="auto" w:val="clear"/>
-                <w:vertAlign w:val="baseline"/>
-              </w:rPr>
-            </w:pPr>
-            <w:r>
-              <w:rPr>
-                <w:b w:val="1"/>
-                <w:bCs w:val="1"/>
-                <w:i w:val="0"/>
-                <w:iCs w:val="0"/>
-                <w:smallCaps w:val="0"/>
-                <w:strike w:val="0"/>
-                <w:color w:val="1f3864"/>
-                <w:sz w:val="22"/>
-                <w:szCs w:val="22"/>
+                <w:b w:val="1"/>
+                <w:bCs w:val="1"/>
+                <w:i w:val="0"/>
+                <w:iCs w:val="0"/>
+                <w:smallCaps w:val="0"/>
+                <w:strike w:val="0"/>
+                <w:color w:val="1f3864"/>
+                <w:u w:val="none"/>
+                <w:shd w:fill="auto" w:val="clear"/>
+                <w:vertAlign w:val="baseline"/>
+              </w:rPr>
+            </w:pPr>
+            <w:r>
+              <w:rPr>
+                <w:b w:val="1"/>
+                <w:bCs w:val="1"/>
+                <w:i w:val="0"/>
+                <w:iCs w:val="0"/>
+                <w:smallCaps w:val="0"/>
+                <w:strike w:val="0"/>
+                <w:color w:val="1f3864"/>
                 <w:u w:val="none"/>
                 <w:shd w:fill="auto" w:val="clear"/>
                 <w:vertAlign w:val="baseline"/>
@@ -2859,11 +2789,6 @@
               </w:rPr>
               <w:t xml:space="preserve">Cuando:</w:t>
             </w:r>
-            <w:r>
-              <w:rPr>
-                <w:rtl w:val="0"/>
-              </w:rPr>
-            </w:r>
           </w:p>
         </w:tc>
         <w:tc>
@@ -2892,8 +2817,6 @@
                 <w:smallCaps w:val="0"/>
                 <w:strike w:val="0"/>
                 <w:color w:val="000000"/>
-                <w:sz w:val="22"/>
-                <w:szCs w:val="22"/>
                 <w:u w:val="none"/>
                 <w:shd w:fill="auto" w:val="clear"/>
                 <w:vertAlign w:val="baseline"/>
@@ -2916,6 +2839,7 @@
       <w:tr>
         <w:trPr>
           <w:cantSplit w:val="0"/>
+          <w:trHeight w:val="220" w:hRule="atLeast"/>
           <w:tblHeader w:val="0"/>
         </w:trPr>
         <w:tc>
@@ -2953,8 +2877,6 @@
                 <w:smallCaps w:val="0"/>
                 <w:strike w:val="0"/>
                 <w:color w:val="000000"/>
-                <w:sz w:val="22"/>
-                <w:szCs w:val="22"/>
                 <w:u w:val="none"/>
                 <w:shd w:fill="auto" w:val="clear"/>
                 <w:vertAlign w:val="baseline"/>
@@ -2988,32 +2910,27 @@
               <w:ind w:left="0" w:right="0" w:firstLine="0"/>
               <w:jc w:val="left"/>
               <w:rPr>
-                <w:rFonts w:ascii="Calibri" w:cs="Calibri" w:eastAsia="Calibri" w:hAnsi="Calibri"/>
-                <w:b w:val="1"/>
-                <w:bCs w:val="1"/>
-                <w:i w:val="0"/>
-                <w:iCs w:val="0"/>
-                <w:smallCaps w:val="0"/>
-                <w:strike w:val="0"/>
-                <w:color w:val="1f3864"/>
-                <w:sz w:val="22"/>
-                <w:szCs w:val="22"/>
-                <w:u w:val="none"/>
-                <w:shd w:fill="auto" w:val="clear"/>
-                <w:vertAlign w:val="baseline"/>
-              </w:rPr>
-            </w:pPr>
-            <w:r>
-              <w:rPr>
-                <w:b w:val="1"/>
-                <w:bCs w:val="1"/>
-                <w:i w:val="0"/>
-                <w:iCs w:val="0"/>
-                <w:smallCaps w:val="0"/>
-                <w:strike w:val="0"/>
-                <w:color w:val="1f3864"/>
-                <w:sz w:val="22"/>
-                <w:szCs w:val="22"/>
+                <w:b w:val="1"/>
+                <w:bCs w:val="1"/>
+                <w:i w:val="0"/>
+                <w:iCs w:val="0"/>
+                <w:smallCaps w:val="0"/>
+                <w:strike w:val="0"/>
+                <w:color w:val="1f3864"/>
+                <w:u w:val="none"/>
+                <w:shd w:fill="auto" w:val="clear"/>
+                <w:vertAlign w:val="baseline"/>
+              </w:rPr>
+            </w:pPr>
+            <w:r>
+              <w:rPr>
+                <w:b w:val="1"/>
+                <w:bCs w:val="1"/>
+                <w:i w:val="0"/>
+                <w:iCs w:val="0"/>
+                <w:smallCaps w:val="0"/>
+                <w:strike w:val="0"/>
+                <w:color w:val="1f3864"/>
                 <w:u w:val="none"/>
                 <w:shd w:fill="auto" w:val="clear"/>
                 <w:vertAlign w:val="baseline"/>
@@ -3021,11 +2938,6 @@
               </w:rPr>
               <w:t xml:space="preserve">Entonces:</w:t>
             </w:r>
-            <w:r>
-              <w:rPr>
-                <w:rtl w:val="0"/>
-              </w:rPr>
-            </w:r>
           </w:p>
         </w:tc>
         <w:tc>
@@ -3054,8 +2966,6 @@
                 <w:smallCaps w:val="0"/>
                 <w:strike w:val="0"/>
                 <w:color w:val="000000"/>
-                <w:sz w:val="22"/>
-                <w:szCs w:val="22"/>
                 <w:u w:val="none"/>
                 <w:shd w:fill="auto" w:val="clear"/>
                 <w:vertAlign w:val="baseline"/>
@@ -3078,10 +2988,1394 @@
       <w:tr>
         <w:trPr>
           <w:cantSplit w:val="0"/>
+          <w:trHeight w:val="220" w:hRule="atLeast"/>
           <w:tblHeader w:val="0"/>
         </w:trPr>
         <w:tc>
           <w:tcPr>
+            <w:gridSpan w:val="3"/>
+            <w:vMerge w:val="restart"/>
+            <w:tcBorders>
+              <w:top w:color="000000" w:space="0" w:sz="4" w:val="single"/>
+              <w:left w:color="000000" w:space="0" w:sz="4" w:val="single"/>
+              <w:bottom w:color="000000" w:space="0" w:sz="4" w:val="single"/>
+              <w:right w:color="000000" w:space="0" w:sz="4" w:val="single"/>
+            </w:tcBorders>
+            <w:vAlign w:val="center"/>
+          </w:tcPr>
+          <w:p>
+            <w:pPr>
+              <w:jc w:val="center"/>
+              <w:rPr>
+                <w:b w:val="1"/>
+                <w:bCs w:val="1"/>
+                <w:color w:val="1f3864"/>
+              </w:rPr>
+            </w:pPr>
+            <w:r>
+              <w:rPr>
+                <w:b w:val="1"/>
+                <w:bCs w:val="1"/>
+                <w:color w:val="1f3864"/>
+                <w:rtl w:val="0"/>
+              </w:rPr>
+              <w:t xml:space="preserve">Condición 05</w:t>
+            </w:r>
+          </w:p>
+          <w:p>
+            <w:pPr>
+              <w:keepNext w:val="0"/>
+              <w:keepLines w:val="0"/>
+              <w:pageBreakBefore w:val="0"/>
+              <w:widowControl w:val="0"/>
+              <w:pBdr>
+                <w:top w:space="0" w:sz="0" w:val="nil"/>
+                <w:left w:space="0" w:sz="0" w:val="nil"/>
+                <w:bottom w:space="0" w:sz="0" w:val="nil"/>
+                <w:right w:space="0" w:sz="0" w:val="nil"/>
+                <w:between w:space="0" w:sz="0" w:val="nil"/>
+              </w:pBdr>
+              <w:shd w:fill="auto" w:val="clear"/>
+              <w:spacing w:after="0" w:before="0" w:line="276" w:lineRule="auto"/>
+              <w:ind w:left="0" w:right="0" w:firstLine="0"/>
+              <w:jc w:val="left"/>
+              <w:rPr/>
+            </w:pPr>
+            <w:r>
+              <w:rPr>
+                <w:rtl w:val="0"/>
+              </w:rPr>
+            </w:r>
+          </w:p>
+        </w:tc>
+        <w:tc>
+          <w:tcPr>
+            <w:gridSpan w:val="2"/>
+            <w:tcBorders>
+              <w:top w:color="000000" w:space="0" w:sz="4" w:val="single"/>
+              <w:left w:color="000000" w:space="0" w:sz="4" w:val="single"/>
+              <w:bottom w:color="000000" w:space="0" w:sz="4" w:val="single"/>
+              <w:right w:color="000000" w:space="0" w:sz="4" w:val="single"/>
+            </w:tcBorders>
+            <w:vAlign w:val="center"/>
+          </w:tcPr>
+          <w:p>
+            <w:pPr>
+              <w:rPr>
+                <w:b w:val="1"/>
+                <w:bCs w:val="1"/>
+                <w:color w:val="1f3864"/>
+              </w:rPr>
+            </w:pPr>
+            <w:r>
+              <w:rPr>
+                <w:b w:val="1"/>
+                <w:bCs w:val="1"/>
+                <w:color w:val="1f3864"/>
+                <w:rtl w:val="0"/>
+              </w:rPr>
+              <w:t xml:space="preserve">Dado:</w:t>
+            </w:r>
+          </w:p>
+        </w:tc>
+        <w:tc>
+          <w:tcPr>
+            <w:gridSpan w:val="4"/>
+            <w:tcBorders>
+              <w:top w:color="000000" w:space="0" w:sz="4" w:val="single"/>
+              <w:left w:color="000000" w:space="0" w:sz="4" w:val="single"/>
+              <w:bottom w:color="000000" w:space="0" w:sz="4" w:val="single"/>
+              <w:right w:color="000000" w:space="0" w:sz="4" w:val="single"/>
+            </w:tcBorders>
+            <w:vAlign w:val="center"/>
+          </w:tcPr>
+          <w:p>
+            <w:pPr>
+              <w:keepNext w:val="0"/>
+              <w:keepLines w:val="0"/>
+              <w:widowControl w:val="1"/>
+              <w:shd w:fill="auto" w:val="clear"/>
+              <w:spacing w:after="160" w:before="0" w:line="240" w:lineRule="auto"/>
+              <w:ind w:left="0" w:right="0" w:firstLine="0"/>
+              <w:jc w:val="left"/>
+              <w:rPr/>
+            </w:pPr>
+            <w:r>
+              <w:rPr>
+                <w:rtl w:val="0"/>
+              </w:rPr>
+              <w:t xml:space="preserve">que el usuario accede a la sección de contacto.</w:t>
+            </w:r>
+          </w:p>
+        </w:tc>
+      </w:tr>
+      <w:tr>
+        <w:trPr>
+          <w:cantSplit w:val="0"/>
+          <w:trHeight w:val="220" w:hRule="atLeast"/>
+          <w:tblHeader w:val="0"/>
+        </w:trPr>
+        <w:tc>
+          <w:tcPr>
+            <w:gridSpan w:val="3"/>
+            <w:vMerge w:val="continue"/>
+            <w:tcBorders>
+              <w:top w:color="000000" w:space="0" w:sz="4" w:val="single"/>
+              <w:left w:color="000000" w:space="0" w:sz="4" w:val="single"/>
+              <w:bottom w:color="000000" w:space="0" w:sz="4" w:val="single"/>
+              <w:right w:color="000000" w:space="0" w:sz="4" w:val="single"/>
+            </w:tcBorders>
+            <w:vAlign w:val="center"/>
+          </w:tcPr>
+          <w:p>
+            <w:pPr>
+              <w:keepNext w:val="0"/>
+              <w:keepLines w:val="0"/>
+              <w:pageBreakBefore w:val="0"/>
+              <w:widowControl w:val="0"/>
+              <w:pBdr>
+                <w:top w:space="0" w:sz="0" w:val="nil"/>
+                <w:left w:space="0" w:sz="0" w:val="nil"/>
+                <w:bottom w:space="0" w:sz="0" w:val="nil"/>
+                <w:right w:space="0" w:sz="0" w:val="nil"/>
+                <w:between w:space="0" w:sz="0" w:val="nil"/>
+              </w:pBdr>
+              <w:shd w:fill="auto" w:val="clear"/>
+              <w:spacing w:after="0" w:before="0" w:line="240" w:lineRule="auto"/>
+              <w:ind w:left="0" w:right="0" w:firstLine="0"/>
+              <w:jc w:val="left"/>
+              <w:rPr>
+                <w:i w:val="0"/>
+                <w:iCs w:val="0"/>
+                <w:smallCaps w:val="0"/>
+                <w:strike w:val="0"/>
+                <w:color w:val="000000"/>
+                <w:u w:val="none"/>
+                <w:shd w:fill="auto" w:val="clear"/>
+                <w:vertAlign w:val="baseline"/>
+              </w:rPr>
+            </w:pPr>
+            <w:r>
+              <w:rPr>
+                <w:rtl w:val="0"/>
+              </w:rPr>
+            </w:r>
+          </w:p>
+        </w:tc>
+        <w:tc>
+          <w:tcPr>
+            <w:gridSpan w:val="2"/>
+            <w:tcBorders>
+              <w:top w:color="000000" w:space="0" w:sz="4" w:val="single"/>
+              <w:left w:color="000000" w:space="0" w:sz="4" w:val="single"/>
+              <w:bottom w:color="000000" w:space="0" w:sz="4" w:val="single"/>
+              <w:right w:color="000000" w:space="0" w:sz="4" w:val="single"/>
+            </w:tcBorders>
+            <w:vAlign w:val="center"/>
+          </w:tcPr>
+          <w:p>
+            <w:pPr>
+              <w:rPr>
+                <w:b w:val="1"/>
+                <w:bCs w:val="1"/>
+                <w:color w:val="1f3864"/>
+              </w:rPr>
+            </w:pPr>
+            <w:r>
+              <w:rPr>
+                <w:b w:val="1"/>
+                <w:bCs w:val="1"/>
+                <w:color w:val="1f3864"/>
+                <w:rtl w:val="0"/>
+              </w:rPr>
+              <w:t xml:space="preserve">Cuando:</w:t>
+            </w:r>
+          </w:p>
+        </w:tc>
+        <w:tc>
+          <w:tcPr>
+            <w:gridSpan w:val="4"/>
+            <w:tcBorders>
+              <w:top w:color="000000" w:space="0" w:sz="4" w:val="single"/>
+              <w:left w:color="000000" w:space="0" w:sz="4" w:val="single"/>
+              <w:bottom w:color="000000" w:space="0" w:sz="4" w:val="single"/>
+              <w:right w:color="000000" w:space="0" w:sz="4" w:val="single"/>
+            </w:tcBorders>
+            <w:vAlign w:val="center"/>
+          </w:tcPr>
+          <w:p>
+            <w:pPr>
+              <w:keepNext w:val="0"/>
+              <w:keepLines w:val="0"/>
+              <w:widowControl w:val="1"/>
+              <w:shd w:fill="auto" w:val="clear"/>
+              <w:spacing w:after="160" w:before="0" w:line="240" w:lineRule="auto"/>
+              <w:ind w:left="0" w:right="0" w:firstLine="0"/>
+              <w:jc w:val="left"/>
+              <w:rPr/>
+            </w:pPr>
+            <w:r>
+              <w:rPr>
+                <w:rtl w:val="0"/>
+              </w:rPr>
+              <w:t xml:space="preserve">consulta la información de contacto.</w:t>
+            </w:r>
+          </w:p>
+        </w:tc>
+      </w:tr>
+      <w:tr>
+        <w:trPr>
+          <w:cantSplit w:val="0"/>
+          <w:trHeight w:val="220" w:hRule="atLeast"/>
+          <w:tblHeader w:val="0"/>
+        </w:trPr>
+        <w:tc>
+          <w:tcPr>
+            <w:gridSpan w:val="3"/>
+            <w:vMerge w:val="continue"/>
+            <w:tcBorders>
+              <w:top w:color="000000" w:space="0" w:sz="4" w:val="single"/>
+              <w:left w:color="000000" w:space="0" w:sz="4" w:val="single"/>
+              <w:bottom w:color="000000" w:space="0" w:sz="4" w:val="single"/>
+              <w:right w:color="000000" w:space="0" w:sz="4" w:val="single"/>
+            </w:tcBorders>
+            <w:vAlign w:val="center"/>
+          </w:tcPr>
+          <w:p>
+            <w:pPr>
+              <w:keepNext w:val="0"/>
+              <w:keepLines w:val="0"/>
+              <w:pageBreakBefore w:val="0"/>
+              <w:widowControl w:val="0"/>
+              <w:pBdr>
+                <w:top w:space="0" w:sz="0" w:val="nil"/>
+                <w:left w:space="0" w:sz="0" w:val="nil"/>
+                <w:bottom w:space="0" w:sz="0" w:val="nil"/>
+                <w:right w:space="0" w:sz="0" w:val="nil"/>
+                <w:between w:space="0" w:sz="0" w:val="nil"/>
+              </w:pBdr>
+              <w:shd w:fill="auto" w:val="clear"/>
+              <w:spacing w:after="0" w:before="0" w:line="240" w:lineRule="auto"/>
+              <w:ind w:left="0" w:right="0" w:firstLine="0"/>
+              <w:jc w:val="left"/>
+              <w:rPr>
+                <w:i w:val="0"/>
+                <w:iCs w:val="0"/>
+                <w:smallCaps w:val="0"/>
+                <w:strike w:val="0"/>
+                <w:color w:val="000000"/>
+                <w:u w:val="none"/>
+                <w:shd w:fill="auto" w:val="clear"/>
+                <w:vertAlign w:val="baseline"/>
+              </w:rPr>
+            </w:pPr>
+            <w:r>
+              <w:rPr>
+                <w:rtl w:val="0"/>
+              </w:rPr>
+            </w:r>
+          </w:p>
+        </w:tc>
+        <w:tc>
+          <w:tcPr>
+            <w:gridSpan w:val="2"/>
+            <w:tcBorders>
+              <w:top w:color="000000" w:space="0" w:sz="4" w:val="single"/>
+              <w:left w:color="000000" w:space="0" w:sz="4" w:val="single"/>
+              <w:bottom w:color="000000" w:space="0" w:sz="4" w:val="single"/>
+              <w:right w:color="000000" w:space="0" w:sz="4" w:val="single"/>
+            </w:tcBorders>
+            <w:vAlign w:val="center"/>
+          </w:tcPr>
+          <w:p>
+            <w:pPr>
+              <w:rPr>
+                <w:b w:val="1"/>
+                <w:bCs w:val="1"/>
+                <w:color w:val="1f3864"/>
+              </w:rPr>
+            </w:pPr>
+            <w:r>
+              <w:rPr>
+                <w:b w:val="1"/>
+                <w:bCs w:val="1"/>
+                <w:color w:val="1f3864"/>
+                <w:rtl w:val="0"/>
+              </w:rPr>
+              <w:t xml:space="preserve">Entonces:</w:t>
+            </w:r>
+          </w:p>
+        </w:tc>
+        <w:tc>
+          <w:tcPr>
+            <w:gridSpan w:val="4"/>
+            <w:tcBorders>
+              <w:top w:color="000000" w:space="0" w:sz="4" w:val="single"/>
+              <w:left w:color="000000" w:space="0" w:sz="4" w:val="single"/>
+              <w:bottom w:color="000000" w:space="0" w:sz="4" w:val="single"/>
+              <w:right w:color="000000" w:space="0" w:sz="4" w:val="single"/>
+            </w:tcBorders>
+            <w:vAlign w:val="center"/>
+          </w:tcPr>
+          <w:p>
+            <w:pPr>
+              <w:keepNext w:val="0"/>
+              <w:keepLines w:val="0"/>
+              <w:widowControl w:val="1"/>
+              <w:shd w:fill="auto" w:val="clear"/>
+              <w:spacing w:after="160" w:before="0" w:line="240" w:lineRule="auto"/>
+              <w:ind w:left="0" w:right="0" w:firstLine="0"/>
+              <w:jc w:val="left"/>
+              <w:rPr/>
+            </w:pPr>
+            <w:r>
+              <w:rPr>
+                <w:rtl w:val="0"/>
+              </w:rPr>
+              <w:t xml:space="preserve">el sistema muestra los canales oficiales de comunicación disponibles.</w:t>
+            </w:r>
+          </w:p>
+        </w:tc>
+      </w:tr>
+      <w:tr>
+        <w:trPr>
+          <w:cantSplit w:val="0"/>
+          <w:trHeight w:val="220" w:hRule="atLeast"/>
+          <w:tblHeader w:val="0"/>
+        </w:trPr>
+        <w:tc>
+          <w:tcPr>
+            <w:gridSpan w:val="3"/>
+            <w:vMerge w:val="restart"/>
+            <w:tcBorders>
+              <w:top w:color="000000" w:space="0" w:sz="4" w:val="single"/>
+              <w:left w:color="000000" w:space="0" w:sz="4" w:val="single"/>
+              <w:bottom w:color="000000" w:space="0" w:sz="4" w:val="single"/>
+              <w:right w:color="000000" w:space="0" w:sz="4" w:val="single"/>
+            </w:tcBorders>
+            <w:vAlign w:val="center"/>
+          </w:tcPr>
+          <w:p>
+            <w:pPr>
+              <w:jc w:val="center"/>
+              <w:rPr>
+                <w:b w:val="1"/>
+                <w:bCs w:val="1"/>
+                <w:color w:val="1f3864"/>
+              </w:rPr>
+            </w:pPr>
+            <w:r>
+              <w:rPr>
+                <w:b w:val="1"/>
+                <w:bCs w:val="1"/>
+                <w:color w:val="1f3864"/>
+                <w:rtl w:val="0"/>
+              </w:rPr>
+              <w:t xml:space="preserve">Condición 06</w:t>
+            </w:r>
+          </w:p>
+          <w:p>
+            <w:pPr>
+              <w:keepNext w:val="0"/>
+              <w:keepLines w:val="0"/>
+              <w:pageBreakBefore w:val="0"/>
+              <w:widowControl w:val="0"/>
+              <w:pBdr>
+                <w:top w:space="0" w:sz="0" w:val="nil"/>
+                <w:left w:space="0" w:sz="0" w:val="nil"/>
+                <w:bottom w:space="0" w:sz="0" w:val="nil"/>
+                <w:right w:space="0" w:sz="0" w:val="nil"/>
+                <w:between w:space="0" w:sz="0" w:val="nil"/>
+              </w:pBdr>
+              <w:shd w:fill="auto" w:val="clear"/>
+              <w:spacing w:after="0" w:before="0" w:line="276" w:lineRule="auto"/>
+              <w:ind w:left="0" w:right="0" w:firstLine="0"/>
+              <w:jc w:val="left"/>
+              <w:rPr/>
+            </w:pPr>
+            <w:r>
+              <w:rPr>
+                <w:rtl w:val="0"/>
+              </w:rPr>
+            </w:r>
+          </w:p>
+        </w:tc>
+        <w:tc>
+          <w:tcPr>
+            <w:gridSpan w:val="2"/>
+            <w:tcBorders>
+              <w:top w:color="000000" w:space="0" w:sz="4" w:val="single"/>
+              <w:left w:color="000000" w:space="0" w:sz="4" w:val="single"/>
+              <w:bottom w:color="000000" w:space="0" w:sz="4" w:val="single"/>
+              <w:right w:color="000000" w:space="0" w:sz="4" w:val="single"/>
+            </w:tcBorders>
+            <w:vAlign w:val="center"/>
+          </w:tcPr>
+          <w:p>
+            <w:pPr>
+              <w:rPr>
+                <w:b w:val="1"/>
+                <w:bCs w:val="1"/>
+                <w:color w:val="1f3864"/>
+              </w:rPr>
+            </w:pPr>
+            <w:r>
+              <w:rPr>
+                <w:b w:val="1"/>
+                <w:bCs w:val="1"/>
+                <w:color w:val="1f3864"/>
+                <w:rtl w:val="0"/>
+              </w:rPr>
+              <w:t xml:space="preserve">Dado:</w:t>
+            </w:r>
+          </w:p>
+        </w:tc>
+        <w:tc>
+          <w:tcPr>
+            <w:gridSpan w:val="4"/>
+            <w:tcBorders>
+              <w:top w:color="000000" w:space="0" w:sz="4" w:val="single"/>
+              <w:left w:color="000000" w:space="0" w:sz="4" w:val="single"/>
+              <w:bottom w:color="000000" w:space="0" w:sz="4" w:val="single"/>
+              <w:right w:color="000000" w:space="0" w:sz="4" w:val="single"/>
+            </w:tcBorders>
+            <w:vAlign w:val="center"/>
+          </w:tcPr>
+          <w:p>
+            <w:pPr>
+              <w:keepNext w:val="0"/>
+              <w:keepLines w:val="0"/>
+              <w:widowControl w:val="1"/>
+              <w:shd w:fill="auto" w:val="clear"/>
+              <w:spacing w:after="160" w:before="0" w:line="240" w:lineRule="auto"/>
+              <w:ind w:left="0" w:right="0" w:firstLine="0"/>
+              <w:jc w:val="left"/>
+              <w:rPr/>
+            </w:pPr>
+            <w:r>
+              <w:rPr>
+                <w:rtl w:val="0"/>
+              </w:rPr>
+              <w:t xml:space="preserve">que el usuario intenta acceder a una sección inexistente.</w:t>
+            </w:r>
+          </w:p>
+        </w:tc>
+      </w:tr>
+      <w:tr>
+        <w:trPr>
+          <w:cantSplit w:val="0"/>
+          <w:trHeight w:val="220" w:hRule="atLeast"/>
+          <w:tblHeader w:val="0"/>
+        </w:trPr>
+        <w:tc>
+          <w:tcPr>
+            <w:gridSpan w:val="3"/>
+            <w:vMerge w:val="continue"/>
+            <w:tcBorders>
+              <w:top w:color="000000" w:space="0" w:sz="4" w:val="single"/>
+              <w:left w:color="000000" w:space="0" w:sz="4" w:val="single"/>
+              <w:bottom w:color="000000" w:space="0" w:sz="4" w:val="single"/>
+              <w:right w:color="000000" w:space="0" w:sz="4" w:val="single"/>
+            </w:tcBorders>
+            <w:vAlign w:val="center"/>
+          </w:tcPr>
+          <w:p>
+            <w:pPr>
+              <w:keepNext w:val="0"/>
+              <w:keepLines w:val="0"/>
+              <w:pageBreakBefore w:val="0"/>
+              <w:widowControl w:val="0"/>
+              <w:pBdr>
+                <w:top w:space="0" w:sz="0" w:val="nil"/>
+                <w:left w:space="0" w:sz="0" w:val="nil"/>
+                <w:bottom w:space="0" w:sz="0" w:val="nil"/>
+                <w:right w:space="0" w:sz="0" w:val="nil"/>
+                <w:between w:space="0" w:sz="0" w:val="nil"/>
+              </w:pBdr>
+              <w:shd w:fill="auto" w:val="clear"/>
+              <w:spacing w:after="0" w:before="0" w:line="240" w:lineRule="auto"/>
+              <w:ind w:left="0" w:right="0" w:firstLine="0"/>
+              <w:jc w:val="left"/>
+              <w:rPr>
+                <w:i w:val="0"/>
+                <w:iCs w:val="0"/>
+                <w:smallCaps w:val="0"/>
+                <w:strike w:val="0"/>
+                <w:color w:val="000000"/>
+                <w:u w:val="none"/>
+                <w:shd w:fill="auto" w:val="clear"/>
+                <w:vertAlign w:val="baseline"/>
+              </w:rPr>
+            </w:pPr>
+            <w:r>
+              <w:rPr>
+                <w:rtl w:val="0"/>
+              </w:rPr>
+            </w:r>
+          </w:p>
+        </w:tc>
+        <w:tc>
+          <w:tcPr>
+            <w:gridSpan w:val="2"/>
+            <w:tcBorders>
+              <w:top w:color="000000" w:space="0" w:sz="4" w:val="single"/>
+              <w:left w:color="000000" w:space="0" w:sz="4" w:val="single"/>
+              <w:bottom w:color="000000" w:space="0" w:sz="4" w:val="single"/>
+              <w:right w:color="000000" w:space="0" w:sz="4" w:val="single"/>
+            </w:tcBorders>
+            <w:vAlign w:val="center"/>
+          </w:tcPr>
+          <w:p>
+            <w:pPr>
+              <w:rPr>
+                <w:b w:val="1"/>
+                <w:bCs w:val="1"/>
+                <w:color w:val="1f3864"/>
+              </w:rPr>
+            </w:pPr>
+            <w:r>
+              <w:rPr>
+                <w:b w:val="1"/>
+                <w:bCs w:val="1"/>
+                <w:color w:val="1f3864"/>
+                <w:rtl w:val="0"/>
+              </w:rPr>
+              <w:t xml:space="preserve">Cuando:</w:t>
+            </w:r>
+          </w:p>
+        </w:tc>
+        <w:tc>
+          <w:tcPr>
+            <w:gridSpan w:val="4"/>
+            <w:tcBorders>
+              <w:top w:color="000000" w:space="0" w:sz="4" w:val="single"/>
+              <w:left w:color="000000" w:space="0" w:sz="4" w:val="single"/>
+              <w:bottom w:color="000000" w:space="0" w:sz="4" w:val="single"/>
+              <w:right w:color="000000" w:space="0" w:sz="4" w:val="single"/>
+            </w:tcBorders>
+            <w:vAlign w:val="center"/>
+          </w:tcPr>
+          <w:p>
+            <w:pPr>
+              <w:keepNext w:val="0"/>
+              <w:keepLines w:val="0"/>
+              <w:widowControl w:val="1"/>
+              <w:shd w:fill="auto" w:val="clear"/>
+              <w:spacing w:after="160" w:before="0" w:line="240" w:lineRule="auto"/>
+              <w:ind w:left="0" w:right="0" w:firstLine="0"/>
+              <w:jc w:val="left"/>
+              <w:rPr/>
+            </w:pPr>
+            <w:r>
+              <w:rPr>
+                <w:rtl w:val="0"/>
+              </w:rPr>
+              <w:t xml:space="preserve">la URL solicitada no corresponde a una sección pública.</w:t>
+            </w:r>
+          </w:p>
+        </w:tc>
+      </w:tr>
+      <w:tr>
+        <w:trPr>
+          <w:cantSplit w:val="0"/>
+          <w:trHeight w:val="220" w:hRule="atLeast"/>
+          <w:tblHeader w:val="0"/>
+        </w:trPr>
+        <w:tc>
+          <w:tcPr>
+            <w:gridSpan w:val="3"/>
+            <w:vMerge w:val="continue"/>
+            <w:tcBorders>
+              <w:top w:color="000000" w:space="0" w:sz="4" w:val="single"/>
+              <w:left w:color="000000" w:space="0" w:sz="4" w:val="single"/>
+              <w:bottom w:color="000000" w:space="0" w:sz="4" w:val="single"/>
+              <w:right w:color="000000" w:space="0" w:sz="4" w:val="single"/>
+            </w:tcBorders>
+            <w:vAlign w:val="center"/>
+          </w:tcPr>
+          <w:p>
+            <w:pPr>
+              <w:keepNext w:val="0"/>
+              <w:keepLines w:val="0"/>
+              <w:pageBreakBefore w:val="0"/>
+              <w:widowControl w:val="0"/>
+              <w:pBdr>
+                <w:top w:space="0" w:sz="0" w:val="nil"/>
+                <w:left w:space="0" w:sz="0" w:val="nil"/>
+                <w:bottom w:space="0" w:sz="0" w:val="nil"/>
+                <w:right w:space="0" w:sz="0" w:val="nil"/>
+                <w:between w:space="0" w:sz="0" w:val="nil"/>
+              </w:pBdr>
+              <w:shd w:fill="auto" w:val="clear"/>
+              <w:spacing w:after="0" w:before="0" w:line="240" w:lineRule="auto"/>
+              <w:ind w:left="0" w:right="0" w:firstLine="0"/>
+              <w:jc w:val="left"/>
+              <w:rPr>
+                <w:i w:val="0"/>
+                <w:iCs w:val="0"/>
+                <w:smallCaps w:val="0"/>
+                <w:strike w:val="0"/>
+                <w:color w:val="000000"/>
+                <w:u w:val="none"/>
+                <w:shd w:fill="auto" w:val="clear"/>
+                <w:vertAlign w:val="baseline"/>
+              </w:rPr>
+            </w:pPr>
+            <w:r>
+              <w:rPr>
+                <w:rtl w:val="0"/>
+              </w:rPr>
+            </w:r>
+          </w:p>
+        </w:tc>
+        <w:tc>
+          <w:tcPr>
+            <w:gridSpan w:val="2"/>
+            <w:tcBorders>
+              <w:top w:color="000000" w:space="0" w:sz="4" w:val="single"/>
+              <w:left w:color="000000" w:space="0" w:sz="4" w:val="single"/>
+              <w:bottom w:color="000000" w:space="0" w:sz="4" w:val="single"/>
+              <w:right w:color="000000" w:space="0" w:sz="4" w:val="single"/>
+            </w:tcBorders>
+            <w:vAlign w:val="center"/>
+          </w:tcPr>
+          <w:p>
+            <w:pPr>
+              <w:rPr>
+                <w:b w:val="1"/>
+                <w:bCs w:val="1"/>
+                <w:color w:val="1f3864"/>
+              </w:rPr>
+            </w:pPr>
+            <w:r>
+              <w:rPr>
+                <w:b w:val="1"/>
+                <w:bCs w:val="1"/>
+                <w:color w:val="1f3864"/>
+                <w:rtl w:val="0"/>
+              </w:rPr>
+              <w:t xml:space="preserve">Entonces:</w:t>
+            </w:r>
+          </w:p>
+        </w:tc>
+        <w:tc>
+          <w:tcPr>
+            <w:gridSpan w:val="4"/>
+            <w:tcBorders>
+              <w:top w:color="000000" w:space="0" w:sz="4" w:val="single"/>
+              <w:left w:color="000000" w:space="0" w:sz="4" w:val="single"/>
+              <w:bottom w:color="000000" w:space="0" w:sz="4" w:val="single"/>
+              <w:right w:color="000000" w:space="0" w:sz="4" w:val="single"/>
+            </w:tcBorders>
+            <w:vAlign w:val="center"/>
+          </w:tcPr>
+          <w:p>
+            <w:pPr>
+              <w:keepNext w:val="0"/>
+              <w:keepLines w:val="0"/>
+              <w:widowControl w:val="1"/>
+              <w:shd w:fill="auto" w:val="clear"/>
+              <w:spacing w:after="160" w:before="0" w:line="240" w:lineRule="auto"/>
+              <w:ind w:left="0" w:right="0" w:firstLine="0"/>
+              <w:jc w:val="left"/>
+              <w:rPr/>
+            </w:pPr>
+            <w:r>
+              <w:rPr>
+                <w:rtl w:val="0"/>
+              </w:rPr>
+              <w:t xml:space="preserve">el sistema muestra una página informativa y permite regresar al portal principal.</w:t>
+            </w:r>
+          </w:p>
+        </w:tc>
+      </w:tr>
+      <w:tr>
+        <w:trPr>
+          <w:cantSplit w:val="0"/>
+          <w:trHeight w:val="220" w:hRule="atLeast"/>
+          <w:tblHeader w:val="0"/>
+        </w:trPr>
+        <w:tc>
+          <w:tcPr>
+            <w:gridSpan w:val="3"/>
+            <w:vMerge w:val="restart"/>
+            <w:tcBorders>
+              <w:top w:color="000000" w:space="0" w:sz="4" w:val="single"/>
+              <w:left w:color="000000" w:space="0" w:sz="4" w:val="single"/>
+              <w:bottom w:color="000000" w:space="0" w:sz="4" w:val="single"/>
+              <w:right w:color="000000" w:space="0" w:sz="4" w:val="single"/>
+            </w:tcBorders>
+            <w:vAlign w:val="center"/>
+          </w:tcPr>
+          <w:p>
+            <w:pPr>
+              <w:jc w:val="center"/>
+              <w:rPr>
+                <w:b w:val="1"/>
+                <w:bCs w:val="1"/>
+                <w:color w:val="1f3864"/>
+              </w:rPr>
+            </w:pPr>
+            <w:r>
+              <w:rPr>
+                <w:b w:val="1"/>
+                <w:bCs w:val="1"/>
+                <w:color w:val="1f3864"/>
+                <w:rtl w:val="0"/>
+              </w:rPr>
+              <w:t xml:space="preserve">Condición 07</w:t>
+            </w:r>
+          </w:p>
+          <w:p>
+            <w:pPr>
+              <w:keepNext w:val="0"/>
+              <w:keepLines w:val="0"/>
+              <w:pageBreakBefore w:val="0"/>
+              <w:widowControl w:val="0"/>
+              <w:pBdr>
+                <w:top w:space="0" w:sz="0" w:val="nil"/>
+                <w:left w:space="0" w:sz="0" w:val="nil"/>
+                <w:bottom w:space="0" w:sz="0" w:val="nil"/>
+                <w:right w:space="0" w:sz="0" w:val="nil"/>
+                <w:between w:space="0" w:sz="0" w:val="nil"/>
+              </w:pBdr>
+              <w:shd w:fill="auto" w:val="clear"/>
+              <w:spacing w:after="0" w:before="0" w:line="276" w:lineRule="auto"/>
+              <w:ind w:left="0" w:right="0" w:firstLine="0"/>
+              <w:jc w:val="left"/>
+              <w:rPr/>
+            </w:pPr>
+            <w:r>
+              <w:rPr>
+                <w:rtl w:val="0"/>
+              </w:rPr>
+            </w:r>
+          </w:p>
+        </w:tc>
+        <w:tc>
+          <w:tcPr>
+            <w:gridSpan w:val="2"/>
+            <w:tcBorders>
+              <w:top w:color="000000" w:space="0" w:sz="4" w:val="single"/>
+              <w:left w:color="000000" w:space="0" w:sz="4" w:val="single"/>
+              <w:bottom w:color="000000" w:space="0" w:sz="4" w:val="single"/>
+              <w:right w:color="000000" w:space="0" w:sz="4" w:val="single"/>
+            </w:tcBorders>
+            <w:vAlign w:val="center"/>
+          </w:tcPr>
+          <w:p>
+            <w:pPr>
+              <w:rPr>
+                <w:b w:val="1"/>
+                <w:bCs w:val="1"/>
+                <w:color w:val="1f3864"/>
+              </w:rPr>
+            </w:pPr>
+            <w:r>
+              <w:rPr>
+                <w:b w:val="1"/>
+                <w:bCs w:val="1"/>
+                <w:color w:val="1f3864"/>
+                <w:rtl w:val="0"/>
+              </w:rPr>
+              <w:t xml:space="preserve">Dado:</w:t>
+            </w:r>
+          </w:p>
+        </w:tc>
+        <w:tc>
+          <w:tcPr>
+            <w:gridSpan w:val="4"/>
+            <w:tcBorders>
+              <w:top w:color="000000" w:space="0" w:sz="4" w:val="single"/>
+              <w:left w:color="000000" w:space="0" w:sz="4" w:val="single"/>
+              <w:bottom w:color="000000" w:space="0" w:sz="4" w:val="single"/>
+              <w:right w:color="000000" w:space="0" w:sz="4" w:val="single"/>
+            </w:tcBorders>
+            <w:vAlign w:val="center"/>
+          </w:tcPr>
+          <w:p>
+            <w:pPr>
+              <w:keepNext w:val="0"/>
+              <w:keepLines w:val="0"/>
+              <w:widowControl w:val="1"/>
+              <w:shd w:fill="auto" w:val="clear"/>
+              <w:spacing w:after="160" w:before="0" w:line="240" w:lineRule="auto"/>
+              <w:ind w:left="0" w:right="0" w:firstLine="0"/>
+              <w:jc w:val="left"/>
+              <w:rPr/>
+            </w:pPr>
+            <w:r>
+              <w:rPr>
+                <w:rtl w:val="0"/>
+              </w:rPr>
+              <w:t xml:space="preserve">que una sección pública no contiene información disponible.</w:t>
+            </w:r>
+          </w:p>
+        </w:tc>
+      </w:tr>
+      <w:tr>
+        <w:trPr>
+          <w:cantSplit w:val="0"/>
+          <w:trHeight w:val="220" w:hRule="atLeast"/>
+          <w:tblHeader w:val="0"/>
+        </w:trPr>
+        <w:tc>
+          <w:tcPr>
+            <w:gridSpan w:val="3"/>
+            <w:vMerge w:val="continue"/>
+            <w:tcBorders>
+              <w:top w:color="000000" w:space="0" w:sz="4" w:val="single"/>
+              <w:left w:color="000000" w:space="0" w:sz="4" w:val="single"/>
+              <w:bottom w:color="000000" w:space="0" w:sz="4" w:val="single"/>
+              <w:right w:color="000000" w:space="0" w:sz="4" w:val="single"/>
+            </w:tcBorders>
+            <w:vAlign w:val="center"/>
+          </w:tcPr>
+          <w:p>
+            <w:pPr>
+              <w:keepNext w:val="0"/>
+              <w:keepLines w:val="0"/>
+              <w:pageBreakBefore w:val="0"/>
+              <w:widowControl w:val="0"/>
+              <w:pBdr>
+                <w:top w:space="0" w:sz="0" w:val="nil"/>
+                <w:left w:space="0" w:sz="0" w:val="nil"/>
+                <w:bottom w:space="0" w:sz="0" w:val="nil"/>
+                <w:right w:space="0" w:sz="0" w:val="nil"/>
+                <w:between w:space="0" w:sz="0" w:val="nil"/>
+              </w:pBdr>
+              <w:shd w:fill="auto" w:val="clear"/>
+              <w:spacing w:after="0" w:before="0" w:line="240" w:lineRule="auto"/>
+              <w:ind w:left="0" w:right="0" w:firstLine="0"/>
+              <w:jc w:val="left"/>
+              <w:rPr>
+                <w:i w:val="0"/>
+                <w:iCs w:val="0"/>
+                <w:smallCaps w:val="0"/>
+                <w:strike w:val="0"/>
+                <w:color w:val="000000"/>
+                <w:u w:val="none"/>
+                <w:shd w:fill="auto" w:val="clear"/>
+                <w:vertAlign w:val="baseline"/>
+              </w:rPr>
+            </w:pPr>
+            <w:r>
+              <w:rPr>
+                <w:rtl w:val="0"/>
+              </w:rPr>
+            </w:r>
+          </w:p>
+        </w:tc>
+        <w:tc>
+          <w:tcPr>
+            <w:gridSpan w:val="2"/>
+            <w:tcBorders>
+              <w:top w:color="000000" w:space="0" w:sz="4" w:val="single"/>
+              <w:left w:color="000000" w:space="0" w:sz="4" w:val="single"/>
+              <w:bottom w:color="000000" w:space="0" w:sz="4" w:val="single"/>
+              <w:right w:color="000000" w:space="0" w:sz="4" w:val="single"/>
+            </w:tcBorders>
+            <w:vAlign w:val="center"/>
+          </w:tcPr>
+          <w:p>
+            <w:pPr>
+              <w:rPr>
+                <w:b w:val="1"/>
+                <w:bCs w:val="1"/>
+                <w:color w:val="1f3864"/>
+              </w:rPr>
+            </w:pPr>
+            <w:r>
+              <w:rPr>
+                <w:b w:val="1"/>
+                <w:bCs w:val="1"/>
+                <w:color w:val="1f3864"/>
+                <w:rtl w:val="0"/>
+              </w:rPr>
+              <w:t xml:space="preserve">Cuando:</w:t>
+            </w:r>
+          </w:p>
+        </w:tc>
+        <w:tc>
+          <w:tcPr>
+            <w:gridSpan w:val="4"/>
+            <w:tcBorders>
+              <w:top w:color="000000" w:space="0" w:sz="4" w:val="single"/>
+              <w:left w:color="000000" w:space="0" w:sz="4" w:val="single"/>
+              <w:bottom w:color="000000" w:space="0" w:sz="4" w:val="single"/>
+              <w:right w:color="000000" w:space="0" w:sz="4" w:val="single"/>
+            </w:tcBorders>
+            <w:vAlign w:val="center"/>
+          </w:tcPr>
+          <w:p>
+            <w:pPr>
+              <w:keepNext w:val="0"/>
+              <w:keepLines w:val="0"/>
+              <w:widowControl w:val="1"/>
+              <w:shd w:fill="auto" w:val="clear"/>
+              <w:spacing w:after="160" w:before="0" w:line="240" w:lineRule="auto"/>
+              <w:ind w:left="0" w:right="0" w:firstLine="0"/>
+              <w:jc w:val="left"/>
+              <w:rPr/>
+            </w:pPr>
+            <w:r>
+              <w:rPr>
+                <w:rtl w:val="0"/>
+              </w:rPr>
+              <w:t xml:space="preserve">el usuario accede a dicha sección.</w:t>
+            </w:r>
+          </w:p>
+        </w:tc>
+      </w:tr>
+      <w:tr>
+        <w:trPr>
+          <w:cantSplit w:val="0"/>
+          <w:trHeight w:val="220" w:hRule="atLeast"/>
+          <w:tblHeader w:val="0"/>
+        </w:trPr>
+        <w:tc>
+          <w:tcPr>
+            <w:gridSpan w:val="3"/>
+            <w:vMerge w:val="continue"/>
+            <w:tcBorders>
+              <w:top w:color="000000" w:space="0" w:sz="4" w:val="single"/>
+              <w:left w:color="000000" w:space="0" w:sz="4" w:val="single"/>
+              <w:bottom w:color="000000" w:space="0" w:sz="4" w:val="single"/>
+              <w:right w:color="000000" w:space="0" w:sz="4" w:val="single"/>
+            </w:tcBorders>
+            <w:vAlign w:val="center"/>
+          </w:tcPr>
+          <w:p>
+            <w:pPr>
+              <w:keepNext w:val="0"/>
+              <w:keepLines w:val="0"/>
+              <w:pageBreakBefore w:val="0"/>
+              <w:widowControl w:val="0"/>
+              <w:pBdr>
+                <w:top w:space="0" w:sz="0" w:val="nil"/>
+                <w:left w:space="0" w:sz="0" w:val="nil"/>
+                <w:bottom w:space="0" w:sz="0" w:val="nil"/>
+                <w:right w:space="0" w:sz="0" w:val="nil"/>
+                <w:between w:space="0" w:sz="0" w:val="nil"/>
+              </w:pBdr>
+              <w:shd w:fill="auto" w:val="clear"/>
+              <w:spacing w:after="0" w:before="0" w:line="240" w:lineRule="auto"/>
+              <w:ind w:left="0" w:right="0" w:firstLine="0"/>
+              <w:jc w:val="left"/>
+              <w:rPr>
+                <w:i w:val="0"/>
+                <w:iCs w:val="0"/>
+                <w:smallCaps w:val="0"/>
+                <w:strike w:val="0"/>
+                <w:color w:val="000000"/>
+                <w:u w:val="none"/>
+                <w:shd w:fill="auto" w:val="clear"/>
+                <w:vertAlign w:val="baseline"/>
+              </w:rPr>
+            </w:pPr>
+            <w:r>
+              <w:rPr>
+                <w:rtl w:val="0"/>
+              </w:rPr>
+            </w:r>
+          </w:p>
+        </w:tc>
+        <w:tc>
+          <w:tcPr>
+            <w:gridSpan w:val="2"/>
+            <w:tcBorders>
+              <w:top w:color="000000" w:space="0" w:sz="4" w:val="single"/>
+              <w:left w:color="000000" w:space="0" w:sz="4" w:val="single"/>
+              <w:bottom w:color="000000" w:space="0" w:sz="4" w:val="single"/>
+              <w:right w:color="000000" w:space="0" w:sz="4" w:val="single"/>
+            </w:tcBorders>
+            <w:vAlign w:val="center"/>
+          </w:tcPr>
+          <w:p>
+            <w:pPr>
+              <w:rPr>
+                <w:b w:val="1"/>
+                <w:bCs w:val="1"/>
+                <w:color w:val="1f3864"/>
+              </w:rPr>
+            </w:pPr>
+            <w:r>
+              <w:rPr>
+                <w:b w:val="1"/>
+                <w:bCs w:val="1"/>
+                <w:color w:val="1f3864"/>
+                <w:rtl w:val="0"/>
+              </w:rPr>
+              <w:t xml:space="preserve">Entonces:</w:t>
+            </w:r>
+          </w:p>
+        </w:tc>
+        <w:tc>
+          <w:tcPr>
+            <w:gridSpan w:val="4"/>
+            <w:tcBorders>
+              <w:top w:color="000000" w:space="0" w:sz="4" w:val="single"/>
+              <w:left w:color="000000" w:space="0" w:sz="4" w:val="single"/>
+              <w:bottom w:color="000000" w:space="0" w:sz="4" w:val="single"/>
+              <w:right w:color="000000" w:space="0" w:sz="4" w:val="single"/>
+            </w:tcBorders>
+            <w:vAlign w:val="center"/>
+          </w:tcPr>
+          <w:p>
+            <w:pPr>
+              <w:keepNext w:val="0"/>
+              <w:keepLines w:val="0"/>
+              <w:widowControl w:val="1"/>
+              <w:shd w:fill="auto" w:val="clear"/>
+              <w:spacing w:after="160" w:before="0" w:line="240" w:lineRule="auto"/>
+              <w:ind w:left="0" w:right="0" w:firstLine="0"/>
+              <w:jc w:val="left"/>
+              <w:rPr/>
+            </w:pPr>
+            <w:r>
+              <w:rPr>
+                <w:rtl w:val="0"/>
+              </w:rPr>
+              <w:t xml:space="preserve">el sistema informa que actualmente no existe contenido publicado.</w:t>
+            </w:r>
+          </w:p>
+        </w:tc>
+      </w:tr>
+      <w:tr>
+        <w:trPr>
+          <w:cantSplit w:val="0"/>
+          <w:trHeight w:val="220" w:hRule="atLeast"/>
+          <w:tblHeader w:val="0"/>
+        </w:trPr>
+        <w:tc>
+          <w:tcPr>
+            <w:gridSpan w:val="3"/>
+            <w:vMerge w:val="restart"/>
+            <w:tcBorders>
+              <w:top w:color="000000" w:space="0" w:sz="4" w:val="single"/>
+              <w:left w:color="000000" w:space="0" w:sz="4" w:val="single"/>
+              <w:bottom w:color="000000" w:space="0" w:sz="4" w:val="single"/>
+              <w:right w:color="000000" w:space="0" w:sz="4" w:val="single"/>
+            </w:tcBorders>
+            <w:vAlign w:val="center"/>
+          </w:tcPr>
+          <w:p>
+            <w:pPr>
+              <w:jc w:val="center"/>
+              <w:rPr>
+                <w:b w:val="1"/>
+                <w:bCs w:val="1"/>
+                <w:color w:val="1f3864"/>
+              </w:rPr>
+            </w:pPr>
+            <w:r>
+              <w:rPr>
+                <w:b w:val="1"/>
+                <w:bCs w:val="1"/>
+                <w:color w:val="1f3864"/>
+                <w:rtl w:val="0"/>
+              </w:rPr>
+              <w:t xml:space="preserve">Condición 08</w:t>
+            </w:r>
+          </w:p>
+        </w:tc>
+        <w:tc>
+          <w:tcPr>
+            <w:gridSpan w:val="2"/>
+            <w:tcBorders>
+              <w:top w:color="000000" w:space="0" w:sz="4" w:val="single"/>
+              <w:left w:color="000000" w:space="0" w:sz="4" w:val="single"/>
+              <w:bottom w:color="000000" w:space="0" w:sz="4" w:val="single"/>
+              <w:right w:color="000000" w:space="0" w:sz="4" w:val="single"/>
+            </w:tcBorders>
+            <w:vAlign w:val="center"/>
+          </w:tcPr>
+          <w:p>
+            <w:pPr>
+              <w:rPr>
+                <w:b w:val="1"/>
+                <w:bCs w:val="1"/>
+                <w:color w:val="1f3864"/>
+              </w:rPr>
+            </w:pPr>
+            <w:r>
+              <w:rPr>
+                <w:b w:val="1"/>
+                <w:bCs w:val="1"/>
+                <w:color w:val="1f3864"/>
+                <w:rtl w:val="0"/>
+              </w:rPr>
+              <w:t xml:space="preserve">Dado:</w:t>
+            </w:r>
+          </w:p>
+        </w:tc>
+        <w:tc>
+          <w:tcPr>
+            <w:gridSpan w:val="4"/>
+            <w:tcBorders>
+              <w:top w:color="000000" w:space="0" w:sz="4" w:val="single"/>
+              <w:left w:color="000000" w:space="0" w:sz="4" w:val="single"/>
+              <w:bottom w:color="000000" w:space="0" w:sz="4" w:val="single"/>
+              <w:right w:color="000000" w:space="0" w:sz="4" w:val="single"/>
+            </w:tcBorders>
+            <w:vAlign w:val="center"/>
+          </w:tcPr>
+          <w:p>
+            <w:pPr>
+              <w:keepNext w:val="0"/>
+              <w:keepLines w:val="0"/>
+              <w:widowControl w:val="1"/>
+              <w:shd w:fill="auto" w:val="clear"/>
+              <w:spacing w:after="160" w:before="0" w:line="240" w:lineRule="auto"/>
+              <w:ind w:left="0" w:right="0" w:firstLine="0"/>
+              <w:jc w:val="left"/>
+              <w:rPr/>
+            </w:pPr>
+            <w:r>
+              <w:rPr>
+                <w:rtl w:val="0"/>
+              </w:rPr>
+              <w:t xml:space="preserve">que el usuario accede desde un dispositivo móvil.</w:t>
+            </w:r>
+          </w:p>
+        </w:tc>
+      </w:tr>
+      <w:tr>
+        <w:trPr>
+          <w:cantSplit w:val="0"/>
+          <w:trHeight w:val="220" w:hRule="atLeast"/>
+          <w:tblHeader w:val="0"/>
+        </w:trPr>
+        <w:tc>
+          <w:tcPr>
+            <w:gridSpan w:val="3"/>
+            <w:vMerge w:val="continue"/>
+            <w:tcBorders>
+              <w:top w:color="000000" w:space="0" w:sz="4" w:val="single"/>
+              <w:left w:color="000000" w:space="0" w:sz="4" w:val="single"/>
+              <w:bottom w:color="000000" w:space="0" w:sz="4" w:val="single"/>
+              <w:right w:color="000000" w:space="0" w:sz="4" w:val="single"/>
+            </w:tcBorders>
+            <w:vAlign w:val="center"/>
+          </w:tcPr>
+          <w:p>
+            <w:pPr>
+              <w:keepNext w:val="0"/>
+              <w:keepLines w:val="0"/>
+              <w:pageBreakBefore w:val="0"/>
+              <w:widowControl w:val="0"/>
+              <w:pBdr>
+                <w:top w:space="0" w:sz="0" w:val="nil"/>
+                <w:left w:space="0" w:sz="0" w:val="nil"/>
+                <w:bottom w:space="0" w:sz="0" w:val="nil"/>
+                <w:right w:space="0" w:sz="0" w:val="nil"/>
+                <w:between w:space="0" w:sz="0" w:val="nil"/>
+              </w:pBdr>
+              <w:shd w:fill="auto" w:val="clear"/>
+              <w:spacing w:after="0" w:before="0" w:line="240" w:lineRule="auto"/>
+              <w:ind w:left="0" w:right="0" w:firstLine="0"/>
+              <w:jc w:val="left"/>
+              <w:rPr>
+                <w:i w:val="0"/>
+                <w:iCs w:val="0"/>
+                <w:smallCaps w:val="0"/>
+                <w:strike w:val="0"/>
+                <w:color w:val="000000"/>
+                <w:u w:val="none"/>
+                <w:shd w:fill="auto" w:val="clear"/>
+                <w:vertAlign w:val="baseline"/>
+              </w:rPr>
+            </w:pPr>
+            <w:r>
+              <w:rPr>
+                <w:rtl w:val="0"/>
+              </w:rPr>
+            </w:r>
+          </w:p>
+        </w:tc>
+        <w:tc>
+          <w:tcPr>
+            <w:gridSpan w:val="2"/>
+            <w:tcBorders>
+              <w:top w:color="000000" w:space="0" w:sz="4" w:val="single"/>
+              <w:left w:color="000000" w:space="0" w:sz="4" w:val="single"/>
+              <w:bottom w:color="000000" w:space="0" w:sz="4" w:val="single"/>
+              <w:right w:color="000000" w:space="0" w:sz="4" w:val="single"/>
+            </w:tcBorders>
+            <w:vAlign w:val="center"/>
+          </w:tcPr>
+          <w:p>
+            <w:pPr>
+              <w:rPr>
+                <w:b w:val="1"/>
+                <w:bCs w:val="1"/>
+                <w:color w:val="1f3864"/>
+              </w:rPr>
+            </w:pPr>
+            <w:r>
+              <w:rPr>
+                <w:b w:val="1"/>
+                <w:bCs w:val="1"/>
+                <w:color w:val="1f3864"/>
+                <w:rtl w:val="0"/>
+              </w:rPr>
+              <w:t xml:space="preserve">Cuando:</w:t>
+            </w:r>
+          </w:p>
+        </w:tc>
+        <w:tc>
+          <w:tcPr>
+            <w:gridSpan w:val="4"/>
+            <w:tcBorders>
+              <w:top w:color="000000" w:space="0" w:sz="4" w:val="single"/>
+              <w:left w:color="000000" w:space="0" w:sz="4" w:val="single"/>
+              <w:bottom w:color="000000" w:space="0" w:sz="4" w:val="single"/>
+              <w:right w:color="000000" w:space="0" w:sz="4" w:val="single"/>
+            </w:tcBorders>
+            <w:vAlign w:val="center"/>
+          </w:tcPr>
+          <w:p>
+            <w:pPr>
+              <w:keepNext w:val="0"/>
+              <w:keepLines w:val="0"/>
+              <w:widowControl w:val="1"/>
+              <w:shd w:fill="auto" w:val="clear"/>
+              <w:spacing w:after="160" w:before="0" w:line="240" w:lineRule="auto"/>
+              <w:ind w:left="0" w:right="0" w:firstLine="0"/>
+              <w:jc w:val="left"/>
+              <w:rPr/>
+            </w:pPr>
+            <w:r>
+              <w:rPr>
+                <w:rtl w:val="0"/>
+              </w:rPr>
+              <w:t xml:space="preserve">visualiza el portal público.</w:t>
+            </w:r>
+          </w:p>
+        </w:tc>
+      </w:tr>
+      <w:tr>
+        <w:trPr>
+          <w:cantSplit w:val="0"/>
+          <w:trHeight w:val="220" w:hRule="atLeast"/>
+          <w:tblHeader w:val="0"/>
+        </w:trPr>
+        <w:tc>
+          <w:tcPr>
+            <w:gridSpan w:val="3"/>
+            <w:vMerge w:val="continue"/>
+            <w:tcBorders>
+              <w:top w:color="000000" w:space="0" w:sz="4" w:val="single"/>
+              <w:left w:color="000000" w:space="0" w:sz="4" w:val="single"/>
+              <w:bottom w:color="000000" w:space="0" w:sz="4" w:val="single"/>
+              <w:right w:color="000000" w:space="0" w:sz="4" w:val="single"/>
+            </w:tcBorders>
+            <w:vAlign w:val="center"/>
+          </w:tcPr>
+          <w:p>
+            <w:pPr>
+              <w:keepNext w:val="0"/>
+              <w:keepLines w:val="0"/>
+              <w:pageBreakBefore w:val="0"/>
+              <w:widowControl w:val="0"/>
+              <w:pBdr>
+                <w:top w:space="0" w:sz="0" w:val="nil"/>
+                <w:left w:space="0" w:sz="0" w:val="nil"/>
+                <w:bottom w:space="0" w:sz="0" w:val="nil"/>
+                <w:right w:space="0" w:sz="0" w:val="nil"/>
+                <w:between w:space="0" w:sz="0" w:val="nil"/>
+              </w:pBdr>
+              <w:shd w:fill="auto" w:val="clear"/>
+              <w:spacing w:after="0" w:before="0" w:line="240" w:lineRule="auto"/>
+              <w:ind w:left="0" w:right="0" w:firstLine="0"/>
+              <w:jc w:val="left"/>
+              <w:rPr>
+                <w:i w:val="0"/>
+                <w:iCs w:val="0"/>
+                <w:smallCaps w:val="0"/>
+                <w:strike w:val="0"/>
+                <w:color w:val="000000"/>
+                <w:u w:val="none"/>
+                <w:shd w:fill="auto" w:val="clear"/>
+                <w:vertAlign w:val="baseline"/>
+              </w:rPr>
+            </w:pPr>
+            <w:r>
+              <w:rPr>
+                <w:rtl w:val="0"/>
+              </w:rPr>
+            </w:r>
+          </w:p>
+        </w:tc>
+        <w:tc>
+          <w:tcPr>
+            <w:gridSpan w:val="2"/>
+            <w:tcBorders>
+              <w:top w:color="000000" w:space="0" w:sz="4" w:val="single"/>
+              <w:left w:color="000000" w:space="0" w:sz="4" w:val="single"/>
+              <w:bottom w:color="000000" w:space="0" w:sz="4" w:val="single"/>
+              <w:right w:color="000000" w:space="0" w:sz="4" w:val="single"/>
+            </w:tcBorders>
+            <w:vAlign w:val="center"/>
+          </w:tcPr>
+          <w:p>
+            <w:pPr>
+              <w:rPr>
+                <w:b w:val="1"/>
+                <w:bCs w:val="1"/>
+                <w:color w:val="1f3864"/>
+              </w:rPr>
+            </w:pPr>
+            <w:r>
+              <w:rPr>
+                <w:b w:val="1"/>
+                <w:bCs w:val="1"/>
+                <w:color w:val="1f3864"/>
+                <w:rtl w:val="0"/>
+              </w:rPr>
+              <w:t xml:space="preserve">Entonces:</w:t>
+            </w:r>
+          </w:p>
+        </w:tc>
+        <w:tc>
+          <w:tcPr>
+            <w:gridSpan w:val="4"/>
+            <w:tcBorders>
+              <w:top w:color="000000" w:space="0" w:sz="4" w:val="single"/>
+              <w:left w:color="000000" w:space="0" w:sz="4" w:val="single"/>
+              <w:bottom w:color="000000" w:space="0" w:sz="4" w:val="single"/>
+              <w:right w:color="000000" w:space="0" w:sz="4" w:val="single"/>
+            </w:tcBorders>
+            <w:vAlign w:val="center"/>
+          </w:tcPr>
+          <w:p>
+            <w:pPr>
+              <w:keepNext w:val="0"/>
+              <w:keepLines w:val="0"/>
+              <w:widowControl w:val="1"/>
+              <w:shd w:fill="auto" w:val="clear"/>
+              <w:spacing w:after="160" w:before="0" w:line="240" w:lineRule="auto"/>
+              <w:ind w:left="0" w:right="0" w:firstLine="0"/>
+              <w:jc w:val="left"/>
+              <w:rPr/>
+            </w:pPr>
+            <w:r>
+              <w:rPr>
+                <w:rtl w:val="0"/>
+              </w:rPr>
+              <w:t xml:space="preserve">el sistema adapta correctamente la interfaz para mantener una navegación funcional.</w:t>
+            </w:r>
+          </w:p>
+        </w:tc>
+      </w:tr>
+      <w:tr>
+        <w:trPr>
+          <w:cantSplit w:val="0"/>
+          <w:trHeight w:val="220" w:hRule="atLeast"/>
+          <w:tblHeader w:val="0"/>
+        </w:trPr>
+        <w:tc>
+          <w:tcPr>
             <w:gridSpan w:val="9"/>
             <w:tcBorders>
               <w:top w:color="000000" w:space="0" w:sz="4" w:val="single"/>
@@ -3101,43 +4395,33 @@
               <w:ind w:left="0" w:right="0" w:firstLine="0"/>
               <w:jc w:val="center"/>
               <w:rPr>
-                <w:rFonts w:ascii="Calibri" w:cs="Calibri" w:eastAsia="Calibri" w:hAnsi="Calibri"/>
-                <w:b w:val="1"/>
-                <w:bCs w:val="1"/>
-                <w:i w:val="0"/>
-                <w:iCs w:val="0"/>
-                <w:smallCaps w:val="0"/>
-                <w:strike w:val="0"/>
-                <w:color w:val="1f3864"/>
-                <w:sz w:val="22"/>
-                <w:szCs w:val="22"/>
-                <w:u w:val="none"/>
-                <w:shd w:fill="auto" w:val="clear"/>
-                <w:vertAlign w:val="baseline"/>
-              </w:rPr>
-            </w:pPr>
-            <w:r>
-              <w:rPr>
-                <w:b w:val="1"/>
-                <w:bCs w:val="1"/>
-                <w:i w:val="0"/>
-                <w:iCs w:val="0"/>
-                <w:smallCaps w:val="0"/>
-                <w:strike w:val="0"/>
-                <w:color w:val="1f3864"/>
-                <w:sz w:val="22"/>
-                <w:szCs w:val="22"/>
+                <w:b w:val="1"/>
+                <w:bCs w:val="1"/>
+                <w:i w:val="0"/>
+                <w:iCs w:val="0"/>
+                <w:smallCaps w:val="0"/>
+                <w:strike w:val="0"/>
+                <w:color w:val="1f3864"/>
+                <w:u w:val="none"/>
+                <w:shd w:fill="auto" w:val="clear"/>
+                <w:vertAlign w:val="baseline"/>
+              </w:rPr>
+            </w:pPr>
+            <w:r>
+              <w:rPr>
+                <w:b w:val="1"/>
+                <w:bCs w:val="1"/>
+                <w:i w:val="0"/>
+                <w:iCs w:val="0"/>
+                <w:smallCaps w:val="0"/>
+                <w:strike w:val="0"/>
+                <w:color w:val="1f3864"/>
                 <w:u w:val="none"/>
                 <w:shd w:fill="auto" w:val="clear"/>
                 <w:vertAlign w:val="baseline"/>
                 <w:rtl w:val="0"/>
               </w:rPr>
               <w:t xml:space="preserve">TAREAS</w:t>
-            </w:r>
-            <w:r>
-              <w:rPr>
-                <w:rtl w:val="0"/>
-              </w:rPr>
             </w:r>
           </w:p>
         </w:tc>
@@ -3168,32 +4452,27 @@
               <w:ind w:left="0" w:right="0" w:firstLine="0"/>
               <w:jc w:val="center"/>
               <w:rPr>
-                <w:rFonts w:ascii="Calibri" w:cs="Calibri" w:eastAsia="Calibri" w:hAnsi="Calibri"/>
-                <w:b w:val="1"/>
-                <w:bCs w:val="1"/>
-                <w:i w:val="0"/>
-                <w:iCs w:val="0"/>
-                <w:smallCaps w:val="0"/>
-                <w:strike w:val="0"/>
-                <w:color w:val="1f3864"/>
-                <w:sz w:val="22"/>
-                <w:szCs w:val="22"/>
-                <w:u w:val="none"/>
-                <w:shd w:fill="auto" w:val="clear"/>
-                <w:vertAlign w:val="baseline"/>
-              </w:rPr>
-            </w:pPr>
-            <w:r>
-              <w:rPr>
-                <w:b w:val="1"/>
-                <w:bCs w:val="1"/>
-                <w:i w:val="0"/>
-                <w:iCs w:val="0"/>
-                <w:smallCaps w:val="0"/>
-                <w:strike w:val="0"/>
-                <w:color w:val="1f3864"/>
-                <w:sz w:val="22"/>
-                <w:szCs w:val="22"/>
+                <w:b w:val="1"/>
+                <w:bCs w:val="1"/>
+                <w:i w:val="0"/>
+                <w:iCs w:val="0"/>
+                <w:smallCaps w:val="0"/>
+                <w:strike w:val="0"/>
+                <w:color w:val="1f3864"/>
+                <w:u w:val="none"/>
+                <w:shd w:fill="auto" w:val="clear"/>
+                <w:vertAlign w:val="baseline"/>
+              </w:rPr>
+            </w:pPr>
+            <w:r>
+              <w:rPr>
+                <w:b w:val="1"/>
+                <w:bCs w:val="1"/>
+                <w:i w:val="0"/>
+                <w:iCs w:val="0"/>
+                <w:smallCaps w:val="0"/>
+                <w:strike w:val="0"/>
+                <w:color w:val="1f3864"/>
                 <w:u w:val="none"/>
                 <w:shd w:fill="auto" w:val="clear"/>
                 <w:vertAlign w:val="baseline"/>
@@ -3201,11 +4480,6 @@
               </w:rPr>
               <w:t xml:space="preserve">No</w:t>
             </w:r>
-            <w:r>
-              <w:rPr>
-                <w:rtl w:val="0"/>
-              </w:rPr>
-            </w:r>
           </w:p>
         </w:tc>
         <w:tc>
@@ -3228,43 +4502,33 @@
               <w:ind w:left="0" w:right="0" w:firstLine="0"/>
               <w:jc w:val="center"/>
               <w:rPr>
-                <w:rFonts w:ascii="Calibri" w:cs="Calibri" w:eastAsia="Calibri" w:hAnsi="Calibri"/>
-                <w:b w:val="1"/>
-                <w:bCs w:val="1"/>
-                <w:i w:val="0"/>
-                <w:iCs w:val="0"/>
-                <w:smallCaps w:val="0"/>
-                <w:strike w:val="0"/>
-                <w:color w:val="1f3864"/>
-                <w:sz w:val="22"/>
-                <w:szCs w:val="22"/>
-                <w:u w:val="none"/>
-                <w:shd w:fill="auto" w:val="clear"/>
-                <w:vertAlign w:val="baseline"/>
-              </w:rPr>
-            </w:pPr>
-            <w:r>
-              <w:rPr>
-                <w:b w:val="1"/>
-                <w:bCs w:val="1"/>
-                <w:i w:val="0"/>
-                <w:iCs w:val="0"/>
-                <w:smallCaps w:val="0"/>
-                <w:strike w:val="0"/>
-                <w:color w:val="1f3864"/>
-                <w:sz w:val="22"/>
-                <w:szCs w:val="22"/>
+                <w:b w:val="1"/>
+                <w:bCs w:val="1"/>
+                <w:i w:val="0"/>
+                <w:iCs w:val="0"/>
+                <w:smallCaps w:val="0"/>
+                <w:strike w:val="0"/>
+                <w:color w:val="1f3864"/>
+                <w:u w:val="none"/>
+                <w:shd w:fill="auto" w:val="clear"/>
+                <w:vertAlign w:val="baseline"/>
+              </w:rPr>
+            </w:pPr>
+            <w:r>
+              <w:rPr>
+                <w:b w:val="1"/>
+                <w:bCs w:val="1"/>
+                <w:i w:val="0"/>
+                <w:iCs w:val="0"/>
+                <w:smallCaps w:val="0"/>
+                <w:strike w:val="0"/>
+                <w:color w:val="1f3864"/>
                 <w:u w:val="none"/>
                 <w:shd w:fill="auto" w:val="clear"/>
                 <w:vertAlign w:val="baseline"/>
                 <w:rtl w:val="0"/>
               </w:rPr>
               <w:t xml:space="preserve">Descripción</w:t>
-            </w:r>
-            <w:r>
-              <w:rPr>
-                <w:rtl w:val="0"/>
-              </w:rPr>
             </w:r>
           </w:p>
         </w:tc>
@@ -3295,43 +4559,29 @@
               <w:ind w:left="0" w:right="0" w:firstLine="0"/>
               <w:jc w:val="center"/>
               <w:rPr>
-                <w:rFonts w:ascii="Calibri" w:cs="Calibri" w:eastAsia="Calibri" w:hAnsi="Calibri"/>
-                <w:b w:val="0"/>
-                <w:bCs w:val="0"/>
-                <w:i w:val="0"/>
-                <w:iCs w:val="0"/>
-                <w:smallCaps w:val="0"/>
-                <w:strike w:val="0"/>
-                <w:color w:val="1f3864"/>
-                <w:sz w:val="22"/>
-                <w:szCs w:val="22"/>
-                <w:u w:val="none"/>
-                <w:shd w:fill="auto" w:val="clear"/>
-                <w:vertAlign w:val="baseline"/>
-              </w:rPr>
-            </w:pPr>
-            <w:r>
-              <w:rPr>
-                <w:b w:val="0"/>
-                <w:bCs w:val="0"/>
-                <w:i w:val="0"/>
-                <w:iCs w:val="0"/>
-                <w:smallCaps w:val="0"/>
-                <w:strike w:val="0"/>
-                <w:color w:val="1f3864"/>
-                <w:sz w:val="22"/>
-                <w:szCs w:val="22"/>
+                <w:i w:val="0"/>
+                <w:iCs w:val="0"/>
+                <w:smallCaps w:val="0"/>
+                <w:strike w:val="0"/>
+                <w:color w:val="1f3864"/>
+                <w:u w:val="none"/>
+                <w:shd w:fill="auto" w:val="clear"/>
+                <w:vertAlign w:val="baseline"/>
+              </w:rPr>
+            </w:pPr>
+            <w:r>
+              <w:rPr>
+                <w:i w:val="0"/>
+                <w:iCs w:val="0"/>
+                <w:smallCaps w:val="0"/>
+                <w:strike w:val="0"/>
+                <w:color w:val="1f3864"/>
                 <w:u w:val="none"/>
                 <w:shd w:fill="auto" w:val="clear"/>
                 <w:vertAlign w:val="baseline"/>
                 <w:rtl w:val="0"/>
               </w:rPr>
               <w:t xml:space="preserve">1</w:t>
-            </w:r>
-            <w:r>
-              <w:rPr>
-                <w:rtl w:val="0"/>
-              </w:rPr>
             </w:r>
           </w:p>
         </w:tc>
@@ -3355,7 +4605,7 @@
               <w:rPr>
                 <w:rtl w:val="0"/>
               </w:rPr>
-              <w:t xml:space="preserve">Diseñar la interfaz del portal público con las secciones requeridas.</w:t>
+              <w:t xml:space="preserve">Definir el contenido público que será visible en el portal, estableciendo las secciones obligatorias y la información que podrá ser consultada por usuarios no autenticados.</w:t>
             </w:r>
           </w:p>
         </w:tc>
@@ -3385,43 +4635,29 @@
               <w:ind w:left="0" w:right="0" w:firstLine="0"/>
               <w:jc w:val="center"/>
               <w:rPr>
-                <w:rFonts w:ascii="Calibri" w:cs="Calibri" w:eastAsia="Calibri" w:hAnsi="Calibri"/>
-                <w:b w:val="0"/>
-                <w:bCs w:val="0"/>
-                <w:i w:val="0"/>
-                <w:iCs w:val="0"/>
-                <w:smallCaps w:val="0"/>
-                <w:strike w:val="0"/>
-                <w:color w:val="1f3864"/>
-                <w:sz w:val="22"/>
-                <w:szCs w:val="22"/>
-                <w:u w:val="none"/>
-                <w:shd w:fill="auto" w:val="clear"/>
-                <w:vertAlign w:val="baseline"/>
-              </w:rPr>
-            </w:pPr>
-            <w:r>
-              <w:rPr>
-                <w:b w:val="0"/>
-                <w:bCs w:val="0"/>
-                <w:i w:val="0"/>
-                <w:iCs w:val="0"/>
-                <w:smallCaps w:val="0"/>
-                <w:strike w:val="0"/>
-                <w:color w:val="1f3864"/>
-                <w:sz w:val="22"/>
-                <w:szCs w:val="22"/>
+                <w:i w:val="0"/>
+                <w:iCs w:val="0"/>
+                <w:smallCaps w:val="0"/>
+                <w:strike w:val="0"/>
+                <w:color w:val="1f3864"/>
+                <w:u w:val="none"/>
+                <w:shd w:fill="auto" w:val="clear"/>
+                <w:vertAlign w:val="baseline"/>
+              </w:rPr>
+            </w:pPr>
+            <w:r>
+              <w:rPr>
+                <w:i w:val="0"/>
+                <w:iCs w:val="0"/>
+                <w:smallCaps w:val="0"/>
+                <w:strike w:val="0"/>
+                <w:color w:val="1f3864"/>
                 <w:u w:val="none"/>
                 <w:shd w:fill="auto" w:val="clear"/>
                 <w:vertAlign w:val="baseline"/>
                 <w:rtl w:val="0"/>
               </w:rPr>
               <w:t xml:space="preserve">2</w:t>
-            </w:r>
-            <w:r>
-              <w:rPr>
-                <w:rtl w:val="0"/>
-              </w:rPr>
             </w:r>
           </w:p>
         </w:tc>
@@ -3444,7 +4680,7 @@
               <w:rPr>
                 <w:rtl w:val="0"/>
               </w:rPr>
-              <w:t xml:space="preserve">Implementar el componente de visualización de lineamientos y portafolio.</w:t>
+              <w:t xml:space="preserve">Diseñar la interfaz del portal público siguiendo la identidad visual de IKernell y criterios de usabilidad.</w:t>
             </w:r>
           </w:p>
         </w:tc>
@@ -3474,43 +4710,29 @@
               <w:ind w:left="0" w:right="0" w:firstLine="0"/>
               <w:jc w:val="center"/>
               <w:rPr>
-                <w:rFonts w:ascii="Calibri" w:cs="Calibri" w:eastAsia="Calibri" w:hAnsi="Calibri"/>
-                <w:b w:val="0"/>
-                <w:bCs w:val="0"/>
-                <w:i w:val="0"/>
-                <w:iCs w:val="0"/>
-                <w:smallCaps w:val="0"/>
-                <w:strike w:val="0"/>
-                <w:color w:val="1f3864"/>
-                <w:sz w:val="22"/>
-                <w:szCs w:val="22"/>
-                <w:u w:val="none"/>
-                <w:shd w:fill="auto" w:val="clear"/>
-                <w:vertAlign w:val="baseline"/>
-              </w:rPr>
-            </w:pPr>
-            <w:r>
-              <w:rPr>
-                <w:b w:val="0"/>
-                <w:bCs w:val="0"/>
-                <w:i w:val="0"/>
-                <w:iCs w:val="0"/>
-                <w:smallCaps w:val="0"/>
-                <w:strike w:val="0"/>
-                <w:color w:val="1f3864"/>
-                <w:sz w:val="22"/>
-                <w:szCs w:val="22"/>
+                <w:i w:val="0"/>
+                <w:iCs w:val="0"/>
+                <w:smallCaps w:val="0"/>
+                <w:strike w:val="0"/>
+                <w:color w:val="1f3864"/>
+                <w:u w:val="none"/>
+                <w:shd w:fill="auto" w:val="clear"/>
+                <w:vertAlign w:val="baseline"/>
+              </w:rPr>
+            </w:pPr>
+            <w:r>
+              <w:rPr>
+                <w:i w:val="0"/>
+                <w:iCs w:val="0"/>
+                <w:smallCaps w:val="0"/>
+                <w:strike w:val="0"/>
+                <w:color w:val="1f3864"/>
                 <w:u w:val="none"/>
                 <w:shd w:fill="auto" w:val="clear"/>
                 <w:vertAlign w:val="baseline"/>
                 <w:rtl w:val="0"/>
               </w:rPr>
               <w:t xml:space="preserve">3</w:t>
-            </w:r>
-            <w:r>
-              <w:rPr>
-                <w:rtl w:val="0"/>
-              </w:rPr>
             </w:r>
           </w:p>
         </w:tc>
@@ -3533,7 +4755,7 @@
               <w:rPr>
                 <w:rtl w:val="0"/>
               </w:rPr>
-              <w:t xml:space="preserve">Implementar la sección de noticias relacionadas con software</w:t>
+              <w:t xml:space="preserve">Diseñar la estructura de navegación principal para facilitar el acceso a todas las secciones públicas del portal.</w:t>
             </w:r>
           </w:p>
         </w:tc>
@@ -3563,43 +4785,29 @@
               <w:ind w:left="0" w:right="0" w:firstLine="0"/>
               <w:jc w:val="center"/>
               <w:rPr>
-                <w:rFonts w:ascii="Calibri" w:cs="Calibri" w:eastAsia="Calibri" w:hAnsi="Calibri"/>
-                <w:b w:val="0"/>
-                <w:bCs w:val="0"/>
-                <w:i w:val="0"/>
-                <w:iCs w:val="0"/>
-                <w:smallCaps w:val="0"/>
-                <w:strike w:val="0"/>
-                <w:color w:val="1f3864"/>
-                <w:sz w:val="22"/>
-                <w:szCs w:val="22"/>
-                <w:u w:val="none"/>
-                <w:shd w:fill="auto" w:val="clear"/>
-                <w:vertAlign w:val="baseline"/>
-              </w:rPr>
-            </w:pPr>
-            <w:r>
-              <w:rPr>
-                <w:b w:val="0"/>
-                <w:bCs w:val="0"/>
-                <w:i w:val="0"/>
-                <w:iCs w:val="0"/>
-                <w:smallCaps w:val="0"/>
-                <w:strike w:val="0"/>
-                <w:color w:val="1f3864"/>
-                <w:sz w:val="22"/>
-                <w:szCs w:val="22"/>
+                <w:i w:val="0"/>
+                <w:iCs w:val="0"/>
+                <w:smallCaps w:val="0"/>
+                <w:strike w:val="0"/>
+                <w:color w:val="1f3864"/>
+                <w:u w:val="none"/>
+                <w:shd w:fill="auto" w:val="clear"/>
+                <w:vertAlign w:val="baseline"/>
+              </w:rPr>
+            </w:pPr>
+            <w:r>
+              <w:rPr>
+                <w:i w:val="0"/>
+                <w:iCs w:val="0"/>
+                <w:smallCaps w:val="0"/>
+                <w:strike w:val="0"/>
+                <w:color w:val="1f3864"/>
                 <w:u w:val="none"/>
                 <w:shd w:fill="auto" w:val="clear"/>
                 <w:vertAlign w:val="baseline"/>
                 <w:rtl w:val="0"/>
               </w:rPr>
               <w:t xml:space="preserve">4</w:t>
-            </w:r>
-            <w:r>
-              <w:rPr>
-                <w:rtl w:val="0"/>
-              </w:rPr>
             </w:r>
           </w:p>
         </w:tc>
@@ -3622,7 +4830,21 @@
               <w:rPr>
                 <w:rtl w:val="0"/>
               </w:rPr>
-              <w:t xml:space="preserve">Implementar la sección de preguntas frecuentes (FAQ)</w:t>
+              <w:t xml:space="preserve">Implementar la sección </w:t>
+            </w:r>
+            <w:r>
+              <w:rPr>
+                <w:b w:val="1"/>
+                <w:bCs w:val="1"/>
+                <w:rtl w:val="0"/>
+              </w:rPr>
+              <w:t xml:space="preserve">"Nosotros"</w:t>
+            </w:r>
+            <w:r>
+              <w:rPr>
+                <w:rtl w:val="0"/>
+              </w:rPr>
+              <w:t xml:space="preserve"> mostrando la información institucional definida para la empresa.</w:t>
             </w:r>
           </w:p>
         </w:tc>
@@ -3652,43 +4874,29 @@
               <w:ind w:left="0" w:right="0" w:firstLine="0"/>
               <w:jc w:val="center"/>
               <w:rPr>
-                <w:rFonts w:ascii="Calibri" w:cs="Calibri" w:eastAsia="Calibri" w:hAnsi="Calibri"/>
-                <w:b w:val="0"/>
-                <w:bCs w:val="0"/>
-                <w:i w:val="0"/>
-                <w:iCs w:val="0"/>
-                <w:smallCaps w:val="0"/>
-                <w:strike w:val="0"/>
-                <w:color w:val="1f3864"/>
-                <w:sz w:val="22"/>
-                <w:szCs w:val="22"/>
-                <w:u w:val="none"/>
-                <w:shd w:fill="auto" w:val="clear"/>
-                <w:vertAlign w:val="baseline"/>
-              </w:rPr>
-            </w:pPr>
-            <w:r>
-              <w:rPr>
-                <w:b w:val="0"/>
-                <w:bCs w:val="0"/>
-                <w:i w:val="0"/>
-                <w:iCs w:val="0"/>
-                <w:smallCaps w:val="0"/>
-                <w:strike w:val="0"/>
-                <w:color w:val="1f3864"/>
-                <w:sz w:val="22"/>
-                <w:szCs w:val="22"/>
+                <w:i w:val="0"/>
+                <w:iCs w:val="0"/>
+                <w:smallCaps w:val="0"/>
+                <w:strike w:val="0"/>
+                <w:color w:val="1f3864"/>
+                <w:u w:val="none"/>
+                <w:shd w:fill="auto" w:val="clear"/>
+                <w:vertAlign w:val="baseline"/>
+              </w:rPr>
+            </w:pPr>
+            <w:r>
+              <w:rPr>
+                <w:i w:val="0"/>
+                <w:iCs w:val="0"/>
+                <w:smallCaps w:val="0"/>
+                <w:strike w:val="0"/>
+                <w:color w:val="1f3864"/>
                 <w:u w:val="none"/>
                 <w:shd w:fill="auto" w:val="clear"/>
                 <w:vertAlign w:val="baseline"/>
                 <w:rtl w:val="0"/>
               </w:rPr>
               <w:t xml:space="preserve">5</w:t>
-            </w:r>
-            <w:r>
-              <w:rPr>
-                <w:rtl w:val="0"/>
-              </w:rPr>
             </w:r>
           </w:p>
         </w:tc>
@@ -3711,7 +4919,21 @@
               <w:rPr>
                 <w:rtl w:val="0"/>
               </w:rPr>
-              <w:t xml:space="preserve">Implementar la sección de links de interés y contacto</w:t>
+              <w:t xml:space="preserve">Implementar la sección </w:t>
+            </w:r>
+            <w:r>
+              <w:rPr>
+                <w:b w:val="1"/>
+                <w:bCs w:val="1"/>
+                <w:rtl w:val="0"/>
+              </w:rPr>
+              <w:t xml:space="preserve">"Portafolio de Servicios"</w:t>
+            </w:r>
+            <w:r>
+              <w:rPr>
+                <w:rtl w:val="0"/>
+              </w:rPr>
+              <w:t xml:space="preserve"> permitiendo consultar los servicios ofrecidos por IKernell.</w:t>
             </w:r>
           </w:p>
         </w:tc>
@@ -3741,35 +4963,19 @@
               <w:ind w:left="0" w:right="0" w:firstLine="0"/>
               <w:jc w:val="center"/>
               <w:rPr>
-                <w:rFonts w:ascii="Calibri" w:cs="Calibri" w:eastAsia="Calibri" w:hAnsi="Calibri"/>
-                <w:b w:val="0"/>
-                <w:bCs w:val="0"/>
-                <w:i w:val="0"/>
-                <w:iCs w:val="0"/>
-                <w:smallCaps w:val="0"/>
-                <w:strike w:val="0"/>
-                <w:color w:val="1f3864"/>
-                <w:sz w:val="22"/>
-                <w:szCs w:val="22"/>
-                <w:u w:val="none"/>
-                <w:shd w:fill="auto" w:val="clear"/>
-                <w:vertAlign w:val="baseline"/>
-              </w:rPr>
-            </w:pPr>
-            <w:r>
-              <w:rPr>
-                <w:b w:val="0"/>
-                <w:bCs w:val="0"/>
-                <w:i w:val="0"/>
-                <w:iCs w:val="0"/>
-                <w:smallCaps w:val="0"/>
-                <w:strike w:val="0"/>
-                <w:color w:val="1f3864"/>
-                <w:sz w:val="22"/>
-                <w:szCs w:val="22"/>
-                <w:u w:val="none"/>
-                <w:shd w:fill="auto" w:val="clear"/>
-                <w:vertAlign w:val="baseline"/>
+                <w:i w:val="0"/>
+                <w:iCs w:val="0"/>
+                <w:smallCaps w:val="0"/>
+                <w:strike w:val="0"/>
+                <w:color w:val="1f3864"/>
+                <w:u w:val="none"/>
+                <w:shd w:fill="auto" w:val="clear"/>
+                <w:vertAlign w:val="baseline"/>
+              </w:rPr>
+            </w:pPr>
+            <w:r>
+              <w:rPr>
+                <w:color w:val="1f3864"/>
                 <w:rtl w:val="0"/>
               </w:rPr>
               <w:t xml:space="preserve">6</w:t>
@@ -3800,7 +5006,21 @@
               <w:rPr>
                 <w:rtl w:val="0"/>
               </w:rPr>
-              <w:t xml:space="preserve">Realizar pruebas de acceso sin autenticación</w:t>
+              <w:t xml:space="preserve">Implementar la sección </w:t>
+            </w:r>
+            <w:r>
+              <w:rPr>
+                <w:b w:val="1"/>
+                <w:bCs w:val="1"/>
+                <w:rtl w:val="0"/>
+              </w:rPr>
+              <w:t xml:space="preserve">"Noticias"</w:t>
+            </w:r>
+            <w:r>
+              <w:rPr>
+                <w:rtl w:val="0"/>
+              </w:rPr>
+              <w:t xml:space="preserve"> para visualizar las publicaciones e información de interés.</w:t>
             </w:r>
           </w:p>
         </w:tc>
@@ -3808,13 +5028,13 @@
       <w:tr>
         <w:trPr>
           <w:cantSplit w:val="0"/>
+          <w:trHeight w:val="432" w:hRule="atLeast"/>
           <w:tblHeader w:val="0"/>
         </w:trPr>
         <w:tc>
           <w:tcPr>
-            <w:gridSpan w:val="9"/>
-            <w:tcBorders>
-              <w:top w:color="000000" w:space="0" w:sz="4" w:val="single"/>
+            <w:gridSpan w:val="3"/>
+            <w:tcBorders>
               <w:left w:color="000000" w:space="0" w:sz="4" w:val="single"/>
               <w:bottom w:color="000000" w:space="0" w:sz="4" w:val="single"/>
               <w:right w:color="000000" w:space="0" w:sz="4" w:val="single"/>
@@ -3830,43 +5050,64 @@
               <w:ind w:left="0" w:right="0" w:firstLine="0"/>
               <w:jc w:val="center"/>
               <w:rPr>
-                <w:rFonts w:ascii="Calibri" w:cs="Calibri" w:eastAsia="Calibri" w:hAnsi="Calibri"/>
-                <w:b w:val="1"/>
-                <w:bCs w:val="1"/>
-                <w:i w:val="0"/>
-                <w:iCs w:val="0"/>
-                <w:smallCaps w:val="0"/>
-                <w:strike w:val="0"/>
-                <w:color w:val="1f3864"/>
-                <w:sz w:val="22"/>
-                <w:szCs w:val="22"/>
-                <w:u w:val="none"/>
-                <w:shd w:fill="auto" w:val="clear"/>
-                <w:vertAlign w:val="baseline"/>
-              </w:rPr>
-            </w:pPr>
-            <w:r>
-              <w:rPr>
-                <w:b w:val="1"/>
-                <w:bCs w:val="1"/>
-                <w:i w:val="0"/>
-                <w:iCs w:val="0"/>
-                <w:smallCaps w:val="0"/>
-                <w:strike w:val="0"/>
-                <w:color w:val="1f3864"/>
-                <w:sz w:val="22"/>
-                <w:szCs w:val="22"/>
-                <w:u w:val="none"/>
-                <w:shd w:fill="auto" w:val="clear"/>
-                <w:vertAlign w:val="baseline"/>
-                <w:rtl w:val="0"/>
-              </w:rPr>
-              <w:t xml:space="preserve">CONTROL DE VERSIONES</w:t>
-            </w:r>
-            <w:r>
-              <w:rPr>
-                <w:rtl w:val="0"/>
-              </w:rPr>
+                <w:i w:val="0"/>
+                <w:iCs w:val="0"/>
+                <w:smallCaps w:val="0"/>
+                <w:strike w:val="0"/>
+                <w:color w:val="1f3864"/>
+                <w:u w:val="none"/>
+                <w:shd w:fill="auto" w:val="clear"/>
+                <w:vertAlign w:val="baseline"/>
+              </w:rPr>
+            </w:pPr>
+            <w:r>
+              <w:rPr>
+                <w:color w:val="1f3864"/>
+                <w:rtl w:val="0"/>
+              </w:rPr>
+              <w:t xml:space="preserve">7</w:t>
+            </w:r>
+            <w:r>
+              <w:rPr>
+                <w:rtl w:val="0"/>
+              </w:rPr>
+            </w:r>
+          </w:p>
+        </w:tc>
+        <w:tc>
+          <w:tcPr>
+            <w:gridSpan w:val="6"/>
+            <w:tcBorders>
+              <w:left w:color="000000" w:space="0" w:sz="4" w:val="single"/>
+              <w:bottom w:color="000000" w:space="0" w:sz="4" w:val="single"/>
+              <w:right w:color="000000" w:space="0" w:sz="4" w:val="single"/>
+            </w:tcBorders>
+          </w:tcPr>
+          <w:p>
+            <w:pPr>
+              <w:spacing w:after="0" w:before="0" w:line="240" w:lineRule="auto"/>
+              <w:jc w:val="left"/>
+              <w:rPr/>
+            </w:pPr>
+            <w:r>
+              <w:rPr>
+                <w:rtl w:val="0"/>
+              </w:rPr>
+              <w:t xml:space="preserve">Implementar la sección </w:t>
+            </w:r>
+            <w:r>
+              <w:rPr>
+                <w:b w:val="1"/>
+                <w:bCs w:val="1"/>
+                <w:rtl w:val="0"/>
+              </w:rPr>
+              <w:t xml:space="preserve">"Preguntas Frecuentes (FAQ)"</w:t>
+            </w:r>
+            <w:r>
+              <w:rPr>
+                <w:rtl w:val="0"/>
+              </w:rPr>
+              <w:t xml:space="preserve"> mostrando las consultas más comunes de los usuarios.</w:t>
             </w:r>
           </w:p>
         </w:tc>
@@ -3874,13 +5115,13 @@
       <w:tr>
         <w:trPr>
           <w:cantSplit w:val="0"/>
+          <w:trHeight w:val="432" w:hRule="atLeast"/>
           <w:tblHeader w:val="0"/>
         </w:trPr>
         <w:tc>
           <w:tcPr>
-            <w:gridSpan w:val="2"/>
-            <w:tcBorders>
-              <w:top w:color="000000" w:space="0" w:sz="4" w:val="single"/>
+            <w:gridSpan w:val="3"/>
+            <w:tcBorders>
               <w:left w:color="000000" w:space="0" w:sz="4" w:val="single"/>
               <w:bottom w:color="000000" w:space="0" w:sz="4" w:val="single"/>
               <w:right w:color="000000" w:space="0" w:sz="4" w:val="single"/>
@@ -3896,340 +5137,64 @@
               <w:ind w:left="0" w:right="0" w:firstLine="0"/>
               <w:jc w:val="center"/>
               <w:rPr>
-                <w:rFonts w:ascii="Calibri" w:cs="Calibri" w:eastAsia="Calibri" w:hAnsi="Calibri"/>
-                <w:b w:val="1"/>
-                <w:bCs w:val="1"/>
-                <w:i w:val="0"/>
-                <w:iCs w:val="0"/>
-                <w:smallCaps w:val="0"/>
-                <w:strike w:val="0"/>
-                <w:color w:val="1f3864"/>
-                <w:sz w:val="22"/>
-                <w:szCs w:val="22"/>
-                <w:u w:val="none"/>
-                <w:shd w:fill="auto" w:val="clear"/>
-                <w:vertAlign w:val="baseline"/>
-              </w:rPr>
-            </w:pPr>
-            <w:r>
-              <w:rPr>
-                <w:b w:val="1"/>
-                <w:bCs w:val="1"/>
-                <w:i w:val="0"/>
-                <w:iCs w:val="0"/>
-                <w:smallCaps w:val="0"/>
-                <w:strike w:val="0"/>
-                <w:color w:val="1f3864"/>
-                <w:sz w:val="22"/>
-                <w:szCs w:val="22"/>
-                <w:u w:val="none"/>
-                <w:shd w:fill="auto" w:val="clear"/>
-                <w:vertAlign w:val="baseline"/>
-                <w:rtl w:val="0"/>
-              </w:rPr>
-              <w:t xml:space="preserve">Versión</w:t>
-            </w:r>
-            <w:r>
-              <w:rPr>
-                <w:rtl w:val="0"/>
-              </w:rPr>
-            </w:r>
-          </w:p>
-        </w:tc>
-        <w:tc>
-          <w:tcPr>
-            <w:gridSpan w:val="2"/>
-            <w:tcBorders>
-              <w:top w:color="000000" w:space="0" w:sz="4" w:val="single"/>
-              <w:left w:color="000000" w:space="0" w:sz="4" w:val="single"/>
-              <w:bottom w:color="000000" w:space="0" w:sz="4" w:val="single"/>
-              <w:right w:color="000000" w:space="0" w:sz="4" w:val="single"/>
-            </w:tcBorders>
-          </w:tcPr>
-          <w:p>
-            <w:pPr>
-              <w:keepNext w:val="0"/>
-              <w:keepLines w:val="0"/>
-              <w:widowControl w:val="1"/>
-              <w:shd w:fill="auto" w:val="clear"/>
-              <w:spacing w:after="160" w:before="0" w:line="259" w:lineRule="auto"/>
-              <w:ind w:left="0" w:right="0" w:firstLine="0"/>
-              <w:jc w:val="center"/>
-              <w:rPr>
-                <w:rFonts w:ascii="Calibri" w:cs="Calibri" w:eastAsia="Calibri" w:hAnsi="Calibri"/>
-                <w:b w:val="1"/>
-                <w:bCs w:val="1"/>
-                <w:i w:val="0"/>
-                <w:iCs w:val="0"/>
-                <w:smallCaps w:val="0"/>
-                <w:strike w:val="0"/>
-                <w:color w:val="1f3864"/>
-                <w:sz w:val="22"/>
-                <w:szCs w:val="22"/>
-                <w:u w:val="none"/>
-                <w:shd w:fill="auto" w:val="clear"/>
-                <w:vertAlign w:val="baseline"/>
-              </w:rPr>
-            </w:pPr>
-            <w:r>
-              <w:rPr>
-                <w:b w:val="1"/>
-                <w:bCs w:val="1"/>
-                <w:i w:val="0"/>
-                <w:iCs w:val="0"/>
-                <w:smallCaps w:val="0"/>
-                <w:strike w:val="0"/>
-                <w:color w:val="1f3864"/>
-                <w:sz w:val="22"/>
-                <w:szCs w:val="22"/>
-                <w:u w:val="none"/>
-                <w:shd w:fill="auto" w:val="clear"/>
-                <w:vertAlign w:val="baseline"/>
-                <w:rtl w:val="0"/>
-              </w:rPr>
-              <w:t xml:space="preserve">Fecha</w:t>
-            </w:r>
-            <w:r>
-              <w:rPr>
-                <w:rtl w:val="0"/>
-              </w:rPr>
-            </w:r>
-          </w:p>
-        </w:tc>
-        <w:tc>
-          <w:tcPr>
-            <w:gridSpan w:val="2"/>
-            <w:tcBorders>
-              <w:top w:color="000000" w:space="0" w:sz="4" w:val="single"/>
-              <w:left w:color="000000" w:space="0" w:sz="4" w:val="single"/>
-              <w:bottom w:color="000000" w:space="0" w:sz="4" w:val="single"/>
-              <w:right w:color="000000" w:space="0" w:sz="4" w:val="single"/>
-            </w:tcBorders>
-          </w:tcPr>
-          <w:p>
-            <w:pPr>
-              <w:keepNext w:val="0"/>
-              <w:keepLines w:val="0"/>
-              <w:widowControl w:val="1"/>
-              <w:shd w:fill="auto" w:val="clear"/>
-              <w:spacing w:after="160" w:before="0" w:line="259" w:lineRule="auto"/>
-              <w:ind w:left="0" w:right="0" w:firstLine="0"/>
-              <w:jc w:val="center"/>
-              <w:rPr>
-                <w:rFonts w:ascii="Calibri" w:cs="Calibri" w:eastAsia="Calibri" w:hAnsi="Calibri"/>
-                <w:b w:val="1"/>
-                <w:bCs w:val="1"/>
-                <w:i w:val="0"/>
-                <w:iCs w:val="0"/>
-                <w:smallCaps w:val="0"/>
-                <w:strike w:val="0"/>
-                <w:color w:val="1f3864"/>
-                <w:sz w:val="22"/>
-                <w:szCs w:val="22"/>
-                <w:u w:val="none"/>
-                <w:shd w:fill="auto" w:val="clear"/>
-                <w:vertAlign w:val="baseline"/>
-              </w:rPr>
-            </w:pPr>
-            <w:r>
-              <w:rPr>
-                <w:b w:val="1"/>
-                <w:bCs w:val="1"/>
-                <w:i w:val="0"/>
-                <w:iCs w:val="0"/>
-                <w:smallCaps w:val="0"/>
-                <w:strike w:val="0"/>
-                <w:color w:val="1f3864"/>
-                <w:sz w:val="22"/>
-                <w:szCs w:val="22"/>
-                <w:u w:val="none"/>
-                <w:shd w:fill="auto" w:val="clear"/>
-                <w:vertAlign w:val="baseline"/>
-                <w:rtl w:val="0"/>
-              </w:rPr>
-              <w:t xml:space="preserve">Autor</w:t>
-            </w:r>
-            <w:r>
-              <w:rPr>
-                <w:rtl w:val="0"/>
-              </w:rPr>
-            </w:r>
-          </w:p>
-        </w:tc>
-        <w:tc>
-          <w:tcPr>
-            <w:tcBorders>
-              <w:top w:color="000000" w:space="0" w:sz="4" w:val="single"/>
-              <w:left w:color="000000" w:space="0" w:sz="4" w:val="single"/>
-              <w:bottom w:color="000000" w:space="0" w:sz="4" w:val="single"/>
-              <w:right w:color="000000" w:space="0" w:sz="4" w:val="single"/>
-            </w:tcBorders>
-          </w:tcPr>
-          <w:p>
-            <w:pPr>
-              <w:keepNext w:val="0"/>
-              <w:keepLines w:val="0"/>
-              <w:widowControl w:val="1"/>
-              <w:shd w:fill="auto" w:val="clear"/>
-              <w:spacing w:after="160" w:before="0" w:line="259" w:lineRule="auto"/>
-              <w:ind w:left="0" w:right="0" w:firstLine="0"/>
-              <w:jc w:val="center"/>
-              <w:rPr>
-                <w:rFonts w:ascii="Calibri" w:cs="Calibri" w:eastAsia="Calibri" w:hAnsi="Calibri"/>
-                <w:b w:val="1"/>
-                <w:bCs w:val="1"/>
-                <w:i w:val="0"/>
-                <w:iCs w:val="0"/>
-                <w:smallCaps w:val="0"/>
-                <w:strike w:val="0"/>
-                <w:color w:val="1f3864"/>
-                <w:sz w:val="22"/>
-                <w:szCs w:val="22"/>
-                <w:u w:val="none"/>
-                <w:shd w:fill="auto" w:val="clear"/>
-                <w:vertAlign w:val="baseline"/>
-              </w:rPr>
-            </w:pPr>
-            <w:r>
-              <w:rPr>
-                <w:b w:val="1"/>
-                <w:bCs w:val="1"/>
-                <w:i w:val="0"/>
-                <w:iCs w:val="0"/>
-                <w:smallCaps w:val="0"/>
-                <w:strike w:val="0"/>
-                <w:color w:val="1f3864"/>
-                <w:sz w:val="22"/>
-                <w:szCs w:val="22"/>
-                <w:u w:val="none"/>
-                <w:shd w:fill="auto" w:val="clear"/>
-                <w:vertAlign w:val="baseline"/>
-                <w:rtl w:val="0"/>
-              </w:rPr>
-              <w:t xml:space="preserve">Revisión</w:t>
-            </w:r>
-            <w:r>
-              <w:rPr>
-                <w:rtl w:val="0"/>
-              </w:rPr>
-            </w:r>
-          </w:p>
-        </w:tc>
-        <w:tc>
-          <w:tcPr>
-            <w:tcBorders>
-              <w:top w:color="000000" w:space="0" w:sz="4" w:val="single"/>
-              <w:left w:color="000000" w:space="0" w:sz="4" w:val="single"/>
-              <w:bottom w:color="000000" w:space="0" w:sz="4" w:val="single"/>
-              <w:right w:color="000000" w:space="0" w:sz="4" w:val="single"/>
-            </w:tcBorders>
-          </w:tcPr>
-          <w:p>
-            <w:pPr>
-              <w:keepNext w:val="0"/>
-              <w:keepLines w:val="0"/>
-              <w:widowControl w:val="1"/>
-              <w:shd w:fill="auto" w:val="clear"/>
-              <w:spacing w:after="160" w:before="0" w:line="259" w:lineRule="auto"/>
-              <w:ind w:left="0" w:right="0" w:firstLine="0"/>
-              <w:jc w:val="center"/>
-              <w:rPr>
-                <w:rFonts w:ascii="Calibri" w:cs="Calibri" w:eastAsia="Calibri" w:hAnsi="Calibri"/>
-                <w:b w:val="1"/>
-                <w:bCs w:val="1"/>
-                <w:i w:val="0"/>
-                <w:iCs w:val="0"/>
-                <w:smallCaps w:val="0"/>
-                <w:strike w:val="0"/>
-                <w:color w:val="1f3864"/>
-                <w:sz w:val="22"/>
-                <w:szCs w:val="22"/>
-                <w:u w:val="none"/>
-                <w:shd w:fill="auto" w:val="clear"/>
-                <w:vertAlign w:val="baseline"/>
-              </w:rPr>
-            </w:pPr>
-            <w:r>
-              <w:rPr>
-                <w:b w:val="1"/>
-                <w:bCs w:val="1"/>
-                <w:i w:val="0"/>
-                <w:iCs w:val="0"/>
-                <w:smallCaps w:val="0"/>
-                <w:strike w:val="0"/>
-                <w:color w:val="1f3864"/>
-                <w:sz w:val="22"/>
-                <w:szCs w:val="22"/>
-                <w:u w:val="none"/>
-                <w:shd w:fill="auto" w:val="clear"/>
-                <w:vertAlign w:val="baseline"/>
-                <w:rtl w:val="0"/>
-              </w:rPr>
-              <w:t xml:space="preserve">Descripción</w:t>
-            </w:r>
-            <w:r>
-              <w:rPr>
-                <w:rtl w:val="0"/>
-              </w:rPr>
-            </w:r>
-          </w:p>
-        </w:tc>
-        <w:tc>
-          <w:tcPr>
-            <w:tcBorders>
-              <w:top w:color="000000" w:space="0" w:sz="4" w:val="single"/>
-              <w:left w:color="000000" w:space="0" w:sz="4" w:val="single"/>
-              <w:bottom w:color="000000" w:space="0" w:sz="4" w:val="single"/>
-              <w:right w:color="000000" w:space="0" w:sz="4" w:val="single"/>
-            </w:tcBorders>
-          </w:tcPr>
-          <w:p>
-            <w:pPr>
-              <w:keepNext w:val="0"/>
-              <w:keepLines w:val="0"/>
-              <w:widowControl w:val="1"/>
-              <w:shd w:fill="auto" w:val="clear"/>
-              <w:spacing w:after="160" w:before="0" w:line="259" w:lineRule="auto"/>
-              <w:ind w:left="0" w:right="0" w:firstLine="0"/>
-              <w:jc w:val="center"/>
-              <w:rPr>
-                <w:rFonts w:ascii="Calibri" w:cs="Calibri" w:eastAsia="Calibri" w:hAnsi="Calibri"/>
-                <w:b w:val="1"/>
-                <w:bCs w:val="1"/>
-                <w:i w:val="0"/>
-                <w:iCs w:val="0"/>
-                <w:smallCaps w:val="0"/>
-                <w:strike w:val="0"/>
-                <w:color w:val="1f3864"/>
-                <w:sz w:val="22"/>
-                <w:szCs w:val="22"/>
-                <w:u w:val="none"/>
-                <w:shd w:fill="auto" w:val="clear"/>
-                <w:vertAlign w:val="baseline"/>
-              </w:rPr>
-            </w:pPr>
-            <w:r>
-              <w:rPr>
-                <w:b w:val="1"/>
-                <w:bCs w:val="1"/>
-                <w:i w:val="0"/>
-                <w:iCs w:val="0"/>
-                <w:smallCaps w:val="0"/>
-                <w:strike w:val="0"/>
-                <w:color w:val="1f3864"/>
-                <w:sz w:val="22"/>
-                <w:szCs w:val="22"/>
-                <w:u w:val="none"/>
-                <w:shd w:fill="auto" w:val="clear"/>
-                <w:vertAlign w:val="baseline"/>
-                <w:rtl w:val="0"/>
-              </w:rPr>
-              <w:t xml:space="preserve">Aprobador</w:t>
-            </w:r>
-            <w:r>
-              <w:rPr>
-                <w:rtl w:val="0"/>
-              </w:rPr>
+                <w:i w:val="0"/>
+                <w:iCs w:val="0"/>
+                <w:smallCaps w:val="0"/>
+                <w:strike w:val="0"/>
+                <w:color w:val="1f3864"/>
+                <w:u w:val="none"/>
+                <w:shd w:fill="auto" w:val="clear"/>
+                <w:vertAlign w:val="baseline"/>
+              </w:rPr>
+            </w:pPr>
+            <w:r>
+              <w:rPr>
+                <w:color w:val="1f3864"/>
+                <w:rtl w:val="0"/>
+              </w:rPr>
+              <w:t xml:space="preserve">8</w:t>
+            </w:r>
+            <w:r>
+              <w:rPr>
+                <w:rtl w:val="0"/>
+              </w:rPr>
+            </w:r>
+          </w:p>
+        </w:tc>
+        <w:tc>
+          <w:tcPr>
+            <w:gridSpan w:val="6"/>
+            <w:tcBorders>
+              <w:left w:color="000000" w:space="0" w:sz="4" w:val="single"/>
+              <w:bottom w:color="000000" w:space="0" w:sz="4" w:val="single"/>
+              <w:right w:color="000000" w:space="0" w:sz="4" w:val="single"/>
+            </w:tcBorders>
+          </w:tcPr>
+          <w:p>
+            <w:pPr>
+              <w:spacing w:after="0" w:before="0" w:line="240" w:lineRule="auto"/>
+              <w:jc w:val="left"/>
+              <w:rPr/>
+            </w:pPr>
+            <w:r>
+              <w:rPr>
+                <w:rtl w:val="0"/>
+              </w:rPr>
+              <w:t xml:space="preserve">Implementar la sección </w:t>
+            </w:r>
+            <w:r>
+              <w:rPr>
+                <w:b w:val="1"/>
+                <w:bCs w:val="1"/>
+                <w:rtl w:val="0"/>
+              </w:rPr>
+              <w:t xml:space="preserve">"Enlaces de Interés"</w:t>
+            </w:r>
+            <w:r>
+              <w:rPr>
+                <w:rtl w:val="0"/>
+              </w:rPr>
+              <w:t xml:space="preserve"> validando el acceso a recursos internos y externos autorizados.</w:t>
             </w:r>
           </w:p>
         </w:tc>
@@ -4237,10 +5202,522 @@
       <w:tr>
         <w:trPr>
           <w:cantSplit w:val="0"/>
+          <w:trHeight w:val="432" w:hRule="atLeast"/>
           <w:tblHeader w:val="0"/>
         </w:trPr>
         <w:tc>
           <w:tcPr>
+            <w:gridSpan w:val="3"/>
+            <w:tcBorders>
+              <w:left w:color="000000" w:space="0" w:sz="4" w:val="single"/>
+              <w:bottom w:color="000000" w:space="0" w:sz="4" w:val="single"/>
+              <w:right w:color="000000" w:space="0" w:sz="4" w:val="single"/>
+            </w:tcBorders>
+          </w:tcPr>
+          <w:p>
+            <w:pPr>
+              <w:keepNext w:val="0"/>
+              <w:keepLines w:val="0"/>
+              <w:widowControl w:val="1"/>
+              <w:shd w:fill="auto" w:val="clear"/>
+              <w:spacing w:after="160" w:before="0" w:line="259" w:lineRule="auto"/>
+              <w:ind w:left="0" w:right="0" w:firstLine="0"/>
+              <w:jc w:val="center"/>
+              <w:rPr>
+                <w:i w:val="0"/>
+                <w:iCs w:val="0"/>
+                <w:smallCaps w:val="0"/>
+                <w:strike w:val="0"/>
+                <w:color w:val="1f3864"/>
+                <w:u w:val="none"/>
+                <w:shd w:fill="auto" w:val="clear"/>
+                <w:vertAlign w:val="baseline"/>
+              </w:rPr>
+            </w:pPr>
+            <w:r>
+              <w:rPr>
+                <w:color w:val="1f3864"/>
+                <w:rtl w:val="0"/>
+              </w:rPr>
+              <w:t xml:space="preserve">9</w:t>
+            </w:r>
+            <w:r>
+              <w:rPr>
+                <w:rtl w:val="0"/>
+              </w:rPr>
+            </w:r>
+          </w:p>
+        </w:tc>
+        <w:tc>
+          <w:tcPr>
+            <w:gridSpan w:val="6"/>
+            <w:tcBorders>
+              <w:left w:color="000000" w:space="0" w:sz="4" w:val="single"/>
+              <w:bottom w:color="000000" w:space="0" w:sz="4" w:val="single"/>
+              <w:right w:color="000000" w:space="0" w:sz="4" w:val="single"/>
+            </w:tcBorders>
+          </w:tcPr>
+          <w:p>
+            <w:pPr>
+              <w:spacing w:after="0" w:before="0" w:line="240" w:lineRule="auto"/>
+              <w:jc w:val="left"/>
+              <w:rPr/>
+            </w:pPr>
+            <w:r>
+              <w:rPr>
+                <w:rtl w:val="0"/>
+              </w:rPr>
+              <w:t xml:space="preserve">Implementar la sección </w:t>
+            </w:r>
+            <w:r>
+              <w:rPr>
+                <w:b w:val="1"/>
+                <w:bCs w:val="1"/>
+                <w:rtl w:val="0"/>
+              </w:rPr>
+              <w:t xml:space="preserve">"Contacto"</w:t>
+            </w:r>
+            <w:r>
+              <w:rPr>
+                <w:rtl w:val="0"/>
+              </w:rPr>
+              <w:t xml:space="preserve"> con la información institucional y acceso al formulario de contacto.</w:t>
+            </w:r>
+          </w:p>
+        </w:tc>
+      </w:tr>
+      <w:tr>
+        <w:trPr>
+          <w:cantSplit w:val="0"/>
+          <w:trHeight w:val="432" w:hRule="atLeast"/>
+          <w:tblHeader w:val="0"/>
+        </w:trPr>
+        <w:tc>
+          <w:tcPr>
+            <w:gridSpan w:val="3"/>
+            <w:tcBorders>
+              <w:left w:color="000000" w:space="0" w:sz="4" w:val="single"/>
+              <w:bottom w:color="000000" w:space="0" w:sz="4" w:val="single"/>
+              <w:right w:color="000000" w:space="0" w:sz="4" w:val="single"/>
+            </w:tcBorders>
+          </w:tcPr>
+          <w:p>
+            <w:pPr>
+              <w:keepNext w:val="0"/>
+              <w:keepLines w:val="0"/>
+              <w:widowControl w:val="1"/>
+              <w:shd w:fill="auto" w:val="clear"/>
+              <w:spacing w:after="160" w:before="0" w:line="259" w:lineRule="auto"/>
+              <w:ind w:left="0" w:right="0" w:firstLine="0"/>
+              <w:jc w:val="center"/>
+              <w:rPr>
+                <w:i w:val="0"/>
+                <w:iCs w:val="0"/>
+                <w:smallCaps w:val="0"/>
+                <w:strike w:val="0"/>
+                <w:color w:val="1f3864"/>
+                <w:u w:val="none"/>
+                <w:shd w:fill="auto" w:val="clear"/>
+                <w:vertAlign w:val="baseline"/>
+              </w:rPr>
+            </w:pPr>
+            <w:r>
+              <w:rPr>
+                <w:color w:val="1f3864"/>
+                <w:rtl w:val="0"/>
+              </w:rPr>
+              <w:t xml:space="preserve">10</w:t>
+            </w:r>
+            <w:r>
+              <w:rPr>
+                <w:rtl w:val="0"/>
+              </w:rPr>
+            </w:r>
+          </w:p>
+        </w:tc>
+        <w:tc>
+          <w:tcPr>
+            <w:gridSpan w:val="6"/>
+            <w:tcBorders>
+              <w:left w:color="000000" w:space="0" w:sz="4" w:val="single"/>
+              <w:bottom w:color="000000" w:space="0" w:sz="4" w:val="single"/>
+              <w:right w:color="000000" w:space="0" w:sz="4" w:val="single"/>
+            </w:tcBorders>
+          </w:tcPr>
+          <w:p>
+            <w:pPr>
+              <w:spacing w:after="0" w:before="0" w:line="240" w:lineRule="auto"/>
+              <w:jc w:val="left"/>
+              <w:rPr/>
+            </w:pPr>
+            <w:r>
+              <w:rPr>
+                <w:rtl w:val="0"/>
+              </w:rPr>
+              <w:t xml:space="preserve">Verificar que el portal pueda ser consultado sin requerir autenticación y que las restricciones de acceso se apliquen únicamente a funcionalidades internas.</w:t>
+            </w:r>
+          </w:p>
+        </w:tc>
+      </w:tr>
+      <w:tr>
+        <w:trPr>
+          <w:cantSplit w:val="0"/>
+          <w:trHeight w:val="432" w:hRule="atLeast"/>
+          <w:tblHeader w:val="0"/>
+        </w:trPr>
+        <w:tc>
+          <w:tcPr>
+            <w:gridSpan w:val="3"/>
+            <w:tcBorders>
+              <w:left w:color="000000" w:space="0" w:sz="4" w:val="single"/>
+              <w:bottom w:color="000000" w:space="0" w:sz="4" w:val="single"/>
+              <w:right w:color="000000" w:space="0" w:sz="4" w:val="single"/>
+            </w:tcBorders>
+          </w:tcPr>
+          <w:p>
+            <w:pPr>
+              <w:keepNext w:val="0"/>
+              <w:keepLines w:val="0"/>
+              <w:widowControl w:val="1"/>
+              <w:shd w:fill="auto" w:val="clear"/>
+              <w:spacing w:after="160" w:before="0" w:line="259" w:lineRule="auto"/>
+              <w:ind w:left="0" w:right="0" w:firstLine="0"/>
+              <w:jc w:val="center"/>
+              <w:rPr>
+                <w:i w:val="0"/>
+                <w:iCs w:val="0"/>
+                <w:smallCaps w:val="0"/>
+                <w:strike w:val="0"/>
+                <w:color w:val="1f3864"/>
+                <w:u w:val="none"/>
+                <w:shd w:fill="auto" w:val="clear"/>
+                <w:vertAlign w:val="baseline"/>
+              </w:rPr>
+            </w:pPr>
+            <w:r>
+              <w:rPr>
+                <w:color w:val="1f3864"/>
+                <w:rtl w:val="0"/>
+              </w:rPr>
+              <w:t xml:space="preserve">11</w:t>
+            </w:r>
+            <w:r>
+              <w:rPr>
+                <w:rtl w:val="0"/>
+              </w:rPr>
+            </w:r>
+          </w:p>
+        </w:tc>
+        <w:tc>
+          <w:tcPr>
+            <w:gridSpan w:val="6"/>
+            <w:tcBorders>
+              <w:left w:color="000000" w:space="0" w:sz="4" w:val="single"/>
+              <w:bottom w:color="000000" w:space="0" w:sz="4" w:val="single"/>
+              <w:right w:color="000000" w:space="0" w:sz="4" w:val="single"/>
+            </w:tcBorders>
+          </w:tcPr>
+          <w:p>
+            <w:pPr>
+              <w:spacing w:after="0" w:before="0" w:line="240" w:lineRule="auto"/>
+              <w:jc w:val="left"/>
+              <w:rPr/>
+            </w:pPr>
+            <w:r>
+              <w:rPr>
+                <w:rtl w:val="0"/>
+              </w:rPr>
+              <w:t xml:space="preserve">Validar el funcionamiento de la navegación, enlaces internos y enlaces externos disponibles en el portal.</w:t>
+            </w:r>
+          </w:p>
+        </w:tc>
+      </w:tr>
+      <w:tr>
+        <w:trPr>
+          <w:cantSplit w:val="0"/>
+          <w:trHeight w:val="432" w:hRule="atLeast"/>
+          <w:tblHeader w:val="0"/>
+        </w:trPr>
+        <w:tc>
+          <w:tcPr>
+            <w:gridSpan w:val="3"/>
+            <w:tcBorders>
+              <w:left w:color="000000" w:space="0" w:sz="4" w:val="single"/>
+              <w:bottom w:color="000000" w:space="0" w:sz="4" w:val="single"/>
+              <w:right w:color="000000" w:space="0" w:sz="4" w:val="single"/>
+            </w:tcBorders>
+          </w:tcPr>
+          <w:p>
+            <w:pPr>
+              <w:keepNext w:val="0"/>
+              <w:keepLines w:val="0"/>
+              <w:widowControl w:val="1"/>
+              <w:shd w:fill="auto" w:val="clear"/>
+              <w:spacing w:after="160" w:before="0" w:line="259" w:lineRule="auto"/>
+              <w:ind w:left="0" w:right="0" w:firstLine="0"/>
+              <w:jc w:val="center"/>
+              <w:rPr>
+                <w:i w:val="0"/>
+                <w:iCs w:val="0"/>
+                <w:smallCaps w:val="0"/>
+                <w:strike w:val="0"/>
+                <w:color w:val="1f3864"/>
+                <w:u w:val="none"/>
+                <w:shd w:fill="auto" w:val="clear"/>
+                <w:vertAlign w:val="baseline"/>
+              </w:rPr>
+            </w:pPr>
+            <w:r>
+              <w:rPr>
+                <w:color w:val="1f3864"/>
+                <w:rtl w:val="0"/>
+              </w:rPr>
+              <w:t xml:space="preserve">12</w:t>
+            </w:r>
+            <w:r>
+              <w:rPr>
+                <w:rtl w:val="0"/>
+              </w:rPr>
+            </w:r>
+          </w:p>
+        </w:tc>
+        <w:tc>
+          <w:tcPr>
+            <w:gridSpan w:val="6"/>
+            <w:tcBorders>
+              <w:left w:color="000000" w:space="0" w:sz="4" w:val="single"/>
+              <w:bottom w:color="000000" w:space="0" w:sz="4" w:val="single"/>
+              <w:right w:color="000000" w:space="0" w:sz="4" w:val="single"/>
+            </w:tcBorders>
+          </w:tcPr>
+          <w:p>
+            <w:pPr>
+              <w:spacing w:after="0" w:before="0" w:line="240" w:lineRule="auto"/>
+              <w:jc w:val="left"/>
+              <w:rPr/>
+            </w:pPr>
+            <w:r>
+              <w:rPr>
+                <w:rtl w:val="0"/>
+              </w:rPr>
+              <w:t xml:space="preserve">Verificar el comportamiento responsive del portal en diferentes resoluciones y dispositivos.</w:t>
+            </w:r>
+          </w:p>
+        </w:tc>
+      </w:tr>
+      <w:tr>
+        <w:trPr>
+          <w:cantSplit w:val="0"/>
+          <w:trHeight w:val="432" w:hRule="atLeast"/>
+          <w:tblHeader w:val="0"/>
+        </w:trPr>
+        <w:tc>
+          <w:tcPr>
+            <w:gridSpan w:val="3"/>
+            <w:tcBorders>
+              <w:left w:color="000000" w:space="0" w:sz="4" w:val="single"/>
+              <w:bottom w:color="000000" w:space="0" w:sz="4" w:val="single"/>
+              <w:right w:color="000000" w:space="0" w:sz="4" w:val="single"/>
+            </w:tcBorders>
+          </w:tcPr>
+          <w:p>
+            <w:pPr>
+              <w:keepNext w:val="0"/>
+              <w:keepLines w:val="0"/>
+              <w:widowControl w:val="1"/>
+              <w:shd w:fill="auto" w:val="clear"/>
+              <w:spacing w:after="160" w:before="0" w:line="259" w:lineRule="auto"/>
+              <w:ind w:left="0" w:right="0" w:firstLine="0"/>
+              <w:jc w:val="center"/>
+              <w:rPr>
+                <w:color w:val="1f3864"/>
+              </w:rPr>
+            </w:pPr>
+            <w:r>
+              <w:rPr>
+                <w:color w:val="1f3864"/>
+                <w:rtl w:val="0"/>
+              </w:rPr>
+              <w:t xml:space="preserve">13</w:t>
+            </w:r>
+          </w:p>
+        </w:tc>
+        <w:tc>
+          <w:tcPr>
+            <w:gridSpan w:val="6"/>
+            <w:tcBorders>
+              <w:left w:color="000000" w:space="0" w:sz="4" w:val="single"/>
+              <w:bottom w:color="000000" w:space="0" w:sz="4" w:val="single"/>
+              <w:right w:color="000000" w:space="0" w:sz="4" w:val="single"/>
+            </w:tcBorders>
+          </w:tcPr>
+          <w:p>
+            <w:pPr>
+              <w:spacing w:after="0" w:before="0" w:line="240" w:lineRule="auto"/>
+              <w:jc w:val="left"/>
+              <w:rPr/>
+            </w:pPr>
+            <w:r>
+              <w:rPr>
+                <w:rtl w:val="0"/>
+              </w:rPr>
+              <w:t xml:space="preserve">Validar el cumplimiento de criterios básicos de accesibilidad, legibilidad y navegación.</w:t>
+            </w:r>
+          </w:p>
+        </w:tc>
+      </w:tr>
+      <w:tr>
+        <w:trPr>
+          <w:cantSplit w:val="0"/>
+          <w:trHeight w:val="432" w:hRule="atLeast"/>
+          <w:tblHeader w:val="0"/>
+        </w:trPr>
+        <w:tc>
+          <w:tcPr>
+            <w:gridSpan w:val="3"/>
+            <w:tcBorders>
+              <w:left w:color="000000" w:space="0" w:sz="4" w:val="single"/>
+              <w:bottom w:color="000000" w:space="0" w:sz="4" w:val="single"/>
+              <w:right w:color="000000" w:space="0" w:sz="4" w:val="single"/>
+            </w:tcBorders>
+          </w:tcPr>
+          <w:p>
+            <w:pPr>
+              <w:keepNext w:val="0"/>
+              <w:keepLines w:val="0"/>
+              <w:widowControl w:val="1"/>
+              <w:shd w:fill="auto" w:val="clear"/>
+              <w:spacing w:after="160" w:before="0" w:line="259" w:lineRule="auto"/>
+              <w:ind w:left="0" w:right="0" w:firstLine="0"/>
+              <w:jc w:val="center"/>
+              <w:rPr>
+                <w:i w:val="0"/>
+                <w:iCs w:val="0"/>
+                <w:smallCaps w:val="0"/>
+                <w:strike w:val="0"/>
+                <w:color w:val="1f3864"/>
+                <w:u w:val="none"/>
+                <w:shd w:fill="auto" w:val="clear"/>
+                <w:vertAlign w:val="baseline"/>
+              </w:rPr>
+            </w:pPr>
+            <w:r>
+              <w:rPr>
+                <w:i w:val="0"/>
+                <w:iCs w:val="0"/>
+                <w:smallCaps w:val="0"/>
+                <w:strike w:val="0"/>
+                <w:color w:val="1f3864"/>
+                <w:u w:val="none"/>
+                <w:shd w:fill="auto" w:val="clear"/>
+                <w:vertAlign w:val="baseline"/>
+                <w:rtl w:val="0"/>
+              </w:rPr>
+              <w:t xml:space="preserve">1</w:t>
+            </w:r>
+            <w:r>
+              <w:rPr>
+                <w:color w:val="1f3864"/>
+                <w:rtl w:val="0"/>
+              </w:rPr>
+              <w:t xml:space="preserve">4</w:t>
+            </w:r>
+            <w:r>
+              <w:rPr>
+                <w:rtl w:val="0"/>
+              </w:rPr>
+            </w:r>
+          </w:p>
+        </w:tc>
+        <w:tc>
+          <w:tcPr>
+            <w:gridSpan w:val="6"/>
+            <w:tcBorders>
+              <w:left w:color="000000" w:space="0" w:sz="4" w:val="single"/>
+              <w:bottom w:color="000000" w:space="0" w:sz="4" w:val="single"/>
+              <w:right w:color="000000" w:space="0" w:sz="4" w:val="single"/>
+            </w:tcBorders>
+          </w:tcPr>
+          <w:p>
+            <w:pPr>
+              <w:spacing w:after="0" w:before="0" w:line="240" w:lineRule="auto"/>
+              <w:jc w:val="left"/>
+              <w:rPr/>
+            </w:pPr>
+            <w:r>
+              <w:rPr>
+                <w:rtl w:val="0"/>
+              </w:rPr>
+              <w:t xml:space="preserve">Ejecutar pruebas funcionales del portal público verificando el correcto funcionamiento de todas las secciones.</w:t>
+            </w:r>
+          </w:p>
+        </w:tc>
+      </w:tr>
+      <w:tr>
+        <w:trPr>
+          <w:cantSplit w:val="0"/>
+          <w:trHeight w:val="220" w:hRule="atLeast"/>
+          <w:tblHeader w:val="0"/>
+        </w:trPr>
+        <w:tc>
+          <w:tcPr>
+            <w:gridSpan w:val="9"/>
+            <w:tcBorders>
+              <w:top w:color="000000" w:space="0" w:sz="4" w:val="single"/>
+              <w:left w:color="000000" w:space="0" w:sz="4" w:val="single"/>
+              <w:bottom w:color="000000" w:space="0" w:sz="4" w:val="single"/>
+              <w:right w:color="000000" w:space="0" w:sz="4" w:val="single"/>
+            </w:tcBorders>
+          </w:tcPr>
+          <w:p>
+            <w:pPr>
+              <w:keepNext w:val="0"/>
+              <w:keepLines w:val="0"/>
+              <w:widowControl w:val="1"/>
+              <w:shd w:fill="auto" w:val="clear"/>
+              <w:spacing w:after="160" w:before="0" w:line="259" w:lineRule="auto"/>
+              <w:ind w:left="0" w:right="0" w:firstLine="0"/>
+              <w:jc w:val="center"/>
+              <w:rPr>
+                <w:b w:val="1"/>
+                <w:bCs w:val="1"/>
+                <w:i w:val="0"/>
+                <w:iCs w:val="0"/>
+                <w:smallCaps w:val="0"/>
+                <w:strike w:val="0"/>
+                <w:color w:val="1f3864"/>
+                <w:u w:val="none"/>
+                <w:shd w:fill="auto" w:val="clear"/>
+                <w:vertAlign w:val="baseline"/>
+              </w:rPr>
+            </w:pPr>
+            <w:r>
+              <w:rPr>
+                <w:b w:val="1"/>
+                <w:bCs w:val="1"/>
+                <w:i w:val="0"/>
+                <w:iCs w:val="0"/>
+                <w:smallCaps w:val="0"/>
+                <w:strike w:val="0"/>
+                <w:color w:val="1f3864"/>
+                <w:u w:val="none"/>
+                <w:shd w:fill="auto" w:val="clear"/>
+                <w:vertAlign w:val="baseline"/>
+                <w:rtl w:val="0"/>
+              </w:rPr>
+              <w:t xml:space="preserve">CONTROL DE VERSIONES</w:t>
+            </w:r>
+          </w:p>
+        </w:tc>
+      </w:tr>
+      <w:tr>
+        <w:trPr>
+          <w:cantSplit w:val="0"/>
+          <w:trHeight w:val="220" w:hRule="atLeast"/>
+          <w:tblHeader w:val="0"/>
+        </w:trPr>
+        <w:tc>
+          <w:tcPr>
             <w:gridSpan w:val="2"/>
             <w:tcBorders>
               <w:top w:color="000000" w:space="0" w:sz="4" w:val="single"/>
@@ -4259,16 +5736,315 @@
               <w:ind w:left="0" w:right="0" w:firstLine="0"/>
               <w:jc w:val="center"/>
               <w:rPr>
-                <w:rFonts w:ascii="Calibri" w:cs="Calibri" w:eastAsia="Calibri" w:hAnsi="Calibri"/>
-                <w:b w:val="0"/>
-                <w:bCs w:val="0"/>
+                <w:b w:val="1"/>
+                <w:bCs w:val="1"/>
+                <w:i w:val="0"/>
+                <w:iCs w:val="0"/>
+                <w:smallCaps w:val="0"/>
+                <w:strike w:val="0"/>
+                <w:color w:val="1f3864"/>
+                <w:u w:val="none"/>
+                <w:shd w:fill="auto" w:val="clear"/>
+                <w:vertAlign w:val="baseline"/>
+              </w:rPr>
+            </w:pPr>
+            <w:r>
+              <w:rPr>
+                <w:b w:val="1"/>
+                <w:bCs w:val="1"/>
+                <w:i w:val="0"/>
+                <w:iCs w:val="0"/>
+                <w:smallCaps w:val="0"/>
+                <w:strike w:val="0"/>
+                <w:color w:val="1f3864"/>
+                <w:u w:val="none"/>
+                <w:shd w:fill="auto" w:val="clear"/>
+                <w:vertAlign w:val="baseline"/>
+                <w:rtl w:val="0"/>
+              </w:rPr>
+              <w:t xml:space="preserve">Versión</w:t>
+            </w:r>
+          </w:p>
+        </w:tc>
+        <w:tc>
+          <w:tcPr>
+            <w:gridSpan w:val="2"/>
+            <w:tcBorders>
+              <w:top w:color="000000" w:space="0" w:sz="4" w:val="single"/>
+              <w:left w:color="000000" w:space="0" w:sz="4" w:val="single"/>
+              <w:bottom w:color="000000" w:space="0" w:sz="4" w:val="single"/>
+              <w:right w:color="000000" w:space="0" w:sz="4" w:val="single"/>
+            </w:tcBorders>
+          </w:tcPr>
+          <w:p>
+            <w:pPr>
+              <w:keepNext w:val="0"/>
+              <w:keepLines w:val="0"/>
+              <w:widowControl w:val="1"/>
+              <w:shd w:fill="auto" w:val="clear"/>
+              <w:spacing w:after="160" w:before="0" w:line="259" w:lineRule="auto"/>
+              <w:ind w:left="0" w:right="0" w:firstLine="0"/>
+              <w:jc w:val="center"/>
+              <w:rPr>
+                <w:b w:val="1"/>
+                <w:bCs w:val="1"/>
+                <w:i w:val="0"/>
+                <w:iCs w:val="0"/>
+                <w:smallCaps w:val="0"/>
+                <w:strike w:val="0"/>
+                <w:color w:val="1f3864"/>
+                <w:u w:val="none"/>
+                <w:shd w:fill="auto" w:val="clear"/>
+                <w:vertAlign w:val="baseline"/>
+              </w:rPr>
+            </w:pPr>
+            <w:r>
+              <w:rPr>
+                <w:b w:val="1"/>
+                <w:bCs w:val="1"/>
+                <w:i w:val="0"/>
+                <w:iCs w:val="0"/>
+                <w:smallCaps w:val="0"/>
+                <w:strike w:val="0"/>
+                <w:color w:val="1f3864"/>
+                <w:u w:val="none"/>
+                <w:shd w:fill="auto" w:val="clear"/>
+                <w:vertAlign w:val="baseline"/>
+                <w:rtl w:val="0"/>
+              </w:rPr>
+              <w:t xml:space="preserve">Fecha</w:t>
+            </w:r>
+          </w:p>
+        </w:tc>
+        <w:tc>
+          <w:tcPr>
+            <w:gridSpan w:val="2"/>
+            <w:tcBorders>
+              <w:top w:color="000000" w:space="0" w:sz="4" w:val="single"/>
+              <w:left w:color="000000" w:space="0" w:sz="4" w:val="single"/>
+              <w:bottom w:color="000000" w:space="0" w:sz="4" w:val="single"/>
+              <w:right w:color="000000" w:space="0" w:sz="4" w:val="single"/>
+            </w:tcBorders>
+          </w:tcPr>
+          <w:p>
+            <w:pPr>
+              <w:keepNext w:val="0"/>
+              <w:keepLines w:val="0"/>
+              <w:widowControl w:val="1"/>
+              <w:shd w:fill="auto" w:val="clear"/>
+              <w:spacing w:after="160" w:before="0" w:line="259" w:lineRule="auto"/>
+              <w:ind w:left="0" w:right="0" w:firstLine="0"/>
+              <w:jc w:val="center"/>
+              <w:rPr>
+                <w:b w:val="1"/>
+                <w:bCs w:val="1"/>
+                <w:i w:val="0"/>
+                <w:iCs w:val="0"/>
+                <w:smallCaps w:val="0"/>
+                <w:strike w:val="0"/>
+                <w:color w:val="1f3864"/>
+                <w:u w:val="none"/>
+                <w:shd w:fill="auto" w:val="clear"/>
+                <w:vertAlign w:val="baseline"/>
+              </w:rPr>
+            </w:pPr>
+            <w:r>
+              <w:rPr>
+                <w:b w:val="1"/>
+                <w:bCs w:val="1"/>
+                <w:i w:val="0"/>
+                <w:iCs w:val="0"/>
+                <w:smallCaps w:val="0"/>
+                <w:strike w:val="0"/>
+                <w:color w:val="1f3864"/>
+                <w:u w:val="none"/>
+                <w:shd w:fill="auto" w:val="clear"/>
+                <w:vertAlign w:val="baseline"/>
+                <w:rtl w:val="0"/>
+              </w:rPr>
+              <w:t xml:space="preserve">Autor</w:t>
+            </w:r>
+          </w:p>
+        </w:tc>
+        <w:tc>
+          <w:tcPr>
+            <w:tcBorders>
+              <w:top w:color="000000" w:space="0" w:sz="4" w:val="single"/>
+              <w:left w:color="000000" w:space="0" w:sz="4" w:val="single"/>
+              <w:bottom w:color="000000" w:space="0" w:sz="4" w:val="single"/>
+              <w:right w:color="000000" w:space="0" w:sz="4" w:val="single"/>
+            </w:tcBorders>
+          </w:tcPr>
+          <w:p>
+            <w:pPr>
+              <w:keepNext w:val="0"/>
+              <w:keepLines w:val="0"/>
+              <w:widowControl w:val="1"/>
+              <w:shd w:fill="auto" w:val="clear"/>
+              <w:spacing w:after="160" w:before="0" w:line="259" w:lineRule="auto"/>
+              <w:ind w:left="0" w:right="0" w:firstLine="0"/>
+              <w:jc w:val="center"/>
+              <w:rPr>
+                <w:b w:val="1"/>
+                <w:bCs w:val="1"/>
+                <w:i w:val="0"/>
+                <w:iCs w:val="0"/>
+                <w:smallCaps w:val="0"/>
+                <w:strike w:val="0"/>
+                <w:color w:val="1f3864"/>
+                <w:u w:val="none"/>
+                <w:shd w:fill="auto" w:val="clear"/>
+                <w:vertAlign w:val="baseline"/>
+              </w:rPr>
+            </w:pPr>
+            <w:r>
+              <w:rPr>
+                <w:b w:val="1"/>
+                <w:bCs w:val="1"/>
+                <w:i w:val="0"/>
+                <w:iCs w:val="0"/>
+                <w:smallCaps w:val="0"/>
+                <w:strike w:val="0"/>
+                <w:color w:val="1f3864"/>
+                <w:u w:val="none"/>
+                <w:shd w:fill="auto" w:val="clear"/>
+                <w:vertAlign w:val="baseline"/>
+                <w:rtl w:val="0"/>
+              </w:rPr>
+              <w:t xml:space="preserve">Revisión</w:t>
+            </w:r>
+          </w:p>
+        </w:tc>
+        <w:tc>
+          <w:tcPr>
+            <w:tcBorders>
+              <w:top w:color="000000" w:space="0" w:sz="4" w:val="single"/>
+              <w:left w:color="000000" w:space="0" w:sz="4" w:val="single"/>
+              <w:bottom w:color="000000" w:space="0" w:sz="4" w:val="single"/>
+              <w:right w:color="000000" w:space="0" w:sz="4" w:val="single"/>
+            </w:tcBorders>
+          </w:tcPr>
+          <w:p>
+            <w:pPr>
+              <w:keepNext w:val="0"/>
+              <w:keepLines w:val="0"/>
+              <w:widowControl w:val="1"/>
+              <w:shd w:fill="auto" w:val="clear"/>
+              <w:spacing w:after="160" w:before="0" w:line="259" w:lineRule="auto"/>
+              <w:ind w:left="0" w:right="0" w:firstLine="0"/>
+              <w:jc w:val="center"/>
+              <w:rPr>
+                <w:b w:val="1"/>
+                <w:bCs w:val="1"/>
+                <w:i w:val="0"/>
+                <w:iCs w:val="0"/>
+                <w:smallCaps w:val="0"/>
+                <w:strike w:val="0"/>
+                <w:color w:val="1f3864"/>
+                <w:u w:val="none"/>
+                <w:shd w:fill="auto" w:val="clear"/>
+                <w:vertAlign w:val="baseline"/>
+              </w:rPr>
+            </w:pPr>
+            <w:r>
+              <w:rPr>
+                <w:b w:val="1"/>
+                <w:bCs w:val="1"/>
+                <w:i w:val="0"/>
+                <w:iCs w:val="0"/>
+                <w:smallCaps w:val="0"/>
+                <w:strike w:val="0"/>
+                <w:color w:val="1f3864"/>
+                <w:u w:val="none"/>
+                <w:shd w:fill="auto" w:val="clear"/>
+                <w:vertAlign w:val="baseline"/>
+                <w:rtl w:val="0"/>
+              </w:rPr>
+              <w:t xml:space="preserve">Descripción</w:t>
+            </w:r>
+          </w:p>
+        </w:tc>
+        <w:tc>
+          <w:tcPr>
+            <w:tcBorders>
+              <w:top w:color="000000" w:space="0" w:sz="4" w:val="single"/>
+              <w:left w:color="000000" w:space="0" w:sz="4" w:val="single"/>
+              <w:bottom w:color="000000" w:space="0" w:sz="4" w:val="single"/>
+              <w:right w:color="000000" w:space="0" w:sz="4" w:val="single"/>
+            </w:tcBorders>
+          </w:tcPr>
+          <w:p>
+            <w:pPr>
+              <w:keepNext w:val="0"/>
+              <w:keepLines w:val="0"/>
+              <w:widowControl w:val="1"/>
+              <w:shd w:fill="auto" w:val="clear"/>
+              <w:spacing w:after="160" w:before="0" w:line="259" w:lineRule="auto"/>
+              <w:ind w:left="0" w:right="0" w:firstLine="0"/>
+              <w:jc w:val="center"/>
+              <w:rPr>
+                <w:b w:val="1"/>
+                <w:bCs w:val="1"/>
+                <w:i w:val="0"/>
+                <w:iCs w:val="0"/>
+                <w:smallCaps w:val="0"/>
+                <w:strike w:val="0"/>
+                <w:color w:val="1f3864"/>
+                <w:u w:val="none"/>
+                <w:shd w:fill="auto" w:val="clear"/>
+                <w:vertAlign w:val="baseline"/>
+              </w:rPr>
+            </w:pPr>
+            <w:r>
+              <w:rPr>
+                <w:b w:val="1"/>
+                <w:bCs w:val="1"/>
+                <w:i w:val="0"/>
+                <w:iCs w:val="0"/>
+                <w:smallCaps w:val="0"/>
+                <w:strike w:val="0"/>
+                <w:color w:val="1f3864"/>
+                <w:u w:val="none"/>
+                <w:shd w:fill="auto" w:val="clear"/>
+                <w:vertAlign w:val="baseline"/>
+                <w:rtl w:val="0"/>
+              </w:rPr>
+              <w:t xml:space="preserve">Aprobador</w:t>
+            </w:r>
+          </w:p>
+        </w:tc>
+      </w:tr>
+      <w:tr>
+        <w:trPr>
+          <w:cantSplit w:val="0"/>
+          <w:trHeight w:val="220" w:hRule="atLeast"/>
+          <w:tblHeader w:val="0"/>
+        </w:trPr>
+        <w:tc>
+          <w:tcPr>
+            <w:gridSpan w:val="2"/>
+            <w:tcBorders>
+              <w:top w:color="000000" w:space="0" w:sz="4" w:val="single"/>
+              <w:left w:color="000000" w:space="0" w:sz="4" w:val="single"/>
+              <w:bottom w:color="000000" w:space="0" w:sz="4" w:val="single"/>
+              <w:right w:color="000000" w:space="0" w:sz="4" w:val="single"/>
+            </w:tcBorders>
+          </w:tcPr>
+          <w:p>
+            <w:pPr>
+              <w:keepNext w:val="0"/>
+              <w:keepLines w:val="0"/>
+              <w:widowControl w:val="1"/>
+              <w:shd w:fill="auto" w:val="clear"/>
+              <w:spacing w:after="160" w:before="0" w:line="259" w:lineRule="auto"/>
+              <w:ind w:left="0" w:right="0" w:firstLine="0"/>
+              <w:jc w:val="center"/>
+              <w:rPr>
                 <w:i w:val="0"/>
                 <w:iCs w:val="0"/>
                 <w:smallCaps w:val="0"/>
                 <w:strike w:val="0"/>
                 <w:color w:val="000000"/>
-                <w:sz w:val="22"/>
-                <w:szCs w:val="22"/>
                 <w:u w:val="none"/>
                 <w:shd w:fill="auto" w:val="clear"/>
                 <w:vertAlign w:val="baseline"/>
@@ -4307,16 +6083,11 @@
               <w:ind w:left="0" w:right="0" w:firstLine="0"/>
               <w:jc w:val="center"/>
               <w:rPr>
-                <w:rFonts w:ascii="Calibri" w:cs="Calibri" w:eastAsia="Calibri" w:hAnsi="Calibri"/>
-                <w:b w:val="0"/>
-                <w:bCs w:val="0"/>
                 <w:i w:val="0"/>
                 <w:iCs w:val="0"/>
                 <w:smallCaps w:val="0"/>
                 <w:strike w:val="0"/>
                 <w:color w:val="000000"/>
-                <w:sz w:val="22"/>
-                <w:szCs w:val="22"/>
                 <w:u w:val="none"/>
                 <w:shd w:fill="auto" w:val="clear"/>
                 <w:vertAlign w:val="baseline"/>
@@ -4355,16 +6126,11 @@
               <w:ind w:left="0" w:right="0" w:firstLine="0"/>
               <w:jc w:val="center"/>
               <w:rPr>
-                <w:rFonts w:ascii="Calibri" w:cs="Calibri" w:eastAsia="Calibri" w:hAnsi="Calibri"/>
-                <w:b w:val="0"/>
-                <w:bCs w:val="0"/>
                 <w:i w:val="0"/>
                 <w:iCs w:val="0"/>
                 <w:smallCaps w:val="0"/>
                 <w:strike w:val="0"/>
                 <w:color w:val="000000"/>
-                <w:sz w:val="22"/>
-                <w:szCs w:val="22"/>
                 <w:u w:val="none"/>
                 <w:shd w:fill="auto" w:val="clear"/>
                 <w:vertAlign w:val="baseline"/>
@@ -4402,16 +6168,11 @@
               <w:ind w:left="0" w:right="0" w:firstLine="0"/>
               <w:jc w:val="center"/>
               <w:rPr>
-                <w:rFonts w:ascii="Calibri" w:cs="Calibri" w:eastAsia="Calibri" w:hAnsi="Calibri"/>
-                <w:b w:val="0"/>
-                <w:bCs w:val="0"/>
                 <w:i w:val="0"/>
                 <w:iCs w:val="0"/>
                 <w:smallCaps w:val="0"/>
                 <w:strike w:val="0"/>
                 <w:color w:val="000000"/>
-                <w:sz w:val="22"/>
-                <w:szCs w:val="22"/>
                 <w:u w:val="none"/>
                 <w:shd w:fill="auto" w:val="clear"/>
                 <w:vertAlign w:val="baseline"/>
@@ -4471,16 +6232,199 @@
               <w:ind w:left="0" w:right="0" w:firstLine="0"/>
               <w:jc w:val="center"/>
               <w:rPr>
-                <w:rFonts w:ascii="Calibri" w:cs="Calibri" w:eastAsia="Calibri" w:hAnsi="Calibri"/>
-                <w:b w:val="0"/>
-                <w:bCs w:val="0"/>
                 <w:i w:val="0"/>
                 <w:iCs w:val="0"/>
                 <w:smallCaps w:val="0"/>
                 <w:strike w:val="0"/>
                 <w:color w:val="000000"/>
-                <w:sz w:val="22"/>
-                <w:szCs w:val="22"/>
+                <w:u w:val="none"/>
+                <w:shd w:fill="auto" w:val="clear"/>
+                <w:vertAlign w:val="baseline"/>
+              </w:rPr>
+            </w:pPr>
+            <w:r>
+              <w:rPr>
+                <w:rtl w:val="0"/>
+              </w:rPr>
+            </w:r>
+          </w:p>
+        </w:tc>
+      </w:tr>
+      <w:tr>
+        <w:trPr>
+          <w:cantSplit w:val="0"/>
+          <w:trHeight w:val="220" w:hRule="atLeast"/>
+          <w:tblHeader w:val="0"/>
+        </w:trPr>
+        <w:tc>
+          <w:tcPr>
+            <w:gridSpan w:val="2"/>
+            <w:tcBorders>
+              <w:top w:color="000000" w:space="0" w:sz="4" w:val="single"/>
+              <w:left w:color="000000" w:space="0" w:sz="4" w:val="single"/>
+              <w:bottom w:color="000000" w:space="0" w:sz="4" w:val="single"/>
+              <w:right w:color="000000" w:space="0" w:sz="4" w:val="single"/>
+            </w:tcBorders>
+          </w:tcPr>
+          <w:p>
+            <w:pPr>
+              <w:keepNext w:val="0"/>
+              <w:keepLines w:val="0"/>
+              <w:widowControl w:val="1"/>
+              <w:shd w:fill="auto" w:val="clear"/>
+              <w:spacing w:after="160" w:before="0" w:line="259" w:lineRule="auto"/>
+              <w:ind w:left="0" w:right="0" w:firstLine="0"/>
+              <w:jc w:val="center"/>
+              <w:rPr/>
+            </w:pPr>
+            <w:r>
+              <w:rPr>
+                <w:rtl w:val="0"/>
+              </w:rPr>
+              <w:t xml:space="preserve">2.0</w:t>
+            </w:r>
+          </w:p>
+        </w:tc>
+        <w:tc>
+          <w:tcPr>
+            <w:gridSpan w:val="2"/>
+            <w:tcBorders>
+              <w:top w:color="000000" w:space="0" w:sz="4" w:val="single"/>
+              <w:left w:color="000000" w:space="0" w:sz="4" w:val="single"/>
+              <w:bottom w:color="000000" w:space="0" w:sz="4" w:val="single"/>
+              <w:right w:color="000000" w:space="0" w:sz="4" w:val="single"/>
+            </w:tcBorders>
+          </w:tcPr>
+          <w:p>
+            <w:pPr>
+              <w:keepNext w:val="0"/>
+              <w:keepLines w:val="0"/>
+              <w:widowControl w:val="1"/>
+              <w:shd w:fill="auto" w:val="clear"/>
+              <w:spacing w:after="160" w:before="0" w:line="259" w:lineRule="auto"/>
+              <w:ind w:left="0" w:right="0" w:firstLine="0"/>
+              <w:jc w:val="center"/>
+              <w:rPr/>
+            </w:pPr>
+            <w:r>
+              <w:rPr>
+                <w:rtl w:val="0"/>
+              </w:rPr>
+              <w:t xml:space="preserve">04/07/2026</w:t>
+            </w:r>
+          </w:p>
+        </w:tc>
+        <w:tc>
+          <w:tcPr>
+            <w:gridSpan w:val="2"/>
+            <w:tcBorders>
+              <w:top w:color="000000" w:space="0" w:sz="4" w:val="single"/>
+              <w:left w:color="000000" w:space="0" w:sz="4" w:val="single"/>
+              <w:bottom w:color="000000" w:space="0" w:sz="4" w:val="single"/>
+              <w:right w:color="000000" w:space="0" w:sz="4" w:val="single"/>
+            </w:tcBorders>
+          </w:tcPr>
+          <w:p>
+            <w:pPr>
+              <w:jc w:val="center"/>
+              <w:rPr/>
+            </w:pPr>
+            <w:r>
+              <w:rPr>
+                <w:rtl w:val="0"/>
+              </w:rPr>
+              <w:t xml:space="preserve">Efrain Manotas</w:t>
+            </w:r>
+          </w:p>
+        </w:tc>
+        <w:tc>
+          <w:tcPr>
+            <w:tcBorders>
+              <w:top w:color="000000" w:space="0" w:sz="4" w:val="single"/>
+              <w:left w:color="000000" w:space="0" w:sz="4" w:val="single"/>
+              <w:bottom w:color="000000" w:space="0" w:sz="4" w:val="single"/>
+              <w:right w:color="000000" w:space="0" w:sz="4" w:val="single"/>
+            </w:tcBorders>
+          </w:tcPr>
+          <w:p>
+            <w:pPr>
+              <w:keepNext w:val="0"/>
+              <w:keepLines w:val="0"/>
+              <w:widowControl w:val="1"/>
+              <w:shd w:fill="auto" w:val="clear"/>
+              <w:spacing w:after="160" w:before="0" w:line="259" w:lineRule="auto"/>
+              <w:ind w:left="0" w:right="0" w:firstLine="0"/>
+              <w:jc w:val="center"/>
+              <w:rPr>
+                <w:i w:val="0"/>
+                <w:iCs w:val="0"/>
+                <w:smallCaps w:val="0"/>
+                <w:strike w:val="0"/>
+                <w:color w:val="000000"/>
+                <w:u w:val="none"/>
+                <w:shd w:fill="auto" w:val="clear"/>
+                <w:vertAlign w:val="baseline"/>
+              </w:rPr>
+            </w:pPr>
+            <w:r>
+              <w:rPr>
+                <w:rtl w:val="0"/>
+              </w:rPr>
+            </w:r>
+          </w:p>
+        </w:tc>
+        <w:tc>
+          <w:tcPr>
+            <w:tcBorders>
+              <w:top w:color="000000" w:space="0" w:sz="4" w:val="single"/>
+              <w:left w:color="000000" w:space="0" w:sz="4" w:val="single"/>
+              <w:bottom w:color="000000" w:space="0" w:sz="4" w:val="single"/>
+              <w:right w:color="000000" w:space="0" w:sz="4" w:val="single"/>
+            </w:tcBorders>
+          </w:tcPr>
+          <w:p>
+            <w:pPr>
+              <w:keepNext w:val="0"/>
+              <w:keepLines w:val="0"/>
+              <w:widowControl w:val="1"/>
+              <w:shd w:fill="auto" w:val="clear"/>
+              <w:spacing w:after="160" w:before="0" w:line="259" w:lineRule="auto"/>
+              <w:ind w:left="0" w:right="0" w:firstLine="0"/>
+              <w:jc w:val="center"/>
+              <w:rPr/>
+            </w:pPr>
+            <w:r>
+              <w:rPr>
+                <w:rtl w:val="0"/>
+              </w:rPr>
+              <w:t xml:space="preserve">Revisión e implementación de  mejoras al HU-01</w:t>
+            </w:r>
+          </w:p>
+        </w:tc>
+        <w:tc>
+          <w:tcPr>
+            <w:tcBorders>
+              <w:top w:color="000000" w:space="0" w:sz="4" w:val="single"/>
+              <w:left w:color="000000" w:space="0" w:sz="4" w:val="single"/>
+              <w:bottom w:color="000000" w:space="0" w:sz="4" w:val="single"/>
+              <w:right w:color="000000" w:space="0" w:sz="4" w:val="single"/>
+            </w:tcBorders>
+          </w:tcPr>
+          <w:p>
+            <w:pPr>
+              <w:keepNext w:val="0"/>
+              <w:keepLines w:val="0"/>
+              <w:widowControl w:val="1"/>
+              <w:shd w:fill="auto" w:val="clear"/>
+              <w:spacing w:after="160" w:before="0" w:line="259" w:lineRule="auto"/>
+              <w:ind w:left="0" w:right="0" w:firstLine="0"/>
+              <w:jc w:val="center"/>
+              <w:rPr>
+                <w:i w:val="0"/>
+                <w:iCs w:val="0"/>
+                <w:smallCaps w:val="0"/>
+                <w:strike w:val="0"/>
+                <w:color w:val="000000"/>
                 <w:u w:val="none"/>
                 <w:shd w:fill="auto" w:val="clear"/>
                 <w:vertAlign w:val="baseline"/>
@@ -4506,16 +6450,11 @@
         <w:ind w:left="0" w:right="0" w:firstLine="0"/>
         <w:jc w:val="left"/>
         <w:rPr>
-          <w:rFonts w:ascii="Calibri" w:cs="Calibri" w:eastAsia="Calibri" w:hAnsi="Calibri"/>
-          <w:b w:val="0"/>
-          <w:bCs w:val="0"/>
           <w:i w:val="0"/>
           <w:iCs w:val="0"/>
           <w:smallCaps w:val="0"/>
           <w:strike w:val="0"/>
           <w:color w:val="000000"/>
-          <w:sz w:val="22"/>
-          <w:szCs w:val="22"/>
           <w:u w:val="none"/>
           <w:shd w:fill="auto" w:val="clear"/>
           <w:vertAlign w:val="baseline"/>
